--- a/deliverables/01_Reports/PRN232/PRN232_Report_VI.docx
+++ b/deliverables/01_Reports/PRN232/PRN232_Report_VI.docx
@@ -31,31 +31,46 @@
         <w:pStyle w:val="Abstract"/>
       </w:pPr>
       <w:r>
-        <w:t xml:space="preserve">OmniCast là một hệ thống lịch phát và phát sóng nội dung số đa nền</w:t>
-      </w:r>
-      <w:r>
-        <w:t xml:space="preserve"> </w:t>
-      </w:r>
-      <w:r>
-        <w:t xml:space="preserve">tảng, xây dựng cho môn PRN232. Hệ thống gồm một back-end NestJS với 19</w:t>
-      </w:r>
-      <w:r>
-        <w:t xml:space="preserve"> </w:t>
-      </w:r>
-      <w:r>
-        <w:t xml:space="preserve">module nghiệp vụ và 140 endpoint REST, một cổng web Next.js 15 với 33</w:t>
-      </w:r>
-      <w:r>
-        <w:t xml:space="preserve"> </w:t>
-      </w:r>
-      <w:r>
-        <w:t xml:space="preserve">route, và một microservice ghi nhật ký kiểm toán giao tiếp qua gRPC.</w:t>
-      </w:r>
-      <w:r>
-        <w:t xml:space="preserve"> </w:t>
-      </w:r>
-      <w:r>
-        <w:t xml:space="preserve">Ba đóng góp chính được trình bày: thuật toán phát hiện xung đột lịch</w:t>
+        <w:t xml:space="preserve">OmniCast là một hệ thống lịch phát, truyền phát trực tiếp (LiveStream) và phân phối nội dung số đa nền</w:t>
+      </w:r>
+      <w:r>
+        <w:t xml:space="preserve"> </w:t>
+      </w:r>
+      <w:r>
+        <w:t xml:space="preserve">tảng, được thực hiện tại FPTU Quy Nhon AI Campus — FU Cahata cho môn PRN232 dưới sự hướng dẫn của thầy Huỳnh Vang. Hệ thống gồm một back-end NestJS với 19</w:t>
+      </w:r>
+      <w:r>
+        <w:t xml:space="preserve"> </w:t>
+      </w:r>
+      <w:r>
+        <w:t xml:space="preserve">module nghiệp vụ và hơn 140 endpoint REST, một cổng web Next.js 15 với 33</w:t>
+      </w:r>
+      <w:r>
+        <w:t xml:space="preserve"> </w:t>
+      </w:r>
+      <w:r>
+        <w:t xml:space="preserve">route (bao gồm phòng xem LiveStream 7 chủ đề, bàn điều khiển Live Studio 4 chế độ phát sóng và cổng quản trị toàn diện), ứng dụng di động Flutter 31 màn hình và một microservice ghi nhật ký kiểm toán giao tiếp qua gRPC.</w:t>
+      </w:r>
+      <w:r>
+        <w:t xml:space="preserve"> </w:t>
+      </w:r>
+      <w:r>
+        <w:t xml:space="preserve">Bốn đóng góp kiến trúc chính được trình bày: (1) kiến trúc truyền phát trực tiếp hai chiều kết hợp WebRTC WHIP/WHEP, MediaMTX HLS và cổng Socket.IO</w:t>
+      </w:r>
+      <w:r>
+        <w:t xml:space="preserve"> </w:t>
+      </w:r>
+      <w:r>
+        <w:rPr>
+          <w:rStyle w:val="VerbatimChar"/>
+        </w:rPr>
+        <w:t xml:space="preserve">/live</w:t>
+      </w:r>
+      <w:r>
+        <w:t xml:space="preserve"> </w:t>
+      </w:r>
+      <w:r>
+        <w:t xml:space="preserve">hỗ trợ trò chuyện trực tuyến, cảm xúc nổi 0ms, quyên góp Super Chat 6 mệnh giá, thông báo ghim từ đạo diễn và chuyển đổi chương trình phát sóng tức thời không gián đoạn phiên xem; (2) thuật toán phát hiện xung đột lịch</w:t>
       </w:r>
       <w:r>
         <w:t xml:space="preserve"> </w:t>
@@ -67,7 +82,7 @@
         <w:t xml:space="preserve"> </w:t>
       </w:r>
       <w:r>
-        <w:t xml:space="preserve">lực của sự kiện; cơ chế điền lịch EPG 24/7 với lựa chọn ngẫu nhiên có</w:t>
+        <w:t xml:space="preserve">lực của sự kiện; (3) cơ chế điền lịch EPG 24/7 với lựa chọn ngẫu nhiên có</w:t>
       </w:r>
       <w:r>
         <w:t xml:space="preserve"> </w:t>
@@ -79,7 +94,7 @@
         <w:t xml:space="preserve"> </w:t>
       </w:r>
       <w:r>
-        <w:t xml:space="preserve">và quy trình biên tập AI gọi mô hình ngôn ngữ lớn một lần duy nhất,</w:t>
+        <w:t xml:space="preserve">và (4) quy trình biên tập AI gọi mô hình ngôn ngữ lớn một lần duy nhất,</w:t>
       </w:r>
       <w:r>
         <w:t xml:space="preserve"> </w:t>
@@ -109,7 +124,7 @@
         <w:t xml:space="preserve"> </w:t>
       </w:r>
       <w:r>
-        <w:t xml:space="preserve">công việc; tất cả đều đạt.</w:t>
+        <w:t xml:space="preserve">công việc; tất cả đều đạt 100%.</w:t>
       </w:r>
     </w:p>
     <w:p>
@@ -139,61 +154,7 @@
           <w:b/>
           <w:bCs/>
         </w:rPr>
-        <w:t xml:space="preserve">ĐẠI HỌC FPT</w:t>
-      </w:r>
-      <w:r>
-        <w:br/>
-      </w:r>
-      <w:r>
-        <w:t xml:space="preserve">CÔNG NGHỆ THÔNG TIN — BỘ MÔN KỸ THUẬT PHẦN MỀM</w:t>
-      </w:r>
-      <w:r>
-        <w:br/>
-      </w:r>
-      <w:r>
-        <w:t xml:space="preserve">*(Sơ đồ kiến trúc TikZ đã được kết xuất trong bản PDF)*</w:t>
-      </w:r>
-    </w:p>
-    <w:p>
-      <w:pPr>
-        <w:pStyle w:val="BodyText"/>
-      </w:pPr>
-      <w:r>
-        <w:t xml:space="preserve">CÁO NGHIỆM THU ĐỒ ÁN HỌC PHẦN</w:t>
-      </w:r>
-      <w:r>
-        <w:br/>
-      </w:r>
-      <w:r>
-        <w:t xml:space="preserve">PHẦN: PRN232 — XÂY DỰNG ỨNG DỤNG PHÍA SAU ĐA NỀN TẢNG</w:t>
-      </w:r>
-      <w:r>
-        <w:br/>
-      </w:r>
-    </w:p>
-    <w:p>
-      <w:pPr>
-        <w:pStyle w:val="BodyText"/>
-      </w:pPr>
-      <w:r>
-        <w:t xml:space="preserve">—</w:t>
-      </w:r>
-    </w:p>
-    <w:p>
-      <w:pPr>
-        <w:pStyle w:val="BodyText"/>
-      </w:pPr>
-      <w:r>
-        <w:br/>
-      </w:r>
-      <w:r>
-        <w:t xml:space="preserve">THỐNG LẬP LỊCH VÀ PHÁT SÓNG</w:t>
-      </w:r>
-      <w:r>
-        <w:br/>
-      </w:r>
-      <w:r>
-        <w:t xml:space="preserve">DUNG SỐ ĐA NỀN TẢNG OMNICAST</w:t>
+        <w:t xml:space="preserve">ĐẠI HỌC FPT — FPTU QUY NHON AI CAMPUS</w:t>
       </w:r>
       <w:r>
         <w:br/>
@@ -203,13 +164,100 @@
           <w:b/>
           <w:bCs/>
         </w:rPr>
+        <w:t xml:space="preserve">FU CAHATA</w:t>
+      </w:r>
+      <w:r>
+        <w:rPr>
+          <w:b/>
+          <w:bCs/>
+        </w:rPr>
+        <w:t xml:space="preserve"> </w:t>
+      </w:r>
+      <m:oMath>
+        <m:r>
+          <m:rPr>
+            <m:sty m:val="p"/>
+          </m:rPr>
+          <m:t>⋅</m:t>
+        </m:r>
+      </m:oMath>
+      <w:r>
+        <w:rPr>
+          <w:b/>
+          <w:bCs/>
+        </w:rPr>
+        <w:t xml:space="preserve"> </w:t>
+      </w:r>
+      <w:r>
+        <w:rPr>
+          <w:b/>
+          <w:bCs/>
+        </w:rPr>
+        <w:t xml:space="preserve">KHOA CÔNG NGHỆ THÔNG TIN — BỘ MÔN KỸ THUẬT PHẦN MỀM</w:t>
+      </w:r>
+      <w:r>
+        <w:br/>
+      </w:r>
+      <w:r>
+        <w:t xml:space="preserve">*(Sơ đồ kiến trúc TikZ đã được kết xuất trong bản PDF)*</w:t>
+      </w:r>
+    </w:p>
+    <w:p>
+      <w:pPr>
+        <w:pStyle w:val="BodyText"/>
+      </w:pPr>
+      <w:r>
+        <w:t xml:space="preserve">CÁO NGHIỆM THU ĐỒ ÁN HỌC PHẦN</w:t>
+      </w:r>
+      <w:r>
+        <w:br/>
+      </w:r>
+      <w:r>
+        <w:t xml:space="preserve">PHẦN: PRN232 — XÂY DỰNG ỨNG DỤNG PHÍA SAU ĐA NỀN TẢNG</w:t>
+      </w:r>
+      <w:r>
+        <w:br/>
+      </w:r>
+    </w:p>
+    <w:p>
+      <w:pPr>
+        <w:pStyle w:val="BodyText"/>
+      </w:pPr>
+      <w:r>
+        <w:t xml:space="preserve">—</w:t>
+      </w:r>
+    </w:p>
+    <w:p>
+      <w:pPr>
+        <w:pStyle w:val="BodyText"/>
+      </w:pPr>
+      <w:r>
+        <w:br/>
+      </w:r>
+      <w:r>
+        <w:t xml:space="preserve">THỐNG LẬP LỊCH VÀ PHÁT SÓNG</w:t>
+      </w:r>
+      <w:r>
+        <w:br/>
+      </w:r>
+      <w:r>
+        <w:t xml:space="preserve">DUNG SỐ ĐA NỀN TẢNG OMNICAST</w:t>
+      </w:r>
+      <w:r>
+        <w:br/>
+      </w:r>
+      <w:r>
+        <w:rPr>
+          <w:b/>
+          <w:bCs/>
+        </w:rPr>
         <w:t xml:space="preserve">Enterprise Media &amp; Broadcast Intelligence Network</w:t>
       </w:r>
       <w:r>
         <w:br/>
       </w:r>
       <w:r>
-        <w:t xml:space="preserve">trúc NestJS vi dịch vụ gRPC, Cổng Web Next.js 15, Thuật toán chống xung đột lịch EPG 24/7 và Trợ lý AI Curator</w:t>
+        <w:t xml:space="preserve">trúc NestJS vi dịch vụ gRPC, Cổng Web Next.js 15, Phòng LiveStream &amp; Studio Thời gian thực, Thuật toán chống xung đột lịch EPG 24/7 và Trợ lý AI Curator</w:t>
       </w:r>
       <w:r>
         <w:br/>
@@ -254,19 +302,29 @@
                 <w:b/>
                 <w:bCs/>
               </w:rPr>
-              <w:t xml:space="preserve">Giảng viên hướng dẫn:</w:t>
-            </w:r>
-          </w:p>
-        </w:tc>
-        <w:tc>
-          <w:tcPr/>
-          <w:p>
-            <w:pPr>
-              <w:pStyle w:val="Compact"/>
-              <w:jc w:val="left"/>
-            </w:pPr>
-            <w:r>
-              <w:t xml:space="preserve">Bộ môn Kỹ thuật Phần mềm (SE)</w:t>
+              <w:t xml:space="preserve">Giảng viên hướng dẫn (Mentor):</w:t>
+            </w:r>
+          </w:p>
+        </w:tc>
+        <w:tc>
+          <w:tcPr/>
+          <w:p>
+            <w:pPr>
+              <w:pStyle w:val="Compact"/>
+              <w:jc w:val="left"/>
+            </w:pPr>
+            <w:r>
+              <w:rPr>
+                <w:b/>
+                <w:bCs/>
+              </w:rPr>
+              <w:t xml:space="preserve">Thầy Huỳnh Vang</w:t>
+            </w:r>
+            <w:r>
+              <w:t xml:space="preserve"> </w:t>
+            </w:r>
+            <w:r>
+              <w:t xml:space="preserve">(Bộ môn Kỹ thuật Phần mềm — FPTU)</w:t>
             </w:r>
           </w:p>
         </w:tc>
@@ -284,19 +342,23 @@
                 <w:b/>
                 <w:bCs/>
               </w:rPr>
-              <w:t xml:space="preserve">Học kỳ thực hiện:</w:t>
-            </w:r>
-          </w:p>
-        </w:tc>
-        <w:tc>
-          <w:tcPr/>
-          <w:p>
-            <w:pPr>
-              <w:pStyle w:val="Compact"/>
-              <w:jc w:val="left"/>
-            </w:pPr>
-            <w:r>
-              <w:t xml:space="preserve">Fall 2026 (FA26)</w:t>
+              <w:t xml:space="preserve">Đơn vị &amp; Câu lạc bộ:</w:t>
+            </w:r>
+          </w:p>
+        </w:tc>
+        <w:tc>
+          <w:tcPr/>
+          <w:p>
+            <w:pPr>
+              <w:pStyle w:val="Compact"/>
+              <w:jc w:val="left"/>
+            </w:pPr>
+            <w:r>
+              <w:rPr>
+                <w:b/>
+                <w:bCs/>
+              </w:rPr>
+              <w:t xml:space="preserve">FPTU Quy Nhon AI Campus — FU Cahata</w:t>
             </w:r>
           </w:p>
         </w:tc>
@@ -314,19 +376,185 @@
                 <w:b/>
                 <w:bCs/>
               </w:rPr>
-              <w:t xml:space="preserve">Nhóm tác giả:</w:t>
-            </w:r>
-          </w:p>
-        </w:tc>
-        <w:tc>
-          <w:tcPr/>
-          <w:p>
-            <w:pPr>
-              <w:pStyle w:val="Compact"/>
-              <w:jc w:val="left"/>
-            </w:pPr>
-            <w:r>
-              <w:t xml:space="preserve">OmniCast Engineering Group</w:t>
+              <w:t xml:space="preserve">Học kỳ thực hiện:</w:t>
+            </w:r>
+          </w:p>
+        </w:tc>
+        <w:tc>
+          <w:tcPr/>
+          <w:p>
+            <w:pPr>
+              <w:pStyle w:val="Compact"/>
+              <w:jc w:val="left"/>
+            </w:pPr>
+            <w:r>
+              <w:t xml:space="preserve">Fall 2026 (FA26)</w:t>
+            </w:r>
+          </w:p>
+        </w:tc>
+      </w:tr>
+      <w:tr>
+        <w:tc>
+          <w:tcPr/>
+          <w:p>
+            <w:pPr>
+              <w:pStyle w:val="Compact"/>
+              <w:jc w:val="left"/>
+            </w:pPr>
+            <w:r>
+              <w:rPr>
+                <w:b/>
+                <w:bCs/>
+              </w:rPr>
+              <w:t xml:space="preserve">Thành viên nhóm (4 TV):</w:t>
+            </w:r>
+          </w:p>
+        </w:tc>
+        <w:tc>
+          <w:tcPr/>
+          <w:p>
+            <w:pPr>
+              <w:pStyle w:val="Compact"/>
+              <w:jc w:val="left"/>
+            </w:pPr>
+            <w:r>
+              <w:rPr>
+                <w:b/>
+                <w:bCs/>
+              </w:rPr>
+              <w:t xml:space="preserve">1. Nguyễn Bình An</w:t>
+            </w:r>
+            <w:r>
+              <w:t xml:space="preserve"> </w:t>
+            </w:r>
+            <w:r>
+              <w:t xml:space="preserve">(Nhóm trưởng / Kiến trúc Backend &amp; Bảo mật)</w:t>
+            </w:r>
+          </w:p>
+        </w:tc>
+      </w:tr>
+      <w:tr>
+        <w:tc>
+          <w:tcPr/>
+          <w:p>
+            <w:pPr>
+              <w:pStyle w:val="Compact"/>
+            </w:pPr>
+          </w:p>
+        </w:tc>
+        <w:tc>
+          <w:tcPr/>
+          <w:p>
+            <w:pPr>
+              <w:pStyle w:val="Compact"/>
+              <w:jc w:val="left"/>
+            </w:pPr>
+            <w:r>
+              <w:rPr>
+                <w:b/>
+                <w:bCs/>
+              </w:rPr>
+              <w:t xml:space="preserve">2. Trần Thanh Sơn</w:t>
+            </w:r>
+            <w:r>
+              <w:t xml:space="preserve"> </w:t>
+            </w:r>
+            <w:r>
+              <w:t xml:space="preserve">— MSSV:</w:t>
+            </w:r>
+            <w:r>
+              <w:t xml:space="preserve"> </w:t>
+            </w:r>
+            <w:r>
+              <w:rPr>
+                <w:rStyle w:val="VerbatimChar"/>
+              </w:rPr>
+              <w:t xml:space="preserve">QE170080</w:t>
+            </w:r>
+            <w:r>
+              <w:t xml:space="preserve"> </w:t>
+            </w:r>
+            <w:r>
+              <w:t xml:space="preserve">(gRPC Audit &amp; Cơ sở dữ liệu)</w:t>
+            </w:r>
+          </w:p>
+        </w:tc>
+      </w:tr>
+      <w:tr>
+        <w:tc>
+          <w:tcPr/>
+          <w:p>
+            <w:pPr>
+              <w:pStyle w:val="Compact"/>
+            </w:pPr>
+          </w:p>
+        </w:tc>
+        <w:tc>
+          <w:tcPr/>
+          <w:p>
+            <w:pPr>
+              <w:pStyle w:val="Compact"/>
+              <w:jc w:val="left"/>
+            </w:pPr>
+            <w:r>
+              <w:rPr>
+                <w:b/>
+                <w:bCs/>
+              </w:rPr>
+              <w:t xml:space="preserve">3. Nguyễn Vĩnh Phú</w:t>
+            </w:r>
+            <w:r>
+              <w:t xml:space="preserve"> </w:t>
+            </w:r>
+            <w:r>
+              <w:t xml:space="preserve">— MSSV:</w:t>
+            </w:r>
+            <w:r>
+              <w:t xml:space="preserve"> </w:t>
+            </w:r>
+            <w:r>
+              <w:rPr>
+                <w:rStyle w:val="VerbatimChar"/>
+              </w:rPr>
+              <w:t xml:space="preserve">QE180136</w:t>
+            </w:r>
+            <w:r>
+              <w:t xml:space="preserve"> </w:t>
+            </w:r>
+            <w:r>
+              <w:t xml:space="preserve">(Trưởng nhóm Mobile Flutter)</w:t>
+            </w:r>
+          </w:p>
+        </w:tc>
+      </w:tr>
+      <w:tr>
+        <w:tc>
+          <w:tcPr/>
+          <w:p>
+            <w:pPr>
+              <w:pStyle w:val="Compact"/>
+            </w:pPr>
+          </w:p>
+        </w:tc>
+        <w:tc>
+          <w:tcPr/>
+          <w:p>
+            <w:pPr>
+              <w:pStyle w:val="Compact"/>
+              <w:jc w:val="left"/>
+            </w:pPr>
+            <w:r>
+              <w:rPr>
+                <w:b/>
+                <w:bCs/>
+              </w:rPr>
+              <w:t xml:space="preserve">4. Đồng Hoàng Nguyên</w:t>
+            </w:r>
+            <w:r>
+              <w:t xml:space="preserve"> </w:t>
+            </w:r>
+            <w:r>
+              <w:t xml:space="preserve">(Full-Stack Next.js, LiveStream &amp; AI Curator)</w:t>
             </w:r>
           </w:p>
         </w:tc>
@@ -490,7 +718,24 @@
         <w:pStyle w:val="FirstParagraph"/>
       </w:pPr>
       <w:r>
-        <w:t xml:space="preserve">NỘI / TP. HỒ CHÍ MINH — THÁNG 10 NĂM 2026</w:t>
+        <w:t xml:space="preserve">QUY NHON AI CAMPUS — FU CAHATA</w:t>
+      </w:r>
+      <w:r>
+        <w:t xml:space="preserve"> </w:t>
+      </w:r>
+      <m:oMath>
+        <m:r>
+          <m:rPr>
+            <m:sty m:val="p"/>
+          </m:rPr>
+          <m:t>⋅</m:t>
+        </m:r>
+      </m:oMath>
+      <w:r>
+        <w:t xml:space="preserve"> </w:t>
+      </w:r>
+      <w:r>
+        <w:t xml:space="preserve">THÁNG 10 NĂM 2026</w:t>
       </w:r>
       <w:r>
         <w:br/>
@@ -501,13 +746,13 @@
         <w:pStyle w:val="FirstParagraph"/>
       </w:pPr>
       <w:r>
-        <w:t xml:space="preserve">broadcast scheduling, EPG, NestJS, Prisma, Next.js, gRPC, RBAC,</w:t>
-      </w:r>
-      <w:r>
-        <w:t xml:space="preserve"> </w:t>
-      </w:r>
-      <w:r>
-        <w:t xml:space="preserve">Flutter, AI curation, conflict detection, offline-first, CI/CD.</w:t>
+        <w:t xml:space="preserve">broadcast scheduling, EPG, LiveStream, WebRTC WHIP/WHEP, Socket.IO, NestJS, Prisma, Next.js, gRPC, RBAC,</w:t>
+      </w:r>
+      <w:r>
+        <w:t xml:space="preserve"> </w:t>
+      </w:r>
+      <w:r>
+        <w:t xml:space="preserve">Flutter, AI curation, conflict detection, FPTU Quy Nhon AI Campus, FU Cahata.</w:t>
       </w:r>
     </w:p>
     <w:p>
@@ -525,7 +770,7 @@
         <w:pStyle w:val="FirstParagraph"/>
       </w:pPr>
       <w:r>
-        <w:t xml:space="preserve">Trong những năm gần đây, nhu cầu theo dõi nội dung truyền hình trực tuyến</w:t>
+        <w:t xml:space="preserve">Trong những năm gần đây, nhu cầu theo dõi nội dung truyền hình trực tuyến và tương tác trực tiếp (LiveStream)</w:t>
       </w:r>
       <w:r>
         <w:t xml:space="preserve"> </w:t>
@@ -537,13 +782,7 @@
         <w:t xml:space="preserve"> </w:t>
       </w:r>
       <w:r>
-        <w:t xml:space="preserve">tivi lúc 21 giờ; họ xem các chương trình theo dõi ngẫu nhiên, bỏ lỡ</w:t>
-      </w:r>
-      <w:r>
-        <w:t xml:space="preserve"> </w:t>
-      </w:r>
-      <w:r>
-        <w:t xml:space="preserve">lịch phát của kênh mình yêu thích, và muốn được gợi ý nội dung phù hợp</w:t>
+        <w:t xml:space="preserve">tivi lúc 21 giờ; họ xem các chương trình theo dõi ngẫu nhiên, tham gia phòng phát trực tiếp với bình luận và biểu cảm thời gian thực, đồng thời muốn được gợi ý nội dung phù hợp</w:t>
       </w:r>
       <w:r>
         <w:t xml:space="preserve"> </w:t>
@@ -555,7 +794,7 @@
         <w:t xml:space="preserve"> </w:t>
       </w:r>
       <w:r>
-        <w:t xml:space="preserve">dung số cần một hệ thống lịch phát thống nhất, đáng tin cậy và có thể</w:t>
+        <w:t xml:space="preserve">dung số cần một hệ thống lịch phát và bàn điều khiển phát sóng (Live Studio) thống nhất, đáng tin cậy và có thể</w:t>
       </w:r>
       <w:r>
         <w:t xml:space="preserve"> </w:t>
@@ -591,13 +830,13 @@
         <w:t xml:space="preserve"> </w:t>
       </w:r>
       <w:r>
-        <w:t xml:space="preserve">— một hệ thống lập lịch và</w:t>
-      </w:r>
-      <w:r>
-        <w:t xml:space="preserve"> </w:t>
-      </w:r>
-      <w:r>
-        <w:t xml:space="preserve">phát sóng nội dung số đa nền tảng, được xây dựng cho môn</w:t>
+        <w:t xml:space="preserve">— một hệ thống lập lịch, truyền phát trực tiếp (LiveStream) và</w:t>
+      </w:r>
+      <w:r>
+        <w:t xml:space="preserve"> </w:t>
+      </w:r>
+      <w:r>
+        <w:t xml:space="preserve">phân phối nội dung số đa nền tảng, được nghiên cứu và phát triển tại</w:t>
       </w:r>
       <w:r>
         <w:t xml:space="preserve"> </w:t>
@@ -607,9 +846,51 @@
           <w:b/>
           <w:bCs/>
         </w:rPr>
+        <w:t xml:space="preserve">FPTU Quy Nhon AI Campus — FU Cahata</w:t>
+      </w:r>
+      <w:r>
+        <w:t xml:space="preserve"> </w:t>
+      </w:r>
+      <w:r>
+        <w:t xml:space="preserve">cho học phần</w:t>
+      </w:r>
+      <w:r>
+        <w:t xml:space="preserve"> </w:t>
+      </w:r>
+      <w:r>
+        <w:rPr>
+          <w:b/>
+          <w:bCs/>
+        </w:rPr>
         <w:t xml:space="preserve">PRN232 — Building Cross-Platform Back-End Application</w:t>
       </w:r>
       <w:r>
+        <w:t xml:space="preserve"> </w:t>
+      </w:r>
+      <w:r>
+        <w:t xml:space="preserve">dưới sự hướng dẫn chuyên môn của giảng viên (</w:t>
+      </w:r>
+      <w:r>
+        <w:rPr>
+          <w:i/>
+          <w:iCs/>
+        </w:rPr>
+        <w:t xml:space="preserve">Mentor</w:t>
+      </w:r>
+      <w:r>
+        <w:t xml:space="preserve">)</w:t>
+      </w:r>
+      <w:r>
+        <w:t xml:space="preserve"> </w:t>
+      </w:r>
+      <w:r>
+        <w:rPr>
+          <w:b/>
+          <w:bCs/>
+        </w:rPr>
+        <w:t xml:space="preserve">Thầy Huỳnh Vang</w:t>
+      </w:r>
+      <w:r>
         <w:t xml:space="preserve">.</w:t>
       </w:r>
       <w:r>
@@ -622,19 +903,19 @@
         <w:t xml:space="preserve"> </w:t>
       </w:r>
       <w:r>
-        <w:t xml:space="preserve">web Next.js 15 và một ứng dụng Flutter, với lõi nghiệp vụ tập trung vào</w:t>
-      </w:r>
-      <w:r>
-        <w:t xml:space="preserve"> </w:t>
-      </w:r>
-      <w:r>
-        <w:t xml:space="preserve">ba năng lực chủ chốt: lịch phát điện tử (EPG) không bao giờ để trống,</w:t>
-      </w:r>
-      <w:r>
-        <w:t xml:space="preserve"> </w:t>
-      </w:r>
-      <w:r>
-        <w:t xml:space="preserve">cơ chế phát hiện xung đột lịch phát, và trợ lý biên tập AI có kiểm</w:t>
+        <w:t xml:space="preserve">web Next.js 15 (33 route) và một ứng dụng di động Flutter (31 màn hình), với lõi nghiệp vụ tập trung vào</w:t>
+      </w:r>
+      <w:r>
+        <w:t xml:space="preserve"> </w:t>
+      </w:r>
+      <w:r>
+        <w:t xml:space="preserve">bốn năng lực chủ chốt: hệ sinh thái LiveStream &amp; Live Studio thời gian thực hai chiều, lịch phát điện tử (EPG) 24/7 không bao giờ để trống,</w:t>
+      </w:r>
+      <w:r>
+        <w:t xml:space="preserve"> </w:t>
+      </w:r>
+      <w:r>
+        <w:t xml:space="preserve">cơ chế phát hiện xung đột lịch phát nguyên tử, và trợ lý biên tập AI có kiểm</w:t>
       </w:r>
       <w:r>
         <w:t xml:space="preserve"> </w:t>
@@ -658,13 +939,13 @@
         <w:pStyle w:val="FirstParagraph"/>
       </w:pPr>
       <w:r>
-        <w:t xml:space="preserve">Ba vấn đề kỹ thuật chi phối toàn bộ thiết kế của hệ thống được xác định</w:t>
-      </w:r>
-      <w:r>
-        <w:t xml:space="preserve"> </w:t>
-      </w:r>
-      <w:r>
-        <w:t xml:space="preserve">từ yêu cầu thực tế của dự án.</w:t>
+        <w:t xml:space="preserve">Bốn vấn đề kỹ thuật chi phối toàn bộ thiết kế của hệ thống được xác định</w:t>
+      </w:r>
+      <w:r>
+        <w:t xml:space="preserve"> </w:t>
+      </w:r>
+      <w:r>
+        <w:t xml:space="preserve">từ yêu cầu thực tế của dự án:</w:t>
       </w:r>
     </w:p>
     <w:p>
@@ -680,43 +961,23 @@
           <w:b/>
           <w:bCs/>
         </w:rPr>
-        <w:t xml:space="preserve">Lịch phát thưa thớt.</w:t>
-      </w:r>
-      <w:r>
-        <w:t xml:space="preserve"> </w:t>
-      </w:r>
-      <w:r>
-        <w:t xml:space="preserve">Một kênh truyền hình thực tế</w:t>
-      </w:r>
-      <w:r>
-        <w:t xml:space="preserve"> </w:t>
-      </w:r>
-      <w:r>
-        <w:t xml:space="preserve">chỉ có khoảng một chương trình gốc mỗi ngày. Nếu dựng lưới EPG 24</w:t>
-      </w:r>
-      <w:r>
-        <w:t xml:space="preserve"> </w:t>
-      </w:r>
-      <w:r>
-        <w:t xml:space="preserve">giờ trực tiếp từ bảng dữ liệu, phần lớn lưới sẽ trống và bộ lọc theo</w:t>
-      </w:r>
-      <w:r>
-        <w:t xml:space="preserve"> </w:t>
-      </w:r>
-      <w:r>
-        <w:t xml:space="preserve">ngày ở giao diện người dùng trở nên vô nghĩa. Hệ thống cần một cơ</w:t>
-      </w:r>
-      <w:r>
-        <w:t xml:space="preserve"> </w:t>
-      </w:r>
-      <w:r>
-        <w:t xml:space="preserve">chế điền lịch tự động, luôn đảm bảo mỗi kênh trong mỗi ngày đều đầy</w:t>
-      </w:r>
-      <w:r>
-        <w:t xml:space="preserve"> </w:t>
-      </w:r>
-      <w:r>
-        <w:t xml:space="preserve">đủ 24 giờ nội dung hợp lệ.</w:t>
+        <w:t xml:space="preserve">Truyền phát trực tiếp đa nguồn và điều hành phòng Live thời gian thực.</w:t>
+      </w:r>
+      <w:r>
+        <w:t xml:space="preserve"> </w:t>
+      </w:r>
+      <w:r>
+        <w:t xml:space="preserve">Một nền tảng truyền hình hiện đại phải cho phép đạo diễn phát sóng từ thư viện VOD, tự ghi hình từ Camera/Màn hình qua WebRTC WHIP, hoặc lấy từ kho nội dung công khai đã xác thực; đồng thời cho phép chuyển đổi chương trình đang phát ngay lập tức (</w:t>
+      </w:r>
+      <w:r>
+        <w:rPr>
+          <w:i/>
+          <w:iCs/>
+        </w:rPr>
+        <w:t xml:space="preserve">on-the-fly program switching</w:t>
+      </w:r>
+      <w:r>
+        <w:t xml:space="preserve">) mà không làm rớt kết nối của hàng nghìn khán giả đang trò chuyện, thả cảm xúc và tặng quà Super Chat trong phòng Live.</w:t>
       </w:r>
     </w:p>
     <w:p>
@@ -732,37 +993,43 @@
           <w:b/>
           <w:bCs/>
         </w:rPr>
-        <w:t xml:space="preserve">Xung đột lịch phát.</w:t>
-      </w:r>
-      <w:r>
-        <w:t xml:space="preserve"> </w:t>
-      </w:r>
-      <w:r>
-        <w:t xml:space="preserve">Nếu hai chương trình cùng một</w:t>
-      </w:r>
-      <w:r>
-        <w:t xml:space="preserve"> </w:t>
-      </w:r>
-      <w:r>
-        <w:t xml:space="preserve">kênh có khoảng thời gian chồng lấn, người xem sẽ không biết chương</w:t>
-      </w:r>
-      <w:r>
-        <w:t xml:space="preserve"> </w:t>
-      </w:r>
-      <w:r>
-        <w:t xml:space="preserve">trình nào được phát. Cơ chế kiểm tra phải phát hiện được cả ba dạng</w:t>
-      </w:r>
-      <w:r>
-        <w:t xml:space="preserve"> </w:t>
-      </w:r>
-      <w:r>
-        <w:t xml:space="preserve">giao thoa (đầu, đuôi, bao trùm toàn bộ) và phải chạy trong một câu</w:t>
-      </w:r>
-      <w:r>
-        <w:t xml:space="preserve"> </w:t>
-      </w:r>
-      <w:r>
-        <w:t xml:space="preserve">truy vấn cơ sở dữ liệu để tránh điều kiện tranh chấp.</w:t>
+        <w:t xml:space="preserve">Lịch phát thưa thớt.</w:t>
+      </w:r>
+      <w:r>
+        <w:t xml:space="preserve"> </w:t>
+      </w:r>
+      <w:r>
+        <w:t xml:space="preserve">Một kênh truyền hình thực tế</w:t>
+      </w:r>
+      <w:r>
+        <w:t xml:space="preserve"> </w:t>
+      </w:r>
+      <w:r>
+        <w:t xml:space="preserve">chỉ có khoảng một vài chương trình gốc mỗi ngày. Nếu dựng lưới EPG 24</w:t>
+      </w:r>
+      <w:r>
+        <w:t xml:space="preserve"> </w:t>
+      </w:r>
+      <w:r>
+        <w:t xml:space="preserve">giờ trực tiếp từ bảng dữ liệu, phần lớn lưới sẽ trống và bộ lọc theo</w:t>
+      </w:r>
+      <w:r>
+        <w:t xml:space="preserve"> </w:t>
+      </w:r>
+      <w:r>
+        <w:t xml:space="preserve">ngày ở giao diện người dùng trở nên vô nghĩa. Hệ thống cần một cơ</w:t>
+      </w:r>
+      <w:r>
+        <w:t xml:space="preserve"> </w:t>
+      </w:r>
+      <w:r>
+        <w:t xml:space="preserve">chế điền lịch tự động, luôn đảm bảo mỗi kênh trong mỗi ngày đều đầy</w:t>
+      </w:r>
+      <w:r>
+        <w:t xml:space="preserve"> </w:t>
+      </w:r>
+      <w:r>
+        <w:t xml:space="preserve">đủ 24 giờ nội dung hợp lệ.</w:t>
       </w:r>
     </w:p>
     <w:p>
@@ -778,6 +1045,52 @@
           <w:b/>
           <w:bCs/>
         </w:rPr>
+        <w:t xml:space="preserve">Xung đột lịch phát.</w:t>
+      </w:r>
+      <w:r>
+        <w:t xml:space="preserve"> </w:t>
+      </w:r>
+      <w:r>
+        <w:t xml:space="preserve">Nếu hai chương trình cùng một</w:t>
+      </w:r>
+      <w:r>
+        <w:t xml:space="preserve"> </w:t>
+      </w:r>
+      <w:r>
+        <w:t xml:space="preserve">kênh có khoảng thời gian chồng lấn, người xem sẽ không biết chương</w:t>
+      </w:r>
+      <w:r>
+        <w:t xml:space="preserve"> </w:t>
+      </w:r>
+      <w:r>
+        <w:t xml:space="preserve">trình nào được phát. Cơ chế kiểm tra phải phát hiện được cả ba dạng</w:t>
+      </w:r>
+      <w:r>
+        <w:t xml:space="preserve"> </w:t>
+      </w:r>
+      <w:r>
+        <w:t xml:space="preserve">giao thoa (đầu, đuôi, bao trùm toàn bộ) và phải chạy trong một câu</w:t>
+      </w:r>
+      <w:r>
+        <w:t xml:space="preserve"> </w:t>
+      </w:r>
+      <w:r>
+        <w:t xml:space="preserve">truy vấn cơ sở dữ liệu để tránh điều kiện tranh chấp.</w:t>
+      </w:r>
+    </w:p>
+    <w:p>
+      <w:pPr>
+        <w:pStyle w:val="FirstParagraph"/>
+        <w:numPr>
+          <w:ilvl w:val="0"/>
+          <w:numId w:val="1001"/>
+        </w:numPr>
+      </w:pPr>
+      <w:r>
+        <w:rPr>
+          <w:b/>
+          <w:bCs/>
+        </w:rPr>
         <w:t xml:space="preserve">Kiểm duyệt nội dung không tự động.</w:t>
       </w:r>
       <w:r>
@@ -826,7 +1139,7 @@
         <w:pStyle w:val="FirstParagraph"/>
       </w:pPr>
       <w:r>
-        <w:t xml:space="preserve">Bài báo đóng góp như sau:</w:t>
+        <w:t xml:space="preserve">Bài báo đóng góp các kết quả kỹ thuật sau:</w:t>
       </w:r>
     </w:p>
     <w:p>
@@ -860,13 +1173,58 @@
         <w:t xml:space="preserve"> </w:t>
       </w:r>
       <w:r>
-        <w:t xml:space="preserve">module nghiệp vụ, 140 endpoint REST và tài liệu OpenAPI tự sinh,</w:t>
-      </w:r>
-      <w:r>
-        <w:t xml:space="preserve"> </w:t>
-      </w:r>
-      <w:r>
-        <w:t xml:space="preserve">kèm lớp bảo vệ RBAC bốn vai trò.</w:t>
+        <w:t xml:space="preserve">module nghiệp vụ, hơn 140 endpoint REST và tài liệu OpenAPI tự sinh,</w:t>
+      </w:r>
+      <w:r>
+        <w:t xml:space="preserve"> </w:t>
+      </w:r>
+      <w:r>
+        <w:t xml:space="preserve">kèm lớp bảo vệ RBAC bốn vai trò (</w:t>
+      </w:r>
+      <w:r>
+        <w:rPr>
+          <w:rStyle w:val="VerbatimChar"/>
+        </w:rPr>
+        <w:t xml:space="preserve">GUEST</w:t>
+      </w:r>
+      <w:r>
+        <w:t xml:space="preserve">,</w:t>
+      </w:r>
+      <w:r>
+        <w:t xml:space="preserve"> </w:t>
+      </w:r>
+      <w:r>
+        <w:rPr>
+          <w:rStyle w:val="VerbatimChar"/>
+        </w:rPr>
+        <w:t xml:space="preserve">VIEWER</w:t>
+      </w:r>
+      <w:r>
+        <w:t xml:space="preserve">,</w:t>
+      </w:r>
+      <w:r>
+        <w:t xml:space="preserve"> </w:t>
+      </w:r>
+      <w:r>
+        <w:rPr>
+          <w:rStyle w:val="VerbatimChar"/>
+        </w:rPr>
+        <w:t xml:space="preserve">STAFF</w:t>
+      </w:r>
+      <w:r>
+        <w:t xml:space="preserve">,</w:t>
+      </w:r>
+      <w:r>
+        <w:t xml:space="preserve"> </w:t>
+      </w:r>
+      <w:r>
+        <w:rPr>
+          <w:rStyle w:val="VerbatimChar"/>
+        </w:rPr>
+        <w:t xml:space="preserve">ADMIN</w:t>
+      </w:r>
+      <w:r>
+        <w:t xml:space="preserve">).</w:t>
       </w:r>
     </w:p>
     <w:p>
@@ -878,25 +1236,38 @@
         </w:numPr>
       </w:pPr>
       <w:r>
-        <w:t xml:space="preserve">Thuật toán phát hiện xung đột lịch phát bằng một truy vấn SQL</w:t>
-      </w:r>
-      <w:r>
-        <w:t xml:space="preserve"> </w:t>
-      </w:r>
-      <w:r>
-        <w:t xml:space="preserve">thô, tính toán thời điểm kết thúc hiệu lực bằng</w:t>
-      </w:r>
-      <w:r>
-        <w:t xml:space="preserve"> </w:t>
-      </w:r>
-      <w:r>
-        <w:rPr>
-          <w:rStyle w:val="VerbatimChar"/>
-        </w:rPr>
-        <w:t xml:space="preserve">COALESCE(endedAt, scheduledAt + duration)</w:t>
-      </w:r>
-      <w:r>
-        <w:t xml:space="preserve">.</w:t>
+        <w:t xml:space="preserve">Kiến trúc</w:t>
+      </w:r>
+      <w:r>
+        <w:t xml:space="preserve"> </w:t>
+      </w:r>
+      <w:r>
+        <w:rPr>
+          <w:b/>
+          <w:bCs/>
+        </w:rPr>
+        <w:t xml:space="preserve">LiveStream &amp; Live Studio thời gian thực</w:t>
+      </w:r>
+      <w:r>
+        <w:t xml:space="preserve"> </w:t>
+      </w:r>
+      <w:r>
+        <w:t xml:space="preserve">kết hợp MediaMTX (WHIP/WHEP/HLS), Cloudinary Direct Upload và cổng Socket.IO</w:t>
+      </w:r>
+      <w:r>
+        <w:t xml:space="preserve"> </w:t>
+      </w:r>
+      <w:r>
+        <w:rPr>
+          <w:rStyle w:val="VerbatimChar"/>
+        </w:rPr>
+        <w:t xml:space="preserve">/live</w:t>
+      </w:r>
+      <w:r>
+        <w:t xml:space="preserve"> </w:t>
+      </w:r>
+      <w:r>
+        <w:t xml:space="preserve">hỗ trợ 4 chế độ phát sóng Studio, chuyển chương trình tức thời, trò chuyện có trả lời phân nhánh, biểu cảm hạt nổi 0ms, quyên góp Super Chat 6 mệnh giá và thông báo ghim từ đạo diễn.</w:t>
       </w:r>
     </w:p>
     <w:p>
@@ -908,19 +1279,25 @@
         </w:numPr>
       </w:pPr>
       <w:r>
-        <w:t xml:space="preserve">Cơ chế điền lịch EPG 24/7 với lựa chọn ngẫu nhiên có hạt giống</w:t>
-      </w:r>
-      <w:r>
-        <w:t xml:space="preserve"> </w:t>
-      </w:r>
-      <w:r>
-        <w:t xml:space="preserve">(seeded PRNG) theo cặp (ngày, kênh), bảo đảm cùng một ngày luôn</w:t>
-      </w:r>
-      <w:r>
-        <w:t xml:space="preserve"> </w:t>
-      </w:r>
-      <w:r>
-        <w:t xml:space="preserve">cho cùng một lịch.</w:t>
+        <w:t xml:space="preserve">Thuật toán phát hiện xung đột lịch phát bằng một truy vấn SQL</w:t>
+      </w:r>
+      <w:r>
+        <w:t xml:space="preserve"> </w:t>
+      </w:r>
+      <w:r>
+        <w:t xml:space="preserve">thô, tính toán thời điểm kết thúc hiệu lực bằng</w:t>
+      </w:r>
+      <w:r>
+        <w:t xml:space="preserve"> </w:t>
+      </w:r>
+      <w:r>
+        <w:rPr>
+          <w:rStyle w:val="VerbatimChar"/>
+        </w:rPr>
+        <w:t xml:space="preserve">COALESCE(endedAt, scheduledAt + duration)</w:t>
+      </w:r>
+      <w:r>
+        <w:t xml:space="preserve">.</w:t>
       </w:r>
     </w:p>
     <w:p>
@@ -932,28 +1309,19 @@
         </w:numPr>
       </w:pPr>
       <w:r>
-        <w:t xml:space="preserve">Quy trình biên tập AI gọi mô hình một lần duy nhất</w:t>
-      </w:r>
-      <w:r>
-        <w:t xml:space="preserve"> </w:t>
-      </w:r>
-      <w:r>
-        <w:t xml:space="preserve">(</w:t>
-      </w:r>
-      <w:r>
-        <w:rPr>
-          <w:rStyle w:val="VerbatimChar"/>
-        </w:rPr>
-        <w:t xml:space="preserve">gpt-4o</w:t>
-      </w:r>
-      <w:r>
-        <w:t xml:space="preserve">), kiểm tra schema bằng Zod, có cơ chế thử lại và</w:t>
-      </w:r>
-      <w:r>
-        <w:t xml:space="preserve"> </w:t>
-      </w:r>
-      <w:r>
-        <w:t xml:space="preserve">đường dự phòng heuristic.</w:t>
+        <w:t xml:space="preserve">Cơ chế điền lịch EPG 24/7 với lựa chọn ngẫu nhiên có hạt giống</w:t>
+      </w:r>
+      <w:r>
+        <w:t xml:space="preserve"> </w:t>
+      </w:r>
+      <w:r>
+        <w:t xml:space="preserve">(seeded PRNG) theo cặp (ngày, kênh), bảo đảm cùng một ngày luôn</w:t>
+      </w:r>
+      <w:r>
+        <w:t xml:space="preserve"> </w:t>
+      </w:r>
+      <w:r>
+        <w:t xml:space="preserve">cho cùng một lịch.</w:t>
       </w:r>
     </w:p>
     <w:p>
@@ -965,13 +1333,28 @@
         </w:numPr>
       </w:pPr>
       <w:r>
-        <w:t xml:space="preserve">Một microservice ghi nhật ký kiểm toán giao tiếp qua gRPC,</w:t>
-      </w:r>
-      <w:r>
-        <w:t xml:space="preserve"> </w:t>
-      </w:r>
-      <w:r>
-        <w:t xml:space="preserve">tách biệt khỏi tiến trình API chính.</w:t>
+        <w:t xml:space="preserve">Quy trình biên tập AI gọi mô hình một lần duy nhất</w:t>
+      </w:r>
+      <w:r>
+        <w:t xml:space="preserve"> </w:t>
+      </w:r>
+      <w:r>
+        <w:t xml:space="preserve">(</w:t>
+      </w:r>
+      <w:r>
+        <w:rPr>
+          <w:rStyle w:val="VerbatimChar"/>
+        </w:rPr>
+        <w:t xml:space="preserve">gpt-4o</w:t>
+      </w:r>
+      <w:r>
+        <w:t xml:space="preserve">), kiểm tra schema bằng Zod, có cơ chế thử lại và</w:t>
+      </w:r>
+      <w:r>
+        <w:t xml:space="preserve"> </w:t>
+      </w:r>
+      <w:r>
+        <w:t xml:space="preserve">đường dự phòng heuristic.</w:t>
       </w:r>
     </w:p>
     <w:p>
@@ -983,13 +1366,22 @@
         </w:numPr>
       </w:pPr>
       <w:r>
-        <w:t xml:space="preserve">Cổng web Next.js 15 với 33 route và quản trị AI Curator dựa trên</w:t>
-      </w:r>
-      <w:r>
-        <w:t xml:space="preserve"> </w:t>
-      </w:r>
-      <w:r>
-        <w:t xml:space="preserve">kiến trúc Next.js App Router.</w:t>
+        <w:t xml:space="preserve">Microservice ghi nhật ký kiểm toán giao tiếp qua gRPC (</w:t>
+      </w:r>
+      <w:r>
+        <w:rPr>
+          <w:rStyle w:val="VerbatimChar"/>
+        </w:rPr>
+        <w:t xml:space="preserve">audit_logger.proto</w:t>
+      </w:r>
+      <w:r>
+        <w:t xml:space="preserve">),</w:t>
+      </w:r>
+      <w:r>
+        <w:t xml:space="preserve"> </w:t>
+      </w:r>
+      <w:r>
+        <w:t xml:space="preserve">tách biệt khỏi tiến trình API chính.</w:t>
       </w:r>
     </w:p>
     <w:p>
@@ -1001,72 +1393,431 @@
         </w:numPr>
       </w:pPr>
       <w:r>
-        <w:t xml:space="preserve">Quy trình CI/CD năm công việc trên GitHub Actions với cổng chất</w:t>
-      </w:r>
-      <w:r>
-        <w:t xml:space="preserve"> </w:t>
-      </w:r>
-      <w:r>
-        <w:t xml:space="preserve">lượng tự động, cùng 482 kiểm thử tự động trên ba bộ kiểm thử.</w:t>
+        <w:t xml:space="preserve">Cổng web Next.js 15 với 33 route (bao gồm phòng Live 7 chủ đề giao diện, bàn điều khiển Studio 4 tab và quản trị AI Curator) cùng quy trình CI/CD 5 job kiểm định 482/482 kiểm thử tự động đạt 100%.</w:t>
       </w:r>
     </w:p>
     <w:p>
       <w:pPr>
         <w:pStyle w:val="Heading2"/>
       </w:pPr>
-      <w:bookmarkStart w:id="15" w:name="_ac4b47be6b00ee5b3a176b04c2ad66f0103c8ae"/>
+      <w:bookmarkStart w:id="15" w:name="_a0ca71ffde2605af858ef28c2d284b43d208f84"/>
+      <w:r>
+        <w:t xml:space="preserve">Tổ chức nhóm nghiên cứu và Phân công nhiệm vụ</w:t>
+      </w:r>
+      <w:bookmarkEnd w:id="15"/>
+    </w:p>
+    <w:p>
+      <w:pPr>
+        <w:pStyle w:val="FirstParagraph"/>
+      </w:pPr>
+      <w:r>
+        <w:t xml:space="preserve">Dự án OmniCast được thực hiện tại</w:t>
+      </w:r>
+      <w:r>
+        <w:t xml:space="preserve"> </w:t>
+      </w:r>
+      <w:r>
+        <w:rPr>
+          <w:b/>
+          <w:bCs/>
+        </w:rPr>
+        <w:t xml:space="preserve">FPTU Quy Nhon AI Campus — FU Cahata</w:t>
+      </w:r>
+      <w:r>
+        <w:t xml:space="preserve"> </w:t>
+      </w:r>
+      <w:r>
+        <w:t xml:space="preserve">dưới sự hướng dẫn của giảng viên</w:t>
+      </w:r>
+      <w:r>
+        <w:t xml:space="preserve"> </w:t>
+      </w:r>
+      <w:r>
+        <w:rPr>
+          <w:b/>
+          <w:bCs/>
+        </w:rPr>
+        <w:t xml:space="preserve">Thầy Huỳnh Vang</w:t>
+      </w:r>
+      <w:r>
+        <w:t xml:space="preserve">. Bảng </w:t>
+      </w:r>
+      <w:hyperlink w:anchor="_5e938edbf26271acd7b266dd116789f2ce933e1">
+        <w:r>
+          <w:rPr>
+            <w:rStyle w:val="Hyperlink"/>
+          </w:rPr>
+          <w:t xml:space="preserve">1</w:t>
+        </w:r>
+      </w:hyperlink>
+      <w:r>
+        <w:t xml:space="preserve"> </w:t>
+      </w:r>
+      <w:r>
+        <w:t xml:space="preserve">trình bày phân công nhiệm vụ chuyên sâu của 4 thành viên trong nhóm.</w:t>
+      </w:r>
+    </w:p>
+    <w:bookmarkStart w:id="16" w:name="_5e938edbf26271acd7b266dd116789f2ce933e1"/>
+    <w:p>
+      <w:pPr>
+        <w:pStyle w:val="TableCaption"/>
+      </w:pPr>
+      <w:r>
+        <w:t xml:space="preserve">Danh sách 4 thành viên nhóm dự án OmniCast (FPTU Quy Nhon AI Campus — FU Cahata, Mentor: Thầy Huỳnh Vang).</w:t>
+      </w:r>
+    </w:p>
+    <w:tbl>
+      <w:tblPr>
+        <w:tblStyle w:val="Table"/>
+        <w:tblW w:type="auto" w:w="0"/>
+        <w:tblLook w:firstRow="1" w:lastRow="0" w:firstColumn="0" w:lastColumn="0" w:noHBand="0" w:noVBand="0" w:val="0020"/>
+        <w:tblCaption w:val="Danh sách 4 thành viên nhóm dự án OmniCast (FPTU Quy Nhon AI Campus — FU Cahata, Mentor: Thầy Huỳnh Vang)."/>
+      </w:tblPr>
+      <w:tblGrid>
+        <w:gridCol w:w="2640"/>
+        <w:gridCol w:w="2640"/>
+        <w:gridCol w:w="2640"/>
+      </w:tblGrid>
+      <w:tr>
+        <w:trPr>
+          <w:tblHeader w:val="on"/>
+        </w:trPr>
+        <w:tc>
+          <w:tcPr/>
+          <w:p>
+            <w:pPr>
+              <w:pStyle w:val="Compact"/>
+              <w:jc w:val="left"/>
+            </w:pPr>
+            <w:r>
+              <w:rPr>
+                <w:b/>
+                <w:bCs/>
+              </w:rPr>
+              <w:t xml:space="preserve">Họ và tên</w:t>
+            </w:r>
+          </w:p>
+        </w:tc>
+        <w:tc>
+          <w:tcPr/>
+          <w:p>
+            <w:pPr>
+              <w:pStyle w:val="Compact"/>
+              <w:jc w:val="left"/>
+            </w:pPr>
+            <w:r>
+              <w:rPr>
+                <w:b/>
+                <w:bCs/>
+              </w:rPr>
+              <w:t xml:space="preserve">Vai trò / MSSV</w:t>
+            </w:r>
+          </w:p>
+        </w:tc>
+        <w:tc>
+          <w:tcPr/>
+          <w:p>
+            <w:pPr>
+              <w:pStyle w:val="Compact"/>
+              <w:jc w:val="left"/>
+            </w:pPr>
+            <w:r>
+              <w:rPr>
+                <w:b/>
+                <w:bCs/>
+              </w:rPr>
+              <w:t xml:space="preserve">Phụ trách kỹ thuật chính</w:t>
+            </w:r>
+          </w:p>
+        </w:tc>
+      </w:tr>
+      <w:tr>
+        <w:tc>
+          <w:tcPr/>
+          <w:p>
+            <w:pPr>
+              <w:pStyle w:val="Compact"/>
+              <w:jc w:val="left"/>
+            </w:pPr>
+            <w:r>
+              <w:rPr>
+                <w:b/>
+                <w:bCs/>
+              </w:rPr>
+              <w:t xml:space="preserve">Nguyễn Bình An</w:t>
+            </w:r>
+            <w:r>
+              <w:t xml:space="preserve"> </w:t>
+            </w:r>
+            <w:r>
+              <w:t xml:space="preserve">(</w:t>
+            </w:r>
+            <w:r>
+              <w:rPr>
+                <w:rStyle w:val="VerbatimChar"/>
+              </w:rPr>
+              <w:t xml:space="preserve">TomOutfit</w:t>
+            </w:r>
+            <w:r>
+              <w:t xml:space="preserve">)</w:t>
+            </w:r>
+          </w:p>
+        </w:tc>
+        <w:tc>
+          <w:tcPr/>
+          <w:p>
+            <w:pPr>
+              <w:pStyle w:val="Compact"/>
+              <w:jc w:val="left"/>
+            </w:pPr>
+            <w:r>
+              <w:t xml:space="preserve">Nhóm trưởng</w:t>
+            </w:r>
+          </w:p>
+        </w:tc>
+        <w:tc>
+          <w:tcPr/>
+          <w:p>
+            <w:pPr>
+              <w:pStyle w:val="Compact"/>
+              <w:jc w:val="left"/>
+            </w:pPr>
+            <w:r>
+              <w:t xml:space="preserve">Kiến trúc lõi NestJS 19 module, Bảo mật JWT &amp; RBAC 4 vai trò, Thuật toán chống xung đột lịch EPG, Direct Stream Engine, CI/CD &amp; Triển khai</w:t>
+            </w:r>
+          </w:p>
+        </w:tc>
+      </w:tr>
+      <w:tr>
+        <w:tc>
+          <w:tcPr/>
+          <w:p>
+            <w:pPr>
+              <w:pStyle w:val="Compact"/>
+              <w:jc w:val="left"/>
+            </w:pPr>
+            <w:r>
+              <w:rPr>
+                <w:b/>
+                <w:bCs/>
+              </w:rPr>
+              <w:t xml:space="preserve">Trần Thanh Sơn</w:t>
+            </w:r>
+          </w:p>
+        </w:tc>
+        <w:tc>
+          <w:tcPr/>
+          <w:p>
+            <w:pPr>
+              <w:pStyle w:val="Compact"/>
+              <w:jc w:val="left"/>
+            </w:pPr>
+            <w:r>
+              <w:rPr>
+                <w:rStyle w:val="VerbatimChar"/>
+              </w:rPr>
+              <w:t xml:space="preserve">QE170080</w:t>
+            </w:r>
+          </w:p>
+        </w:tc>
+        <w:tc>
+          <w:tcPr/>
+          <w:p>
+            <w:pPr>
+              <w:pStyle w:val="Compact"/>
+              <w:jc w:val="left"/>
+            </w:pPr>
+            <w:r>
+              <w:t xml:space="preserve">Kiến trúc vi dịch vụ gRPC Audit Logger (</w:t>
+            </w:r>
+            <w:r>
+              <w:rPr>
+                <w:rStyle w:val="VerbatimChar"/>
+              </w:rPr>
+              <w:t xml:space="preserve">audit_logger.proto</w:t>
+            </w:r>
+            <w:r>
+              <w:t xml:space="preserve">), Cơ sở dữ liệu PostgreSQL Supabase (21 Prisma models), Telemetry &amp; Seed</w:t>
+            </w:r>
+          </w:p>
+        </w:tc>
+      </w:tr>
+      <w:tr>
+        <w:tc>
+          <w:tcPr/>
+          <w:p>
+            <w:pPr>
+              <w:pStyle w:val="Compact"/>
+              <w:jc w:val="left"/>
+            </w:pPr>
+            <w:r>
+              <w:rPr>
+                <w:b/>
+                <w:bCs/>
+              </w:rPr>
+              <w:t xml:space="preserve">Nguyễn Vĩnh Phú</w:t>
+            </w:r>
+          </w:p>
+        </w:tc>
+        <w:tc>
+          <w:tcPr/>
+          <w:p>
+            <w:pPr>
+              <w:pStyle w:val="Compact"/>
+              <w:jc w:val="left"/>
+            </w:pPr>
+            <w:r>
+              <w:rPr>
+                <w:rStyle w:val="VerbatimChar"/>
+              </w:rPr>
+              <w:t xml:space="preserve">QE180136</w:t>
+            </w:r>
+          </w:p>
+        </w:tc>
+        <w:tc>
+          <w:tcPr/>
+          <w:p>
+            <w:pPr>
+              <w:pStyle w:val="Compact"/>
+              <w:jc w:val="left"/>
+            </w:pPr>
+            <w:r>
+              <w:t xml:space="preserve">Trưởng nhóm Mobile Flutter (31 màn hình, 12 BLoC), Trình phát</w:t>
+            </w:r>
+            <w:r>
+              <w:t xml:space="preserve"> </w:t>
+            </w:r>
+            <w:r>
+              <w:rPr>
+                <w:rStyle w:val="VerbatimChar"/>
+              </w:rPr>
+              <w:t xml:space="preserve">OmniPlayer</w:t>
+            </w:r>
+            <w:r>
+              <w:t xml:space="preserve">,</w:t>
+            </w:r>
+            <w:r>
+              <w:t xml:space="preserve"> </w:t>
+            </w:r>
+            <w:r>
+              <w:rPr>
+                <w:rStyle w:val="VerbatimChar"/>
+              </w:rPr>
+              <w:t xml:space="preserve">MobileStudioRecorderScreen</w:t>
+            </w:r>
+            <w:r>
+              <w:t xml:space="preserve"> </w:t>
+            </w:r>
+            <w:r>
+              <w:t xml:space="preserve">(WebRTC WHIP), Offline SQLite</w:t>
+            </w:r>
+          </w:p>
+        </w:tc>
+      </w:tr>
+      <w:tr>
+        <w:tc>
+          <w:tcPr/>
+          <w:p>
+            <w:pPr>
+              <w:pStyle w:val="Compact"/>
+              <w:jc w:val="left"/>
+            </w:pPr>
+            <w:r>
+              <w:rPr>
+                <w:b/>
+                <w:bCs/>
+              </w:rPr>
+              <w:t xml:space="preserve">Đồng Hoàng Nguyên</w:t>
+            </w:r>
+            <w:r>
+              <w:t xml:space="preserve"> </w:t>
+            </w:r>
+            <w:r>
+              <w:t xml:space="preserve">(</w:t>
+            </w:r>
+            <w:r>
+              <w:rPr>
+                <w:rStyle w:val="VerbatimChar"/>
+              </w:rPr>
+              <w:t xml:space="preserve">teng122</w:t>
+            </w:r>
+            <w:r>
+              <w:t xml:space="preserve">)</w:t>
+            </w:r>
+          </w:p>
+        </w:tc>
+        <w:tc>
+          <w:tcPr/>
+          <w:p>
+            <w:pPr>
+              <w:pStyle w:val="Compact"/>
+              <w:jc w:val="left"/>
+            </w:pPr>
+            <w:r>
+              <w:t xml:space="preserve">Full-Stack &amp; AI</w:t>
+            </w:r>
+          </w:p>
+        </w:tc>
+        <w:tc>
+          <w:tcPr/>
+          <w:p>
+            <w:pPr>
+              <w:pStyle w:val="Compact"/>
+              <w:jc w:val="left"/>
+            </w:pPr>
+            <w:r>
+              <w:t xml:space="preserve">Cổng Web Next.js 15 Cinema Dark (33 route), Cổng Socket.IO</w:t>
+            </w:r>
+            <w:r>
+              <w:t xml:space="preserve"> </w:t>
+            </w:r>
+            <w:r>
+              <w:rPr>
+                <w:rStyle w:val="VerbatimChar"/>
+              </w:rPr>
+              <w:t xml:space="preserve">/live</w:t>
+            </w:r>
+            <w:r>
+              <w:t xml:space="preserve">, Phòng Live 7 chủ đề, Bàn điều khiển Live Studio &amp; Module AI Curator</w:t>
+            </w:r>
+          </w:p>
+        </w:tc>
+      </w:tr>
+    </w:tbl>
+    <w:bookmarkEnd w:id="16"/>
+    <w:p>
+      <w:pPr>
+        <w:pStyle w:val="Heading2"/>
+      </w:pPr>
+      <w:bookmarkStart w:id="17" w:name="_ac4b47be6b00ee5b3a176b04c2ad66f0103c8ae"/>
       <w:r>
         <w:t xml:space="preserve">Phạm vi bài báo</w:t>
       </w:r>
-      <w:bookmarkEnd w:id="15"/>
+      <w:bookmarkEnd w:id="17"/>
     </w:p>
     <w:p>
       <w:pPr>
         <w:pStyle w:val="FirstParagraph"/>
       </w:pPr>
       <w:r>
-        <w:t xml:space="preserve">Bài báo tập trung vào phần back-end và cổng web của hệ thống, là hai</w:t>
-      </w:r>
-      <w:r>
-        <w:t xml:space="preserve"> </w:t>
-      </w:r>
-      <w:r>
-        <w:t xml:space="preserve">sản phẩm của môn PRN232. Phần ứng dụng di động Flutter được trình bày</w:t>
-      </w:r>
-      <w:r>
-        <w:t xml:space="preserve"> </w:t>
-      </w:r>
-      <w:r>
-        <w:t xml:space="preserve">đầy đủ trong bài báo song song ứng với môn PRM393. Các khía cạnh triển</w:t>
-      </w:r>
-      <w:r>
-        <w:t xml:space="preserve"> </w:t>
-      </w:r>
-      <w:r>
-        <w:t xml:space="preserve">khai hạ tầng, cấu hình biến môi trường và quy trình phát hành ứng dụng</w:t>
-      </w:r>
-      <w:r>
-        <w:t xml:space="preserve"> </w:t>
-      </w:r>
-      <w:r>
-        <w:t xml:space="preserve">di động được trình bày trong tài liệu triển khai đi kèm, còn ở đây chỉ</w:t>
-      </w:r>
-      <w:r>
-        <w:t xml:space="preserve"> </w:t>
-      </w:r>
-      <w:r>
-        <w:t xml:space="preserve">tóm tắt ở mức kiến trúc.</w:t>
+        <w:t xml:space="preserve">Bài báo này tập trung vào kiến trúc hệ thống, phần back-end NestJS, vi dịch vụ gRPC, cơ sở dữ liệu và cổng web Next.js 15 của hệ thống (thuộc học phần PRN232). Phần ứng dụng di động Flutter 31 màn hình được trình bày</w:t>
+      </w:r>
+      <w:r>
+        <w:t xml:space="preserve"> </w:t>
+      </w:r>
+      <w:r>
+        <w:t xml:space="preserve">đầy đủ trong báo cáo song hành thuộc học phần PRM393.</w:t>
       </w:r>
     </w:p>
     <w:p>
       <w:pPr>
         <w:pStyle w:val="Heading1"/>
       </w:pPr>
-      <w:bookmarkStart w:id="16" w:name="_31d26affc8bca4dac4a83331dcb4d1a625a6183"/>
+      <w:bookmarkStart w:id="18" w:name="_31d26affc8bca4dac4a83331dcb4d1a625a6183"/>
       <w:r>
         <w:t xml:space="preserve">Công trình liên quan</w:t>
       </w:r>
-      <w:bookmarkEnd w:id="16"/>
+      <w:bookmarkEnd w:id="18"/>
     </w:p>
     <w:p>
       <w:pPr>
@@ -1092,11 +1843,11 @@
       <w:pPr>
         <w:pStyle w:val="Heading2"/>
       </w:pPr>
-      <w:bookmarkStart w:id="17" w:name="_5b5d6ccb49d53572e7569bd515f3ee09a329feb"/>
+      <w:bookmarkStart w:id="19" w:name="_5b5d6ccb49d53572e7569bd515f3ee09a329feb"/>
       <w:r>
         <w:t xml:space="preserve">Khung ứng dụng phía sau</w:t>
       </w:r>
-      <w:bookmarkEnd w:id="17"/>
+      <w:bookmarkEnd w:id="19"/>
     </w:p>
     <w:p>
       <w:pPr>
@@ -1329,11 +2080,11 @@
       <w:pPr>
         <w:pStyle w:val="Heading2"/>
       </w:pPr>
-      <w:bookmarkStart w:id="18" w:name="_56830e09b394e1f917f171f66edea4139ca4467"/>
+      <w:bookmarkStart w:id="20" w:name="_56830e09b394e1f917f171f66edea4139ca4467"/>
       <w:r>
         <w:t xml:space="preserve">Giao thức truy cập dữ liệu</w:t>
       </w:r>
-      <w:bookmarkEnd w:id="18"/>
+      <w:bookmarkEnd w:id="20"/>
     </w:p>
     <w:p>
       <w:pPr>
@@ -1568,11 +2319,11 @@
       <w:pPr>
         <w:pStyle w:val="Heading2"/>
       </w:pPr>
-      <w:bookmarkStart w:id="19" w:name="_d72ca516578d5e3e49fc8e266a0e2492324054f"/>
+      <w:bookmarkStart w:id="21" w:name="_d72ca516578d5e3e49fc8e266a0e2492324054f"/>
       <w:r>
         <w:t xml:space="preserve">Lịch phát truyền thông và trợ lý AI</w:t>
       </w:r>
-      <w:bookmarkEnd w:id="19"/>
+      <w:bookmarkEnd w:id="21"/>
     </w:p>
     <w:p>
       <w:pPr>
@@ -1749,11 +2500,11 @@
       <w:pPr>
         <w:pStyle w:val="Heading2"/>
       </w:pPr>
-      <w:bookmarkStart w:id="20" w:name="_1f3219acf15f41acbaeeb5711547796582f59d6"/>
+      <w:bookmarkStart w:id="22" w:name="_1f3219acf15f41acbaeeb5711547796582f59d6"/>
       <w:r>
         <w:t xml:space="preserve">Khoảng trống mà OmniCast lấp đầy</w:t>
       </w:r>
-      <w:bookmarkEnd w:id="20"/>
+      <w:bookmarkEnd w:id="22"/>
     </w:p>
     <w:p>
       <w:pPr>
@@ -1821,21 +2572,21 @@
       <w:pPr>
         <w:pStyle w:val="Heading1"/>
       </w:pPr>
-      <w:bookmarkStart w:id="21" w:name="_0a2f9e496d5e57519b3c1f13ea17b651d29f539"/>
+      <w:bookmarkStart w:id="23" w:name="_0a2f9e496d5e57519b3c1f13ea17b651d29f539"/>
       <w:r>
         <w:t xml:space="preserve">Kiến trúc hệ thống</w:t>
       </w:r>
-      <w:bookmarkEnd w:id="21"/>
+      <w:bookmarkEnd w:id="23"/>
     </w:p>
     <w:p>
       <w:pPr>
         <w:pStyle w:val="Heading2"/>
       </w:pPr>
-      <w:bookmarkStart w:id="22" w:name="_fed91b9eec16e1b6d076eae2a166c6e2d5ca3bf"/>
+      <w:bookmarkStart w:id="24" w:name="_fed91b9eec16e1b6d076eae2a166c6e2d5ca3bf"/>
       <w:r>
         <w:t xml:space="preserve">Tổng quan phân tầng</w:t>
       </w:r>
-      <w:bookmarkEnd w:id="22"/>
+      <w:bookmarkEnd w:id="24"/>
     </w:p>
     <w:p>
       <w:pPr>
@@ -1848,34 +2599,34 @@
         <w:t xml:space="preserve"> </w:t>
       </w:r>
       <w:r>
-        <w:t xml:space="preserve">ngay bên dưới. Tầng trình bày gồm cổng web Next.js 15 và ứng dụng di</w:t>
-      </w:r>
-      <w:r>
-        <w:t xml:space="preserve"> </w:t>
-      </w:r>
-      <w:r>
-        <w:t xml:space="preserve">động Flutter; tầng API là một tiến trình NestJS duy nhất với 19 module</w:t>
-      </w:r>
-      <w:r>
-        <w:t xml:space="preserve"> </w:t>
-      </w:r>
-      <w:r>
-        <w:t xml:space="preserve">nghiệp vụ; tầng thời gian thực xử lý phát sóng trực tiếp, chat và tín</w:t>
-      </w:r>
-      <w:r>
-        <w:t xml:space="preserve"> </w:t>
-      </w:r>
-      <w:r>
-        <w:t xml:space="preserve">hiệu WebRTC; tầng dữ liệu gồm PostgreSQL, dịch vụ phát trực tuyến</w:t>
-      </w:r>
-      <w:r>
-        <w:t xml:space="preserve"> </w:t>
-      </w:r>
-      <w:r>
-        <w:t xml:space="preserve">MediaMTX, dịch vụ lưu trữ Cloudinary và các API bên ngoài.</w:t>
-      </w:r>
-    </w:p>
-    <w:bookmarkStart w:id="23" w:name="_5ac69354a6fd3507e9e58de457b85015f252642"/>
+        <w:t xml:space="preserve">ngay bên dưới. Tầng trình bày gồm cổng web Next.js 15 (33 route) và ứng dụng di</w:t>
+      </w:r>
+      <w:r>
+        <w:t xml:space="preserve"> </w:t>
+      </w:r>
+      <w:r>
+        <w:t xml:space="preserve">động Flutter (31 màn hình); tầng API là một tiến trình NestJS duy nhất với 19 module</w:t>
+      </w:r>
+      <w:r>
+        <w:t xml:space="preserve"> </w:t>
+      </w:r>
+      <w:r>
+        <w:t xml:space="preserve">nghiệp vụ và hơn 140 endpoint REST; tầng thời gian thực xử lý phát sóng trực tiếp (LiveStream), điều phối phòng Studio, trò chuyện, cảm xúc nổi, quyên góp Super Chat và tín</w:t>
+      </w:r>
+      <w:r>
+        <w:t xml:space="preserve"> </w:t>
+      </w:r>
+      <w:r>
+        <w:t xml:space="preserve">hiệu WebRTC; tầng dữ liệu gồm PostgreSQL (21 model Prisma), máy chủ phát trực tuyến</w:t>
+      </w:r>
+      <w:r>
+        <w:t xml:space="preserve"> </w:t>
+      </w:r>
+      <w:r>
+        <w:t xml:space="preserve">MediaMTX, dịch vụ lưu trữ đám mây Cloudinary và các API bên ngoài.</w:t>
+      </w:r>
+    </w:p>
+    <w:bookmarkStart w:id="25" w:name="_5ac69354a6fd3507e9e58de457b85015f252642"/>
     <w:tbl>
       <w:tblPr>
         <w:tblStyle w:val="FigureTable"/>
@@ -1890,13 +2641,25 @@
         <w:pStyle w:val="ImageCaption"/>
       </w:pPr>
       <w:r>
-        <w:t xml:space="preserve">Kiến trúc phân tầng tổng thể của OmniCast. Cả cổng web và</w:t>
-      </w:r>
-      <w:r>
-        <w:t xml:space="preserve"> </w:t>
-      </w:r>
-      <w:r>
-        <w:t xml:space="preserve">ứng dụng di động đều tiêu thụ cùng một API REST; nhật ký kiểm toán</w:t>
+        <w:t xml:space="preserve">Kiến trúc phân tầng tổng thể của OmniCast. Cả cổng web Next.js 15 và</w:t>
+      </w:r>
+      <w:r>
+        <w:t xml:space="preserve"> </w:t>
+      </w:r>
+      <w:r>
+        <w:t xml:space="preserve">ứng dụng di động Flutter đều tiêu thụ cùng một API REST và cổng WebSocket</w:t>
+      </w:r>
+      <w:r>
+        <w:t xml:space="preserve"> </w:t>
+      </w:r>
+      <w:r>
+        <w:rPr>
+          <w:rStyle w:val="VerbatimChar"/>
+        </w:rPr>
+        <w:t xml:space="preserve">/live</w:t>
+      </w:r>
+      <w:r>
+        <w:t xml:space="preserve">; nhật ký kiểm toán</w:t>
       </w:r>
       <w:r>
         <w:t xml:space="preserve"> </w:t>
@@ -1905,7 +2668,7 @@
         <w:t xml:space="preserve">được tách sang microservice gRPC riêng.</w:t>
       </w:r>
     </w:p>
-    <w:bookmarkEnd w:id="23"/>
+    <w:bookmarkEnd w:id="25"/>
     <w:p>
       <w:pPr>
         <w:pStyle w:val="FirstParagraph"/>
@@ -2002,11 +2765,454 @@
       <w:pPr>
         <w:pStyle w:val="Heading2"/>
       </w:pPr>
-      <w:bookmarkStart w:id="24" w:name="_11b16c8e83507b907cdac261250a2ef290146d7"/>
+      <w:bookmarkStart w:id="26" w:name="_68e0344b491f1d098d753597bc8905e4ecc785f"/>
+      <w:r>
+        <w:t xml:space="preserve">Kiến trúc Truyền phát Trực tiếp (LiveStream) &amp; Bàn điều khiển Live Studio</w:t>
+      </w:r>
+      <w:bookmarkEnd w:id="26"/>
+    </w:p>
+    <w:p>
+      <w:pPr>
+        <w:pStyle w:val="FirstParagraph"/>
+      </w:pPr>
+      <w:r>
+        <w:t xml:space="preserve">Để đáp ứng yêu cầu phát sóng trực tiếp với độ trễ cực thấp và khả năng tương tác hai chiều giữa đạo diễn (</w:t>
+      </w:r>
+      <w:r>
+        <w:rPr>
+          <w:rStyle w:val="VerbatimChar"/>
+        </w:rPr>
+        <w:t xml:space="preserve">STAFF</w:t>
+      </w:r>
+      <w:r>
+        <w:t xml:space="preserve">/</w:t>
+      </w:r>
+      <w:r>
+        <w:rPr>
+          <w:rStyle w:val="VerbatimChar"/>
+        </w:rPr>
+        <w:t xml:space="preserve">ADMIN</w:t>
+      </w:r>
+      <w:r>
+        <w:t xml:space="preserve">) và khán giả (</w:t>
+      </w:r>
+      <w:r>
+        <w:rPr>
+          <w:rStyle w:val="VerbatimChar"/>
+        </w:rPr>
+        <w:t xml:space="preserve">VIEWER</w:t>
+      </w:r>
+      <w:r>
+        <w:t xml:space="preserve">), OmniCast thiết kế một kiến trúc truyền phát đa luồng chuyên biệt như minh hoạ tại Hình </w:t>
+      </w:r>
+      <w:hyperlink w:anchor="_abe3354d3298c437b480ed609a942690e07e4d0">
+        <w:r>
+          <w:rPr>
+            <w:rStyle w:val="Hyperlink"/>
+          </w:rPr>
+          <w:t xml:space="preserve">2</w:t>
+        </w:r>
+      </w:hyperlink>
+      <w:r>
+        <w:t xml:space="preserve">.</w:t>
+      </w:r>
+    </w:p>
+    <w:bookmarkStart w:id="27" w:name="_abe3354d3298c437b480ed609a942690e07e4d0"/>
+    <w:tbl>
+      <w:tblPr>
+        <w:tblStyle w:val="FigureTable"/>
+        <w:tblW w:type="auto" w:w="0"/>
+        <w:jc w:val="center"/>
+        <w:tblLook w:firstRow="0" w:lastRow="0" w:firstColumn="0" w:lastColumn="0"/>
+      </w:tblPr>
+      <w:tblGrid/>
+    </w:tbl>
+    <w:p>
+      <w:pPr>
+        <w:pStyle w:val="ImageCaption"/>
+      </w:pPr>
+      <w:r>
+        <w:t xml:space="preserve">Kiến trúc truyền phát trực tiếp (LiveStream) và bàn điều khiển Live Studio đầu-cuối: kết hợp 4 chế độ thu nhận luồng phát (Curated VOD, Camera/Screen WHIP WebRTC, Kho nội dung công khai, Điều hành tương tác) qua</w:t>
+      </w:r>
+      <w:r>
+        <w:t xml:space="preserve"> </w:t>
+      </w:r>
+      <w:r>
+        <w:rPr>
+          <w:rStyle w:val="VerbatimChar"/>
+        </w:rPr>
+        <w:t xml:space="preserve">LiveStudioService</w:t>
+      </w:r>
+      <w:r>
+        <w:t xml:space="preserve">, máy chủ MediaMTX và cổng Socket.IO</w:t>
+      </w:r>
+      <w:r>
+        <w:t xml:space="preserve"> </w:t>
+      </w:r>
+      <w:r>
+        <w:rPr>
+          <w:rStyle w:val="VerbatimChar"/>
+        </w:rPr>
+        <w:t xml:space="preserve">/live</w:t>
+      </w:r>
+      <w:r>
+        <w:t xml:space="preserve">.</w:t>
+      </w:r>
+    </w:p>
+    <w:bookmarkEnd w:id="27"/>
+    <w:p>
+      <w:pPr>
+        <w:pStyle w:val="FirstParagraph"/>
+      </w:pPr>
+      <w:r>
+        <w:t xml:space="preserve">Kiến trúc LiveStream vận hành trên ba trụ cột kỹ thuật đồng bộ:</w:t>
+      </w:r>
+    </w:p>
+    <w:p>
+      <w:pPr>
+        <w:pStyle w:val="FirstParagraph"/>
+        <w:numPr>
+          <w:ilvl w:val="0"/>
+          <w:numId w:val="1003"/>
+        </w:numPr>
+      </w:pPr>
+      <w:r>
+        <w:rPr>
+          <w:b/>
+          <w:bCs/>
+        </w:rPr>
+        <w:t xml:space="preserve">Bốn đường thu nhận luồng phát (Ingestion Pipelines) tại Live Studio:</w:t>
+      </w:r>
+      <w:r>
+        <w:t xml:space="preserve"> </w:t>
+      </w:r>
+      <w:r>
+        <w:t xml:space="preserve">Đạo diễn trên Web (</w:t>
+      </w:r>
+      <w:r>
+        <w:rPr>
+          <w:rStyle w:val="VerbatimChar"/>
+        </w:rPr>
+        <w:t xml:space="preserve">/studio/live</w:t>
+      </w:r>
+      <w:r>
+        <w:t xml:space="preserve">) hoặc Mobile (</w:t>
+      </w:r>
+      <w:r>
+        <w:rPr>
+          <w:rStyle w:val="VerbatimChar"/>
+        </w:rPr>
+        <w:t xml:space="preserve">LiveStudioScreen</w:t>
+      </w:r>
+      <w:r>
+        <w:t xml:space="preserve"> </w:t>
+      </w:r>
+      <w:r>
+        <w:t xml:space="preserve">&amp;</w:t>
+      </w:r>
+      <w:r>
+        <w:t xml:space="preserve"> </w:t>
+      </w:r>
+      <w:r>
+        <w:rPr>
+          <w:rStyle w:val="VerbatimChar"/>
+        </w:rPr>
+        <w:t xml:space="preserve">MobileStudioRecorderScreen</w:t>
+      </w:r>
+      <w:r>
+        <w:t xml:space="preserve">) có thể khởi tạo sóng trực tiếp qua 4 chế độ: (i)</w:t>
+      </w:r>
+      <w:r>
+        <w:t xml:space="preserve"> </w:t>
+      </w:r>
+      <w:r>
+        <w:rPr>
+          <w:i/>
+          <w:iCs/>
+        </w:rPr>
+        <w:t xml:space="preserve">Curated Live</w:t>
+      </w:r>
+      <w:r>
+        <w:t xml:space="preserve"> </w:t>
+      </w:r>
+      <w:r>
+        <w:t xml:space="preserve">— chọn một hoặc nhiều bản ghi từ thư viện VOD nội bộ kèm bộ lọc chống vi phạm bản quyền (</w:t>
+      </w:r>
+      <w:r>
+        <w:rPr>
+          <w:i/>
+          <w:iCs/>
+        </w:rPr>
+        <w:t xml:space="preserve">Anti-Piracy Guard</w:t>
+      </w:r>
+      <w:r>
+        <w:t xml:space="preserve">); (ii)</w:t>
+      </w:r>
+      <w:r>
+        <w:t xml:space="preserve"> </w:t>
+      </w:r>
+      <w:r>
+        <w:rPr>
+          <w:i/>
+          <w:iCs/>
+        </w:rPr>
+        <w:t xml:space="preserve">Self-Record / Device Camera</w:t>
+      </w:r>
+      <w:r>
+        <w:t xml:space="preserve"> </w:t>
+      </w:r>
+      <w:r>
+        <w:t xml:space="preserve">— đẩy luồng trực tiếp từ ống kính máy quay phần cứng hoặc chia sẻ màn hình qua giao thức WebRTC WHIP tới MediaMTX (cổng</w:t>
+      </w:r>
+      <w:r>
+        <w:t xml:space="preserve"> </w:t>
+      </w:r>
+      <w:r>
+        <w:rPr>
+          <w:rStyle w:val="VerbatimChar"/>
+        </w:rPr>
+        <w:t xml:space="preserve">:8889/whip</w:t>
+      </w:r>
+      <w:r>
+        <w:t xml:space="preserve">) hoặc tải tệp ghi hình trực tiếp lên Cloudinary qua chữ ký số (</w:t>
+      </w:r>
+      <w:r>
+        <w:rPr>
+          <w:i/>
+          <w:iCs/>
+        </w:rPr>
+        <w:t xml:space="preserve">Signed Direct Upload</w:t>
+      </w:r>
+      <w:r>
+        <w:t xml:space="preserve">); (iii)</w:t>
+      </w:r>
+      <w:r>
+        <w:t xml:space="preserve"> </w:t>
+      </w:r>
+      <w:r>
+        <w:rPr>
+          <w:i/>
+          <w:iCs/>
+        </w:rPr>
+        <w:t xml:space="preserve">Verified Public Catalog</w:t>
+      </w:r>
+      <w:r>
+        <w:t xml:space="preserve"> </w:t>
+      </w:r>
+      <w:r>
+        <w:t xml:space="preserve">— nhập một chạm từ danh mục luồng HLS/MP4 công khai đã xác thực kèm kiểm tra</w:t>
+      </w:r>
+      <w:r>
+        <w:t xml:space="preserve"> </w:t>
+      </w:r>
+      <w:r>
+        <w:rPr>
+          <w:rStyle w:val="VerbatimChar"/>
+        </w:rPr>
+        <w:t xml:space="preserve">HEAD</w:t>
+      </w:r>
+      <w:r>
+        <w:t xml:space="preserve"> </w:t>
+      </w:r>
+      <w:r>
+        <w:t xml:space="preserve">probe; và (iv)</w:t>
+      </w:r>
+      <w:r>
+        <w:t xml:space="preserve"> </w:t>
+      </w:r>
+      <w:r>
+        <w:rPr>
+          <w:i/>
+          <w:iCs/>
+        </w:rPr>
+        <w:t xml:space="preserve">Host Control Console</w:t>
+      </w:r>
+      <w:r>
+        <w:t xml:space="preserve"> </w:t>
+      </w:r>
+      <w:r>
+        <w:t xml:space="preserve">— gửi thông báo ghim, kiểm duyệt bình luận và chuyển chương trình đang phát tức thời.</w:t>
+      </w:r>
+    </w:p>
+    <w:p>
+      <w:pPr>
+        <w:pStyle w:val="FirstParagraph"/>
+        <w:numPr>
+          <w:ilvl w:val="0"/>
+          <w:numId w:val="1003"/>
+        </w:numPr>
+      </w:pPr>
+      <w:r>
+        <w:rPr>
+          <w:b/>
+          <w:bCs/>
+        </w:rPr>
+        <w:t xml:space="preserve">Chuyển mã và Phân phối Đa giao thức (MediaMTX &amp; Direct Stream Engine):</w:t>
+      </w:r>
+      <w:r>
+        <w:t xml:space="preserve"> </w:t>
+      </w:r>
+      <w:r>
+        <w:t xml:space="preserve">Luồng WebRTC WHIP từ thiết bị quay được máy chủ MediaMTX chuyển đổi tức thời sang WHEP và HLS phân đoạn fMP4 độ trễ thấp (</w:t>
+      </w:r>
+      <w:r>
+        <w:rPr>
+          <w:rStyle w:val="VerbatimChar"/>
+        </w:rPr>
+        <w:t xml:space="preserve">:8888/&lt;streamKey&gt;/index.m3u8</w:t>
+      </w:r>
+      <w:r>
+        <w:t xml:space="preserve">). Ngoài ra, đối với các tệp lưu trên Google Drive, tầng backend và trình phát tự động phân giải đường dẫn sang</w:t>
+      </w:r>
+      <w:r>
+        <w:t xml:space="preserve"> </w:t>
+      </w:r>
+      <w:r>
+        <w:rPr>
+          <w:rStyle w:val="VerbatimChar"/>
+        </w:rPr>
+        <w:t xml:space="preserve">drive.usercontent.google.com/download?id=...&amp;confirm=t</w:t>
+      </w:r>
+      <w:r>
+        <w:t xml:space="preserve"> </w:t>
+      </w:r>
+      <w:r>
+        <w:t xml:space="preserve">để phát trực tiếp qua bộ đệm phần cứng mà không yêu cầu đăng nhập tài khoản Google.</w:t>
+      </w:r>
+    </w:p>
+    <w:p>
+      <w:pPr>
+        <w:pStyle w:val="FirstParagraph"/>
+        <w:numPr>
+          <w:ilvl w:val="0"/>
+          <w:numId w:val="1003"/>
+        </w:numPr>
+      </w:pPr>
+      <w:r>
+        <w:rPr>
+          <w:b/>
+          <w:bCs/>
+        </w:rPr>
+        <w:t xml:space="preserve">Điều phối Phòng Live Thời gian thực qua Socket.IO (</w:t>
+      </w:r>
+      <w:r>
+        <w:rPr>
+          <w:rStyle w:val="VerbatimChar"/>
+          <w:b/>
+          <w:bCs/>
+        </w:rPr>
+        <w:t xml:space="preserve">/live</w:t>
+      </w:r>
+      <w:r>
+        <w:rPr>
+          <w:b/>
+          <w:bCs/>
+        </w:rPr>
+        <w:t xml:space="preserve">):</w:t>
+      </w:r>
+      <w:r>
+        <w:t xml:space="preserve"> </w:t>
+      </w:r>
+      <w:r>
+        <w:t xml:space="preserve">Cổng</w:t>
+      </w:r>
+      <w:r>
+        <w:t xml:space="preserve"> </w:t>
+      </w:r>
+      <w:r>
+        <w:rPr>
+          <w:rStyle w:val="VerbatimChar"/>
+        </w:rPr>
+        <w:t xml:space="preserve">LiveStreamGateway</w:t>
+      </w:r>
+      <w:r>
+        <w:t xml:space="preserve"> </w:t>
+      </w:r>
+      <w:r>
+        <w:t xml:space="preserve">quản lý các phòng theo sự kiện (</w:t>
+      </w:r>
+      <w:r>
+        <w:rPr>
+          <w:rStyle w:val="VerbatimChar"/>
+        </w:rPr>
+        <w:t xml:space="preserve">event:&lt;eventId&gt;</w:t>
+      </w:r>
+      <w:r>
+        <w:t xml:space="preserve">) và theo kênh (</w:t>
+      </w:r>
+      <w:r>
+        <w:rPr>
+          <w:rStyle w:val="VerbatimChar"/>
+        </w:rPr>
+        <w:t xml:space="preserve">channel:&lt;channelId&gt;</w:t>
+      </w:r>
+      <w:r>
+        <w:t xml:space="preserve">), đồng bộ tức thời số người đang xem thực tế (</w:t>
+      </w:r>
+      <w:r>
+        <w:rPr>
+          <w:rStyle w:val="VerbatimChar"/>
+        </w:rPr>
+        <w:t xml:space="preserve">live:viewerCount</w:t>
+      </w:r>
+      <w:r>
+        <w:t xml:space="preserve">), tin nhắn trò chuyện phân nhánh (</w:t>
+      </w:r>
+      <w:r>
+        <w:rPr>
+          <w:rStyle w:val="VerbatimChar"/>
+        </w:rPr>
+        <w:t xml:space="preserve">live:chat:new</w:t>
+      </w:r>
+      <w:r>
+        <w:t xml:space="preserve">), hiệu ứng biểu cảm nổi 0ms (</w:t>
+      </w:r>
+      <w:r>
+        <w:rPr>
+          <w:rStyle w:val="VerbatimChar"/>
+        </w:rPr>
+        <w:t xml:space="preserve">live:reaction:new</w:t>
+      </w:r>
+      <w:r>
+        <w:t xml:space="preserve">), thông báo ghim từ đạo diễn (</w:t>
+      </w:r>
+      <w:r>
+        <w:rPr>
+          <w:rStyle w:val="VerbatimChar"/>
+        </w:rPr>
+        <w:t xml:space="preserve">broadcaster:message</w:t>
+      </w:r>
+      <w:r>
+        <w:t xml:space="preserve">), quyên góp Super Chat (</w:t>
+      </w:r>
+      <w:r>
+        <w:rPr>
+          <w:rStyle w:val="VerbatimChar"/>
+        </w:rPr>
+        <w:t xml:space="preserve">live:donation:received</w:t>
+      </w:r>
+      <w:r>
+        <w:t xml:space="preserve">) và tín hiệu đổi luồng video tức thời (</w:t>
+      </w:r>
+      <w:r>
+        <w:rPr>
+          <w:rStyle w:val="VerbatimChar"/>
+        </w:rPr>
+        <w:t xml:space="preserve">live:program:changed</w:t>
+      </w:r>
+      <w:r>
+        <w:t xml:space="preserve">).</w:t>
+      </w:r>
+    </w:p>
+    <w:p>
+      <w:pPr>
+        <w:pStyle w:val="Heading2"/>
+      </w:pPr>
+      <w:bookmarkStart w:id="28" w:name="_11b16c8e83507b907cdac261250a2ef290146d7"/>
       <w:r>
         <w:t xml:space="preserve">Cấu trúc module của NestJS</w:t>
       </w:r>
-      <w:bookmarkEnd w:id="24"/>
+      <w:bookmarkEnd w:id="28"/>
     </w:p>
     <w:p>
       <w:pPr>
@@ -2053,14 +3259,14 @@
           <w:rPr>
             <w:rStyle w:val="Hyperlink"/>
           </w:rPr>
-          <w:t xml:space="preserve">1</w:t>
+          <w:t xml:space="preserve">2</w:t>
         </w:r>
       </w:hyperlink>
       <w:r>
         <w:t xml:space="preserve">.</w:t>
       </w:r>
     </w:p>
-    <w:bookmarkStart w:id="25" w:name="_99853c7e95edffb5f929094fb15e8f8ee108da2"/>
+    <w:bookmarkStart w:id="29" w:name="_99853c7e95edffb5f929094fb15e8f8ee108da2"/>
     <w:p>
       <w:pPr>
         <w:pStyle w:val="TableCaption"/>
@@ -2238,7 +3444,7 @@
               <w:jc w:val="left"/>
             </w:pPr>
             <w:r>
-              <w:t xml:space="preserve">Chương trình, EPG, live studio</w:t>
+              <w:t xml:space="preserve">Chương trình, EPG, Live Studio, Social</w:t>
             </w:r>
           </w:p>
         </w:tc>
@@ -2680,6 +3886,15 @@
             <w:r>
               <w:t xml:space="preserve">Cổng thời gian thực</w:t>
             </w:r>
+            <w:r>
+              <w:t xml:space="preserve"> </w:t>
+            </w:r>
+            <w:r>
+              <w:rPr>
+                <w:rStyle w:val="VerbatimChar"/>
+              </w:rPr>
+              <w:t xml:space="preserve">/live</w:t>
+            </w:r>
           </w:p>
         </w:tc>
         <w:tc>
@@ -2866,16 +4081,16 @@
         </w:tc>
       </w:tr>
     </w:tbl>
-    <w:bookmarkEnd w:id="25"/>
+    <w:bookmarkEnd w:id="29"/>
     <w:p>
       <w:pPr>
         <w:pStyle w:val="Heading2"/>
       </w:pPr>
-      <w:bookmarkStart w:id="26" w:name="_d7b152e7fec0498fb7bff2eebafff19e3905861"/>
+      <w:bookmarkStart w:id="30" w:name="_d7b152e7fec0498fb7bff2eebafff19e3905861"/>
       <w:r>
         <w:t xml:space="preserve">Tích hợp giao thức và vận chuyển</w:t>
       </w:r>
-      <w:bookmarkEnd w:id="26"/>
+      <w:bookmarkEnd w:id="30"/>
     </w:p>
     <w:p>
       <w:pPr>
@@ -2888,7 +4103,7 @@
         <w:t xml:space="preserve"> </w:t>
       </w:r>
       <w:r>
-        <w:t xml:space="preserve">nhu cầu khác nhau.</w:t>
+        <w:t xml:space="preserve">nhu cầu khác nhau:</w:t>
       </w:r>
     </w:p>
     <w:p>
@@ -2896,7 +4111,7 @@
         <w:pStyle w:val="FirstParagraph"/>
         <w:numPr>
           <w:ilvl w:val="0"/>
-          <w:numId w:val="1003"/>
+          <w:numId w:val="1004"/>
         </w:numPr>
       </w:pPr>
       <w:r>
@@ -2993,7 +4208,7 @@
         <w:pStyle w:val="FirstParagraph"/>
         <w:numPr>
           <w:ilvl w:val="0"/>
-          <w:numId w:val="1003"/>
+          <w:numId w:val="1004"/>
         </w:numPr>
       </w:pPr>
       <w:r>
@@ -3001,7 +4216,29 @@
           <w:b/>
           <w:bCs/>
         </w:rPr>
-        <w:t xml:space="preserve">WebSocket.</w:t>
+        <w:t xml:space="preserve">WebSocket (Socket.IO</w:t>
+      </w:r>
+      <w:r>
+        <w:rPr>
+          <w:b/>
+          <w:bCs/>
+        </w:rPr>
+        <w:t xml:space="preserve"> </w:t>
+      </w:r>
+      <w:r>
+        <w:rPr>
+          <w:rStyle w:val="VerbatimChar"/>
+          <w:b/>
+          <w:bCs/>
+        </w:rPr>
+        <w:t xml:space="preserve">/live</w:t>
+      </w:r>
+      <w:r>
+        <w:rPr>
+          <w:b/>
+          <w:bCs/>
+        </w:rPr>
+        <w:t xml:space="preserve">).</w:t>
       </w:r>
       <w:r>
         <w:t xml:space="preserve"> </w:t>
@@ -3025,19 +4262,220 @@
         <w:t xml:space="preserve">/live</w:t>
       </w:r>
       <w:r>
-        <w:t xml:space="preserve">, phục vụ 12 sự kiện: theo dõi và bỏ theo dõi</w:t>
-      </w:r>
-      <w:r>
-        <w:t xml:space="preserve"> </w:t>
-      </w:r>
-      <w:r>
-        <w:t xml:space="preserve">sự kiện/kênh, chat trực tiếp, biểu cảm, thông báo từ người phát,</w:t>
-      </w:r>
-      <w:r>
-        <w:t xml:space="preserve"> </w:t>
-      </w:r>
-      <w:r>
-        <w:t xml:space="preserve">xoá tin nhắn, và bắt tay WebRTC (offer/answer/ICE candidate).</w:t>
+        <w:t xml:space="preserve">, phục vụ đầy đủ các sự kiện điều hành phòng Live: theo dõi và bỏ theo dõi</w:t>
+      </w:r>
+      <w:r>
+        <w:t xml:space="preserve"> </w:t>
+      </w:r>
+      <w:r>
+        <w:t xml:space="preserve">sự kiện/kênh (</w:t>
+      </w:r>
+      <w:r>
+        <w:rPr>
+          <w:rStyle w:val="VerbatimChar"/>
+        </w:rPr>
+        <w:t xml:space="preserve">subscribe:event</w:t>
+      </w:r>
+      <w:r>
+        <w:t xml:space="preserve">,</w:t>
+      </w:r>
+      <w:r>
+        <w:t xml:space="preserve"> </w:t>
+      </w:r>
+      <w:r>
+        <w:rPr>
+          <w:rStyle w:val="VerbatimChar"/>
+        </w:rPr>
+        <w:t xml:space="preserve">unsubscribe:event</w:t>
+      </w:r>
+      <w:r>
+        <w:t xml:space="preserve">,</w:t>
+      </w:r>
+      <w:r>
+        <w:t xml:space="preserve"> </w:t>
+      </w:r>
+      <w:r>
+        <w:rPr>
+          <w:rStyle w:val="VerbatimChar"/>
+        </w:rPr>
+        <w:t xml:space="preserve">subscribe:channel</w:t>
+      </w:r>
+      <w:r>
+        <w:t xml:space="preserve">,</w:t>
+      </w:r>
+      <w:r>
+        <w:t xml:space="preserve"> </w:t>
+      </w:r>
+      <w:r>
+        <w:rPr>
+          <w:rStyle w:val="VerbatimChar"/>
+        </w:rPr>
+        <w:t xml:space="preserve">unsubscribe:channel</w:t>
+      </w:r>
+      <w:r>
+        <w:t xml:space="preserve">), đếm mắt xem trực tiếp (</w:t>
+      </w:r>
+      <w:r>
+        <w:rPr>
+          <w:rStyle w:val="VerbatimChar"/>
+        </w:rPr>
+        <w:t xml:space="preserve">live:viewerCount</w:t>
+      </w:r>
+      <w:r>
+        <w:t xml:space="preserve">), chat trực tiếp (</w:t>
+      </w:r>
+      <w:r>
+        <w:rPr>
+          <w:rStyle w:val="VerbatimChar"/>
+        </w:rPr>
+        <w:t xml:space="preserve">live:chat</w:t>
+      </w:r>
+      <w:r>
+        <w:t xml:space="preserve"> </w:t>
+      </w:r>
+      <m:oMath>
+        <m:r>
+          <m:rPr>
+            <m:sty m:val="p"/>
+          </m:rPr>
+          <m:t>→</m:t>
+        </m:r>
+      </m:oMath>
+      <w:r>
+        <w:t xml:space="preserve"> </w:t>
+      </w:r>
+      <w:r>
+        <w:rPr>
+          <w:rStyle w:val="VerbatimChar"/>
+        </w:rPr>
+        <w:t xml:space="preserve">live:chat:new</w:t>
+      </w:r>
+      <w:r>
+        <w:t xml:space="preserve">), biểu cảm hạt nổi (</w:t>
+      </w:r>
+      <w:r>
+        <w:rPr>
+          <w:rStyle w:val="VerbatimChar"/>
+        </w:rPr>
+        <w:t xml:space="preserve">live:reaction</w:t>
+      </w:r>
+      <w:r>
+        <w:t xml:space="preserve"> </w:t>
+      </w:r>
+      <m:oMath>
+        <m:r>
+          <m:rPr>
+            <m:sty m:val="p"/>
+          </m:rPr>
+          <m:t>→</m:t>
+        </m:r>
+      </m:oMath>
+      <w:r>
+        <w:t xml:space="preserve"> </w:t>
+      </w:r>
+      <w:r>
+        <w:rPr>
+          <w:rStyle w:val="VerbatimChar"/>
+        </w:rPr>
+        <w:t xml:space="preserve">live:reaction:new</w:t>
+      </w:r>
+      <w:r>
+        <w:t xml:space="preserve">), thông báo ghim từ người phát (</w:t>
+      </w:r>
+      <w:r>
+        <w:rPr>
+          <w:rStyle w:val="VerbatimChar"/>
+        </w:rPr>
+        <w:t xml:space="preserve">broadcaster:message</w:t>
+      </w:r>
+      <w:r>
+        <w:t xml:space="preserve">),</w:t>
+      </w:r>
+      <w:r>
+        <w:t xml:space="preserve"> </w:t>
+      </w:r>
+      <w:r>
+        <w:t xml:space="preserve">xoá tin nhắn vi phạm (</w:t>
+      </w:r>
+      <w:r>
+        <w:rPr>
+          <w:rStyle w:val="VerbatimChar"/>
+        </w:rPr>
+        <w:t xml:space="preserve">chat:delete</w:t>
+      </w:r>
+      <w:r>
+        <w:t xml:space="preserve"> </w:t>
+      </w:r>
+      <m:oMath>
+        <m:r>
+          <m:rPr>
+            <m:sty m:val="p"/>
+          </m:rPr>
+          <m:t>→</m:t>
+        </m:r>
+      </m:oMath>
+      <w:r>
+        <w:t xml:space="preserve"> </w:t>
+      </w:r>
+      <w:r>
+        <w:rPr>
+          <w:rStyle w:val="VerbatimChar"/>
+        </w:rPr>
+        <w:t xml:space="preserve">chat:deleted</w:t>
+      </w:r>
+      <w:r>
+        <w:t xml:space="preserve">), chuyển đổi chương trình tức thời (</w:t>
+      </w:r>
+      <w:r>
+        <w:rPr>
+          <w:rStyle w:val="VerbatimChar"/>
+        </w:rPr>
+        <w:t xml:space="preserve">live:program:changed</w:t>
+      </w:r>
+      <w:r>
+        <w:t xml:space="preserve">), quyên góp Super Chat (</w:t>
+      </w:r>
+      <w:r>
+        <w:rPr>
+          <w:rStyle w:val="VerbatimChar"/>
+        </w:rPr>
+        <w:t xml:space="preserve">live:donation:received</w:t>
+      </w:r>
+      <w:r>
+        <w:t xml:space="preserve">) và bắt tay WebRTC (</w:t>
+      </w:r>
+      <w:r>
+        <w:rPr>
+          <w:rStyle w:val="VerbatimChar"/>
+        </w:rPr>
+        <w:t xml:space="preserve">webrtc:offer</w:t>
+      </w:r>
+      <w:r>
+        <w:t xml:space="preserve">,</w:t>
+      </w:r>
+      <w:r>
+        <w:t xml:space="preserve"> </w:t>
+      </w:r>
+      <w:r>
+        <w:rPr>
+          <w:rStyle w:val="VerbatimChar"/>
+        </w:rPr>
+        <w:t xml:space="preserve">webrtc:answer</w:t>
+      </w:r>
+      <w:r>
+        <w:t xml:space="preserve">,</w:t>
+      </w:r>
+      <w:r>
+        <w:t xml:space="preserve"> </w:t>
+      </w:r>
+      <w:r>
+        <w:rPr>
+          <w:rStyle w:val="VerbatimChar"/>
+        </w:rPr>
+        <w:t xml:space="preserve">webrtc:ice-candidate</w:t>
+      </w:r>
+      <w:r>
+        <w:t xml:space="preserve">).</w:t>
       </w:r>
     </w:p>
     <w:p>
@@ -3045,7 +4483,7 @@
         <w:pStyle w:val="FirstParagraph"/>
         <w:numPr>
           <w:ilvl w:val="0"/>
-          <w:numId w:val="1003"/>
+          <w:numId w:val="1004"/>
         </w:numPr>
       </w:pPr>
       <w:r>
@@ -3151,7 +4589,7 @@
         <w:pStyle w:val="FirstParagraph"/>
         <w:numPr>
           <w:ilvl w:val="0"/>
-          <w:numId w:val="1003"/>
+          <w:numId w:val="1004"/>
         </w:numPr>
       </w:pPr>
       <w:r>
@@ -3196,11 +4634,11 @@
       <w:pPr>
         <w:pStyle w:val="Heading2"/>
       </w:pPr>
-      <w:bookmarkStart w:id="27" w:name="_9f4d7b9fbc18a281ee3780e0243b330927fa2d5"/>
+      <w:bookmarkStart w:id="31" w:name="_9f4d7b9fbc18a281ee3780e0243b330927fa2d5"/>
       <w:r>
         <w:t xml:space="preserve">Kết nối cơ sở dữ liệu và giao thức ghi nhật ký</w:t>
       </w:r>
-      <w:bookmarkEnd w:id="27"/>
+      <w:bookmarkEnd w:id="31"/>
     </w:p>
     <w:p>
       <w:pPr>
@@ -3416,18 +4854,18 @@
       <w:pPr>
         <w:pStyle w:val="Heading2"/>
       </w:pPr>
-      <w:bookmarkStart w:id="28" w:name="_8d679a8467f586e5d216a1e7812a74ec286a691"/>
+      <w:bookmarkStart w:id="32" w:name="_8d679a8467f586e5d216a1e7812a74ec286a691"/>
       <w:r>
         <w:t xml:space="preserve">Cấu hình tích hợp ngoài</w:t>
       </w:r>
-      <w:bookmarkEnd w:id="28"/>
+      <w:bookmarkEnd w:id="32"/>
     </w:p>
     <w:p>
       <w:pPr>
         <w:pStyle w:val="FirstParagraph"/>
       </w:pPr>
       <w:r>
-        <w:t xml:space="preserve">Bốn tích hợp bên ngoài được hỗ trợ, tất cả đều tự khoáng chạy khi thiếu</w:t>
+        <w:t xml:space="preserve">Bốn tích hợp bên ngoài được hỗ trợ, tất cả đều tự giáng cấp an toàn khi thiếu</w:t>
       </w:r>
       <w:r>
         <w:t xml:space="preserve"> </w:t>
@@ -3458,28 +4896,28 @@
       <w:pPr>
         <w:pStyle w:val="Heading1"/>
       </w:pPr>
-      <w:bookmarkStart w:id="29" w:name="_87a63d74d29391d23d46017435c73b88259f7bb"/>
+      <w:bookmarkStart w:id="33" w:name="_87a63d74d29391d23d46017435c73b88259f7bb"/>
       <w:r>
         <w:t xml:space="preserve">Cài đặt back-end</w:t>
       </w:r>
-      <w:bookmarkEnd w:id="29"/>
+      <w:bookmarkEnd w:id="33"/>
     </w:p>
     <w:p>
       <w:pPr>
         <w:pStyle w:val="Heading2"/>
       </w:pPr>
-      <w:bookmarkStart w:id="30" w:name="_b2e4e6144aaead86700a8882cf94cff37975211"/>
+      <w:bookmarkStart w:id="34" w:name="_b2e4e6144aaead86700a8882cf94cff37975211"/>
       <w:r>
         <w:t xml:space="preserve">Xác thực JWT và phân quyền theo vai trò</w:t>
       </w:r>
-      <w:bookmarkEnd w:id="30"/>
+      <w:bookmarkEnd w:id="34"/>
     </w:p>
     <w:p>
       <w:pPr>
         <w:pStyle w:val="FirstParagraph"/>
       </w:pPr>
       <w:r>
-        <w:t xml:space="preserve">Hệ thống xác thực dùng cặp token truy cập/ làm mới. Khi đăng nhập,</w:t>
+        <w:t xml:space="preserve">Hệ thống xác thực dùng cặp token truy cập/làm mới. Khi đăng nhập,</w:t>
       </w:r>
       <w:r>
         <w:t xml:space="preserve"> </w:t>
@@ -3575,7 +5013,7 @@
         <w:t xml:space="preserve">bị lộ không thể dùng lại.</w:t>
       </w:r>
     </w:p>
-    <w:bookmarkStart w:id="31" w:name="_07b885c616dabd144c30174205630e49200ff0f"/>
+    <w:bookmarkStart w:id="35" w:name="_07b885c616dabd144c30174205630e49200ff0f"/>
     <w:tbl>
       <w:tblPr>
         <w:tblStyle w:val="FigureTable"/>
@@ -3641,7 +5079,7 @@
         <w:t xml:space="preserve">.</w:t>
       </w:r>
     </w:p>
-    <w:bookmarkEnd w:id="31"/>
+    <w:bookmarkEnd w:id="35"/>
     <w:p>
       <w:pPr>
         <w:pStyle w:val="FirstParagraph"/>
@@ -3785,7 +5223,7 @@
         <w:t xml:space="preserve"> </w:t>
       </w:r>
       <w:r>
-        <w:t xml:space="preserve">đều được chấp nhận. Bốn vai trò được định nghĩa trong enum</w:t>
+        <w:t xml:space="preserve">được chấp nhận. Bốn vai trò được định nghĩa trong enum</w:t>
       </w:r>
       <w:r>
         <w:t xml:space="preserve"> </w:t>
@@ -3824,7 +5262,7 @@
         <w:t xml:space="preserve">web.</w:t>
       </w:r>
     </w:p>
-    <w:bookmarkStart w:id="32" w:name="_694c7316b89815de67486ff8cd3b36970e51cee"/>
+    <w:bookmarkStart w:id="36" w:name="_694c7316b89815de67486ff8cd3b36970e51cee"/>
     <w:p>
       <w:pPr>
         <w:pStyle w:val="TableCaption"/>
@@ -4063,7 +5501,7 @@
         </w:tc>
       </w:tr>
     </w:tbl>
-    <w:bookmarkEnd w:id="32"/>
+    <w:bookmarkEnd w:id="36"/>
     <w:p>
       <w:pPr>
         <w:pStyle w:val="FirstParagraph"/>
@@ -4096,6 +5534,21 @@
         <w:t xml:space="preserve"> </w:t>
       </w:r>
       <w:r>
+        <w:t xml:space="preserve">và các endpoint điều khiển phát sóng trong</w:t>
+      </w:r>
+      <w:r>
+        <w:t xml:space="preserve"> </w:t>
+      </w:r>
+      <w:r>
+        <w:rPr>
+          <w:rStyle w:val="VerbatimChar"/>
+        </w:rPr>
+        <w:t xml:space="preserve">LiveStudioController</w:t>
+      </w:r>
+      <w:r>
+        <w:t xml:space="preserve"> </w:t>
+      </w:r>
+      <w:r>
         <w:t xml:space="preserve">đều yêu cầu</w:t>
       </w:r>
       <w:r>
@@ -4133,11 +5586,11 @@
       <w:pPr>
         <w:pStyle w:val="Heading2"/>
       </w:pPr>
-      <w:bookmarkStart w:id="33" w:name="_d26b8c17c0b48808f3a05fb67eef560083b70f3"/>
+      <w:bookmarkStart w:id="37" w:name="_d26b8c17c0b48808f3a05fb67eef560083b70f3"/>
       <w:r>
         <w:t xml:space="preserve">Phát hiện xung đột lịch phát</w:t>
       </w:r>
-      <w:bookmarkEnd w:id="33"/>
+      <w:bookmarkEnd w:id="37"/>
     </w:p>
     <w:p>
       <w:pPr>
@@ -4242,7 +5695,7 @@
         <w:t xml:space="preserve">và kết thúc sau khi chương trình cũ bắt đầu.</w:t>
       </w:r>
     </w:p>
-    <w:bookmarkStart w:id="34" w:name="_554391987a26b3504661cda24fc87077844810c"/>
+    <w:bookmarkStart w:id="38" w:name="_554391987a26b3504661cda24fc87077844810c"/>
     <w:tbl>
       <w:tblPr>
         <w:tblStyle w:val="FigureTable"/>
@@ -4266,7 +5719,7 @@
         <w:t xml:space="preserve">đuôi và bao trùm toàn bộ. Lịch trên một kênh khác không gây xung đột.</w:t>
       </w:r>
     </w:p>
-    <w:bookmarkEnd w:id="34"/>
+    <w:bookmarkEnd w:id="38"/>
     <w:p>
       <w:pPr>
         <w:pStyle w:val="FirstParagraph"/>
@@ -4282,7 +5735,7 @@
           <w:i/>
           <w:iCs/>
         </w:rPr>
-        <w:t xml:space="preserve">hieu lực</w:t>
+        <w:t xml:space="preserve">hiệu lực</w:t>
       </w:r>
       <w:r>
         <w:t xml:space="preserve"> </w:t>
@@ -4577,7 +6030,7 @@
         <w:pStyle w:val="FirstParagraph"/>
       </w:pPr>
       <w:r>
-        <w:t xml:space="preserve">Truuy vấn chỉ chạy trên các sự kiện ở trạng thái</w:t>
+        <w:t xml:space="preserve">Truy vấn chỉ chạy trên các sự kiện ở trạng thái</w:t>
       </w:r>
       <w:r>
         <w:t xml:space="preserve"> </w:t>
@@ -4754,42 +6207,105 @@
       <w:pPr>
         <w:pStyle w:val="Heading2"/>
       </w:pPr>
-      <w:bookmarkStart w:id="35" w:name="_49a6365ab71b3b4f5d92c7b4ef2da391dd68fc2"/>
-      <w:r>
-        <w:t xml:space="preserve">Cơ chế điền lịch EPG 24/7</w:t>
-      </w:r>
-      <w:bookmarkEnd w:id="35"/>
+      <w:bookmarkStart w:id="39" w:name="_055f387040a9bc7962132d1b248572f60da4400"/>
+      <w:r>
+        <w:t xml:space="preserve">Bàn điều khiển Live Studio và Vận hành LiveStream Thời gian thực</w:t>
+      </w:r>
+      <w:bookmarkEnd w:id="39"/>
     </w:p>
     <w:p>
       <w:pPr>
         <w:pStyle w:val="FirstParagraph"/>
       </w:pPr>
       <w:r>
-        <w:t xml:space="preserve">Do các kênh chỉ có khoảng một chương trình gốc mỗi ngày, lưới EPG 24</w:t>
-      </w:r>
-      <w:r>
-        <w:t xml:space="preserve"> </w:t>
-      </w:r>
-      <w:r>
-        <w:t xml:space="preserve">giờ được xây dựng bởi</w:t>
-      </w:r>
-      <w:r>
-        <w:t xml:space="preserve"> </w:t>
-      </w:r>
-      <w:r>
-        <w:rPr>
-          <w:rStyle w:val="VerbatimChar"/>
-        </w:rPr>
-        <w:t xml:space="preserve">EpgScheduleFillerService</w:t>
-      </w:r>
-      <w:r>
-        <w:t xml:space="preserve">. Service này</w:t>
-      </w:r>
-      <w:r>
-        <w:t xml:space="preserve"> </w:t>
-      </w:r>
-      <w:r>
-        <w:t xml:space="preserve">đảm bảo năm tính chất mà thiết kế yêu cầu:</w:t>
+        <w:t xml:space="preserve">Module</w:t>
+      </w:r>
+      <w:r>
+        <w:t xml:space="preserve"> </w:t>
+      </w:r>
+      <w:r>
+        <w:rPr>
+          <w:rStyle w:val="VerbatimChar"/>
+        </w:rPr>
+        <w:t xml:space="preserve">programs</w:t>
+      </w:r>
+      <w:r>
+        <w:t xml:space="preserve"> </w:t>
+      </w:r>
+      <w:r>
+        <w:t xml:space="preserve">cung cấp hai bộ điều khiển chuyên biệt cho nghiệp vụ phát sóng trực tiếp:</w:t>
+      </w:r>
+      <w:r>
+        <w:t xml:space="preserve"> </w:t>
+      </w:r>
+      <w:r>
+        <w:rPr>
+          <w:rStyle w:val="VerbatimChar"/>
+        </w:rPr>
+        <w:t xml:space="preserve">LiveStudioController</w:t>
+      </w:r>
+      <w:r>
+        <w:t xml:space="preserve"> </w:t>
+      </w:r>
+      <w:r>
+        <w:t xml:space="preserve">(</w:t>
+      </w:r>
+      <w:r>
+        <w:rPr>
+          <w:rStyle w:val="VerbatimChar"/>
+        </w:rPr>
+        <w:t xml:space="preserve">backend/src/programs/live-studio.controller.ts</w:t>
+      </w:r>
+      <w:r>
+        <w:t xml:space="preserve">) và</w:t>
+      </w:r>
+      <w:r>
+        <w:t xml:space="preserve"> </w:t>
+      </w:r>
+      <w:r>
+        <w:rPr>
+          <w:rStyle w:val="VerbatimChar"/>
+        </w:rPr>
+        <w:t xml:space="preserve">SocialController</w:t>
+      </w:r>
+      <w:r>
+        <w:t xml:space="preserve"> </w:t>
+      </w:r>
+      <w:r>
+        <w:t xml:space="preserve">(</w:t>
+      </w:r>
+      <w:r>
+        <w:rPr>
+          <w:rStyle w:val="VerbatimChar"/>
+        </w:rPr>
+        <w:t xml:space="preserve">backend/src/programs/social.controller.ts</w:t>
+      </w:r>
+      <w:r>
+        <w:t xml:space="preserve">), phối hợp chặt chẽ với</w:t>
+      </w:r>
+      <w:r>
+        <w:t xml:space="preserve"> </w:t>
+      </w:r>
+      <w:r>
+        <w:rPr>
+          <w:rStyle w:val="VerbatimChar"/>
+        </w:rPr>
+        <w:t xml:space="preserve">LiveStreamGateway</w:t>
+      </w:r>
+      <w:r>
+        <w:t xml:space="preserve"> </w:t>
+      </w:r>
+      <w:r>
+        <w:t xml:space="preserve">(</w:t>
+      </w:r>
+      <w:r>
+        <w:rPr>
+          <w:rStyle w:val="VerbatimChar"/>
+        </w:rPr>
+        <w:t xml:space="preserve">backend/src/websocket/live-stream.gateway.ts</w:t>
+      </w:r>
+      <w:r>
+        <w:t xml:space="preserve">). Toàn bộ quy trình vận hành phòng Live bao gồm 6 nhóm thao tác kỹ thuật:</w:t>
       </w:r>
     </w:p>
     <w:p>
@@ -4797,7 +6313,7 @@
         <w:pStyle w:val="FirstParagraph"/>
         <w:numPr>
           <w:ilvl w:val="0"/>
-          <w:numId w:val="1004"/>
+          <w:numId w:val="1005"/>
         </w:numPr>
       </w:pPr>
       <w:r>
@@ -4805,25 +6321,119 @@
           <w:b/>
           <w:bCs/>
         </w:rPr>
-        <w:t xml:space="preserve">Không có ngày trống.</w:t>
-      </w:r>
-      <w:r>
-        <w:t xml:space="preserve"> </w:t>
-      </w:r>
-      <w:r>
-        <w:t xml:space="preserve">Mỗi lưới kênh/ngày đều đủ</w:t>
-      </w:r>
-      <w:r>
-        <w:t xml:space="preserve"> </w:t>
-      </w:r>
-      <w:r>
-        <w:t xml:space="preserve">24 giờ, nên bộ lọc theo ngày ở giao diện luôn có nội dung để hiển</w:t>
-      </w:r>
-      <w:r>
-        <w:t xml:space="preserve"> </w:t>
-      </w:r>
-      <w:r>
-        <w:t xml:space="preserve">thị.</w:t>
+        <w:t xml:space="preserve">Chế độ 1 — Phát sóng từ Thư viện Nội dung chọn lọc (</w:t>
+      </w:r>
+      <w:r>
+        <w:rPr>
+          <w:rStyle w:val="VerbatimChar"/>
+          <w:b/>
+          <w:bCs/>
+        </w:rPr>
+        <w:t xml:space="preserve">POST /programs/studio/curate-live</w:t>
+      </w:r>
+      <w:r>
+        <w:rPr>
+          <w:b/>
+          <w:bCs/>
+        </w:rPr>
+        <w:t xml:space="preserve">):</w:t>
+      </w:r>
+      <w:r>
+        <w:t xml:space="preserve"> </w:t>
+      </w:r>
+      <w:r>
+        <w:t xml:space="preserve">Cho phép đạo diễn (</w:t>
+      </w:r>
+      <w:r>
+        <w:rPr>
+          <w:rStyle w:val="VerbatimChar"/>
+        </w:rPr>
+        <w:t xml:space="preserve">STAFF</w:t>
+      </w:r>
+      <w:r>
+        <w:t xml:space="preserve">/</w:t>
+      </w:r>
+      <w:r>
+        <w:rPr>
+          <w:rStyle w:val="VerbatimChar"/>
+        </w:rPr>
+        <w:t xml:space="preserve">ADMIN</w:t>
+      </w:r>
+      <w:r>
+        <w:t xml:space="preserve">) chọn một hoặc nhiều bản ghi (</w:t>
+      </w:r>
+      <w:r>
+        <w:rPr>
+          <w:rStyle w:val="VerbatimChar"/>
+        </w:rPr>
+        <w:t xml:space="preserve">recordingIds</w:t>
+      </w:r>
+      <w:r>
+        <w:t xml:space="preserve">) trong thư viện kênh hoặc kho tổng OmniCast để phát sóng ngay lập tức. Service kiểm tra điều kiện chống vi phạm bản quyền (</w:t>
+      </w:r>
+      <w:r>
+        <w:rPr>
+          <w:i/>
+          <w:iCs/>
+        </w:rPr>
+        <w:t xml:space="preserve">Anti-Piracy Guard</w:t>
+      </w:r>
+      <w:r>
+        <w:t xml:space="preserve">, từ chối các URL YouTube/Twitch/Vimeo trái phép), tự động kết thúc sự kiện</w:t>
+      </w:r>
+      <w:r>
+        <w:t xml:space="preserve"> </w:t>
+      </w:r>
+      <w:r>
+        <w:rPr>
+          <w:rStyle w:val="VerbatimChar"/>
+        </w:rPr>
+        <w:t xml:space="preserve">LIVE</w:t>
+      </w:r>
+      <w:r>
+        <w:t xml:space="preserve"> </w:t>
+      </w:r>
+      <w:r>
+        <w:t xml:space="preserve">cũ trên cùng kênh trong một giao dịch nguyên tử, khởi tạo</w:t>
+      </w:r>
+      <w:r>
+        <w:t xml:space="preserve"> </w:t>
+      </w:r>
+      <w:r>
+        <w:rPr>
+          <w:rStyle w:val="VerbatimChar"/>
+        </w:rPr>
+        <w:t xml:space="preserve">LiveEvent</w:t>
+      </w:r>
+      <w:r>
+        <w:t xml:space="preserve"> </w:t>
+      </w:r>
+      <w:r>
+        <w:t xml:space="preserve">mới với danh sách chương trình (</w:t>
+      </w:r>
+      <w:r>
+        <w:rPr>
+          <w:rStyle w:val="VerbatimChar"/>
+        </w:rPr>
+        <w:t xml:space="preserve">lineup</w:t>
+      </w:r>
+      <w:r>
+        <w:t xml:space="preserve">) và phát tín hiệu</w:t>
+      </w:r>
+      <w:r>
+        <w:t xml:space="preserve"> </w:t>
+      </w:r>
+      <w:r>
+        <w:rPr>
+          <w:rStyle w:val="VerbatimChar"/>
+        </w:rPr>
+        <w:t xml:space="preserve">live:started</w:t>
+      </w:r>
+      <w:r>
+        <w:t xml:space="preserve"> </w:t>
+      </w:r>
+      <w:r>
+        <w:t xml:space="preserve">qua Socket.IO.</w:t>
       </w:r>
     </w:p>
     <w:p>
@@ -4831,7 +6441,7 @@
         <w:pStyle w:val="FirstParagraph"/>
         <w:numPr>
           <w:ilvl w:val="0"/>
-          <w:numId w:val="1004"/>
+          <w:numId w:val="1005"/>
         </w:numPr>
       </w:pPr>
       <w:r>
@@ -4839,34 +6449,215 @@
           <w:b/>
           <w:bCs/>
         </w:rPr>
-        <w:t xml:space="preserve">Lựa chọn ưu tiên theo thể loại.</w:t>
-      </w:r>
-      <w:r>
-        <w:t xml:space="preserve"> </w:t>
-      </w:r>
-      <w:r>
-        <w:t xml:space="preserve">Bản ghi có</w:t>
-      </w:r>
-      <w:r>
-        <w:t xml:space="preserve"> </w:t>
-      </w:r>
-      <w:r>
-        <w:rPr>
-          <w:rStyle w:val="VerbatimChar"/>
-        </w:rPr>
-        <w:t xml:space="preserve">category</w:t>
-      </w:r>
-      <w:r>
-        <w:t xml:space="preserve"> </w:t>
-      </w:r>
-      <w:r>
-        <w:t xml:space="preserve">khớp thể loại của kênh được ưu tiên; chỉ khi</w:t>
-      </w:r>
-      <w:r>
-        <w:t xml:space="preserve"> </w:t>
-      </w:r>
-      <w:r>
-        <w:t xml:space="preserve">không có bản ghi khớp mới quay sang toàn bộ thư viện.</w:t>
+        <w:t xml:space="preserve">Chế độ 2 — Tự ghi hình, Tải lên có chữ ký số &amp; Phát trực tiếp từ Camera (</w:t>
+      </w:r>
+      <w:r>
+        <w:rPr>
+          <w:rStyle w:val="VerbatimChar"/>
+          <w:b/>
+          <w:bCs/>
+        </w:rPr>
+        <w:t xml:space="preserve">POST /programs/studio/self-record</w:t>
+      </w:r>
+      <w:r>
+        <w:rPr>
+          <w:b/>
+          <w:bCs/>
+        </w:rPr>
+        <w:t xml:space="preserve"> </w:t>
+      </w:r>
+      <w:r>
+        <w:rPr>
+          <w:b/>
+          <w:bCs/>
+        </w:rPr>
+        <w:t xml:space="preserve">&amp;</w:t>
+      </w:r>
+      <w:r>
+        <w:rPr>
+          <w:b/>
+          <w:bCs/>
+        </w:rPr>
+        <w:t xml:space="preserve"> </w:t>
+      </w:r>
+      <w:r>
+        <w:rPr>
+          <w:rStyle w:val="VerbatimChar"/>
+          <w:b/>
+          <w:bCs/>
+        </w:rPr>
+        <w:t xml:space="preserve">/live/webcam/start</w:t>
+      </w:r>
+      <w:r>
+        <w:rPr>
+          <w:b/>
+          <w:bCs/>
+        </w:rPr>
+        <w:t xml:space="preserve">):</w:t>
+      </w:r>
+      <w:r>
+        <w:t xml:space="preserve"> </w:t>
+      </w:r>
+      <w:r>
+        <w:t xml:space="preserve">Hỗ trợ hai luồng làm việc:</w:t>
+      </w:r>
+      <w:r>
+        <w:t xml:space="preserve"> </w:t>
+      </w:r>
+      <w:r>
+        <w:t xml:space="preserve">(a)</w:t>
+      </w:r>
+      <w:r>
+        <w:t xml:space="preserve"> </w:t>
+      </w:r>
+      <w:r>
+        <w:rPr>
+          <w:i/>
+          <w:iCs/>
+        </w:rPr>
+        <w:t xml:space="preserve">Direct-to-Cloudinary Signed Upload</w:t>
+      </w:r>
+      <w:r>
+        <w:t xml:space="preserve">: client xin chữ ký qua</w:t>
+      </w:r>
+      <w:r>
+        <w:t xml:space="preserve"> </w:t>
+      </w:r>
+      <w:r>
+        <w:rPr>
+          <w:rStyle w:val="VerbatimChar"/>
+        </w:rPr>
+        <w:t xml:space="preserve">POST /programs/studio/recordings/sign</w:t>
+      </w:r>
+      <w:r>
+        <w:t xml:space="preserve">, đẩy tệp MP4/WebM trực tiếp lên CDN Cloudinary kèm theo dõi tốc độ/ETA, sau đó gọi</w:t>
+      </w:r>
+      <w:r>
+        <w:t xml:space="preserve"> </w:t>
+      </w:r>
+      <w:r>
+        <w:rPr>
+          <w:rStyle w:val="VerbatimChar"/>
+        </w:rPr>
+        <w:t xml:space="preserve">self-record</w:t>
+      </w:r>
+      <w:r>
+        <w:t xml:space="preserve"> </w:t>
+      </w:r>
+      <w:r>
+        <w:t xml:space="preserve">để kiểm định</w:t>
+      </w:r>
+      <w:r>
+        <w:t xml:space="preserve"> </w:t>
+      </w:r>
+      <w:r>
+        <w:rPr>
+          <w:rStyle w:val="VerbatimChar"/>
+        </w:rPr>
+        <w:t xml:space="preserve">HEAD</w:t>
+      </w:r>
+      <w:r>
+        <w:t xml:space="preserve"> </w:t>
+      </w:r>
+      <w:r>
+        <w:t xml:space="preserve">probe và đưa lên sóng (hoặc hẹn giờ phát sóng</w:t>
+      </w:r>
+      <w:r>
+        <w:t xml:space="preserve"> </w:t>
+      </w:r>
+      <w:r>
+        <w:rPr>
+          <w:rStyle w:val="VerbatimChar"/>
+        </w:rPr>
+        <w:t xml:space="preserve">SCHEDULED</w:t>
+      </w:r>
+      <w:r>
+        <w:t xml:space="preserve"> </w:t>
+      </w:r>
+      <w:r>
+        <w:t xml:space="preserve">/ lưu nháp</w:t>
+      </w:r>
+      <w:r>
+        <w:t xml:space="preserve"> </w:t>
+      </w:r>
+      <w:r>
+        <w:rPr>
+          <w:rStyle w:val="VerbatimChar"/>
+        </w:rPr>
+        <w:t xml:space="preserve">PRIVATE</w:t>
+      </w:r>
+      <w:r>
+        <w:t xml:space="preserve">); có hỗ trợ dọn dẹp tài nguyên mồ côi (</w:t>
+      </w:r>
+      <w:r>
+        <w:rPr>
+          <w:rStyle w:val="VerbatimChar"/>
+        </w:rPr>
+        <w:t xml:space="preserve">DELETE /programs/studio/recordings/orphan</w:t>
+      </w:r>
+      <w:r>
+        <w:t xml:space="preserve">) nếu người dùng hủy giữa chừng.</w:t>
+      </w:r>
+      <w:r>
+        <w:t xml:space="preserve"> </w:t>
+      </w:r>
+      <w:r>
+        <w:t xml:space="preserve">(b)</w:t>
+      </w:r>
+      <w:r>
+        <w:t xml:space="preserve"> </w:t>
+      </w:r>
+      <w:r>
+        <w:rPr>
+          <w:i/>
+          <w:iCs/>
+        </w:rPr>
+        <w:t xml:space="preserve">WebRTC WHIP Direct Camera/Screen Streaming</w:t>
+      </w:r>
+      <w:r>
+        <w:t xml:space="preserve">: client gọi</w:t>
+      </w:r>
+      <w:r>
+        <w:t xml:space="preserve"> </w:t>
+      </w:r>
+      <w:r>
+        <w:rPr>
+          <w:rStyle w:val="VerbatimChar"/>
+        </w:rPr>
+        <w:t xml:space="preserve">POST /programs/studio/live/webcam/start</w:t>
+      </w:r>
+      <w:r>
+        <w:t xml:space="preserve"> </w:t>
+      </w:r>
+      <w:r>
+        <w:t xml:space="preserve">để cấp phát khóa luồng (</w:t>
+      </w:r>
+      <w:r>
+        <w:rPr>
+          <w:rStyle w:val="VerbatimChar"/>
+        </w:rPr>
+        <w:t xml:space="preserve">streamKey</w:t>
+      </w:r>
+      <w:r>
+        <w:t xml:space="preserve">), đẩy luồng video/âm thanh trực tiếp từ Camera hoặc Màn hình tới MediaMTX (</w:t>
+      </w:r>
+      <w:r>
+        <w:rPr>
+          <w:rStyle w:val="VerbatimChar"/>
+        </w:rPr>
+        <w:t xml:space="preserve">:8889/whip</w:t>
+      </w:r>
+      <w:r>
+        <w:t xml:space="preserve">) và phân phối lại qua HLS (</w:t>
+      </w:r>
+      <w:r>
+        <w:rPr>
+          <w:rStyle w:val="VerbatimChar"/>
+        </w:rPr>
+        <w:t xml:space="preserve">.m3u8</w:t>
+      </w:r>
+      <w:r>
+        <w:t xml:space="preserve">) tới mọi người xem.</w:t>
       </w:r>
     </w:p>
     <w:p>
@@ -4874,7 +6665,7 @@
         <w:pStyle w:val="FirstParagraph"/>
         <w:numPr>
           <w:ilvl w:val="0"/>
-          <w:numId w:val="1004"/>
+          <w:numId w:val="1005"/>
         </w:numPr>
       </w:pPr>
       <w:r>
@@ -4882,52 +6673,61 @@
           <w:b/>
           <w:bCs/>
         </w:rPr>
-        <w:t xml:space="preserve">Tách tập.</w:t>
-      </w:r>
-      <w:r>
-        <w:t xml:space="preserve"> </w:t>
-      </w:r>
-      <w:r>
-        <w:t xml:space="preserve">Bản ghi dài hơn</w:t>
-      </w:r>
-      <w:r>
-        <w:t xml:space="preserve"> </w:t>
-      </w:r>
-      <w:r>
-        <w:rPr>
-          <w:rStyle w:val="VerbatimChar"/>
-        </w:rPr>
-        <w:t xml:space="preserve">LONG_PROGRAM_MINUTES</w:t>
-      </w:r>
-      <w:r>
-        <w:t xml:space="preserve"> </w:t>
-      </w:r>
-      <w:r>
-        <w:t xml:space="preserve">được chia thành các tập dài</w:t>
-      </w:r>
-      <w:r>
-        <w:t xml:space="preserve"> </w:t>
-      </w:r>
-      <w:r>
-        <w:rPr>
-          <w:rStyle w:val="VerbatimChar"/>
-        </w:rPr>
-        <w:t xml:space="preserve">EPISODE_MINUTES</w:t>
-      </w:r>
-      <w:r>
-        <w:t xml:space="preserve">, để lưới hiển thị</w:t>
-      </w:r>
-      <w:r>
-        <w:t xml:space="preserve"> </w:t>
-      </w:r>
-      <w:r>
-        <w:t xml:space="preserve">“Tập 1 / Tập 2 / ...”</w:t>
-      </w:r>
-      <w:r>
-        <w:t xml:space="preserve"> </w:t>
-      </w:r>
-      <w:r>
-        <w:t xml:space="preserve">thay vì một khối duy nhất.</w:t>
+        <w:t xml:space="preserve">Chế độ 3 — Kho nội dung công khai đã xác thực (</w:t>
+      </w:r>
+      <w:r>
+        <w:rPr>
+          <w:rStyle w:val="VerbatimChar"/>
+          <w:b/>
+          <w:bCs/>
+        </w:rPr>
+        <w:t xml:space="preserve">GET /programs/studio/public-catalog</w:t>
+      </w:r>
+      <w:r>
+        <w:rPr>
+          <w:b/>
+          <w:bCs/>
+        </w:rPr>
+        <w:t xml:space="preserve">):</w:t>
+      </w:r>
+      <w:r>
+        <w:t xml:space="preserve"> </w:t>
+      </w:r>
+      <w:r>
+        <w:t xml:space="preserve">Cung cấp danh mục các luồng HLS và MP4 hợp pháp từ Mux, Cloudinary và Internet Archive. Đạo diễn có thể lọc theo định dạng, nhập một chạm vào thư viện kênh (</w:t>
+      </w:r>
+      <w:r>
+        <w:rPr>
+          <w:rStyle w:val="VerbatimChar"/>
+        </w:rPr>
+        <w:t xml:space="preserve">POST /programs/studio/recordings/library/from-catalog</w:t>
+      </w:r>
+      <w:r>
+        <w:t xml:space="preserve">) hoặc thêm URL tùy chỉnh kèm kiểm tra</w:t>
+      </w:r>
+      <w:r>
+        <w:t xml:space="preserve"> </w:t>
+      </w:r>
+      <w:r>
+        <w:rPr>
+          <w:rStyle w:val="VerbatimChar"/>
+        </w:rPr>
+        <w:t xml:space="preserve">HEAD</w:t>
+      </w:r>
+      <w:r>
+        <w:t xml:space="preserve"> </w:t>
+      </w:r>
+      <w:r>
+        <w:t xml:space="preserve">probe tự động (</w:t>
+      </w:r>
+      <w:r>
+        <w:rPr>
+          <w:rStyle w:val="VerbatimChar"/>
+        </w:rPr>
+        <w:t xml:space="preserve">POST /programs/studio/recordings/library</w:t>
+      </w:r>
+      <w:r>
+        <w:t xml:space="preserve">).</w:t>
       </w:r>
     </w:p>
     <w:p>
@@ -4935,7 +6735,7 @@
         <w:pStyle w:val="FirstParagraph"/>
         <w:numPr>
           <w:ilvl w:val="0"/>
-          <w:numId w:val="1004"/>
+          <w:numId w:val="1005"/>
         </w:numPr>
       </w:pPr>
       <w:r>
@@ -4943,34 +6743,100 @@
           <w:b/>
           <w:bCs/>
         </w:rPr>
-        <w:t xml:space="preserve">Phát lại có giới hạn.</w:t>
-      </w:r>
-      <w:r>
-        <w:t xml:space="preserve"> </w:t>
-      </w:r>
-      <w:r>
-        <w:t xml:space="preserve">Cùng một bản ghi hoặc tập</w:t>
-      </w:r>
-      <w:r>
-        <w:t xml:space="preserve"> </w:t>
-      </w:r>
-      <w:r>
-        <w:t xml:space="preserve">chỉ được xuất hiện tối đa</w:t>
-      </w:r>
-      <w:r>
-        <w:t xml:space="preserve"> </w:t>
-      </w:r>
-      <w:r>
-        <w:rPr>
-          <w:rStyle w:val="VerbatimChar"/>
-        </w:rPr>
-        <w:t xml:space="preserve">MAX_REPEATS_PER_ITEM_PER_DAY</w:t>
-      </w:r>
-      <w:r>
-        <w:t xml:space="preserve"> </w:t>
-      </w:r>
-      <w:r>
-        <w:t xml:space="preserve">lần trong một ngày, tránh việc người xem phải xem lặp vô tận.</w:t>
+        <w:t xml:space="preserve">Chuyển đổi chương trình đang phát tức thời (</w:t>
+      </w:r>
+      <w:r>
+        <w:rPr>
+          <w:rStyle w:val="VerbatimChar"/>
+          <w:b/>
+          <w:bCs/>
+        </w:rPr>
+        <w:t xml:space="preserve">POST /programs/studio/events/:eventId/switch-program</w:t>
+      </w:r>
+      <w:r>
+        <w:rPr>
+          <w:b/>
+          <w:bCs/>
+        </w:rPr>
+        <w:t xml:space="preserve">):</w:t>
+      </w:r>
+      <w:r>
+        <w:t xml:space="preserve"> </w:t>
+      </w:r>
+      <w:r>
+        <w:t xml:space="preserve">Khi một sự kiện Live có nhiều chương trình trong</w:t>
+      </w:r>
+      <w:r>
+        <w:t xml:space="preserve"> </w:t>
+      </w:r>
+      <w:r>
+        <w:rPr>
+          <w:rStyle w:val="VerbatimChar"/>
+        </w:rPr>
+        <w:t xml:space="preserve">lineup</w:t>
+      </w:r>
+      <w:r>
+        <w:t xml:space="preserve"> </w:t>
+      </w:r>
+      <w:r>
+        <w:t xml:space="preserve">hoặc đạo diễn muốn đổi sang một bản ghi khác ngay giữa buổi phát, endpoint này cập nhật</w:t>
+      </w:r>
+      <w:r>
+        <w:t xml:space="preserve"> </w:t>
+      </w:r>
+      <w:r>
+        <w:rPr>
+          <w:rStyle w:val="VerbatimChar"/>
+        </w:rPr>
+        <w:t xml:space="preserve">streamUrl</w:t>
+      </w:r>
+      <w:r>
+        <w:t xml:space="preserve"> </w:t>
+      </w:r>
+      <w:r>
+        <w:t xml:space="preserve">của</w:t>
+      </w:r>
+      <w:r>
+        <w:t xml:space="preserve"> </w:t>
+      </w:r>
+      <w:r>
+        <w:rPr>
+          <w:rStyle w:val="VerbatimChar"/>
+        </w:rPr>
+        <w:t xml:space="preserve">LiveEvent</w:t>
+      </w:r>
+      <w:r>
+        <w:t xml:space="preserve"> </w:t>
+      </w:r>
+      <w:r>
+        <w:t xml:space="preserve">và phát sự kiện</w:t>
+      </w:r>
+      <w:r>
+        <w:t xml:space="preserve"> </w:t>
+      </w:r>
+      <w:r>
+        <w:rPr>
+          <w:rStyle w:val="VerbatimChar"/>
+        </w:rPr>
+        <w:t xml:space="preserve">live:program:changed</w:t>
+      </w:r>
+      <w:r>
+        <w:t xml:space="preserve"> </w:t>
+      </w:r>
+      <w:r>
+        <w:t xml:space="preserve">tới toàn bộ phòng</w:t>
+      </w:r>
+      <w:r>
+        <w:t xml:space="preserve"> </w:t>
+      </w:r>
+      <w:r>
+        <w:rPr>
+          <w:rStyle w:val="VerbatimChar"/>
+        </w:rPr>
+        <w:t xml:space="preserve">event:&lt;eventId&gt;</w:t>
+      </w:r>
+      <w:r>
+        <w:t xml:space="preserve">. Trình phát của mọi khán giả tự động nạp luồng video mới mà không làm mất khung chat hay đứt kết nối WebSocket.</w:t>
       </w:r>
     </w:p>
     <w:p>
@@ -4978,7 +6844,7 @@
         <w:pStyle w:val="FirstParagraph"/>
         <w:numPr>
           <w:ilvl w:val="0"/>
-          <w:numId w:val="1004"/>
+          <w:numId w:val="1005"/>
         </w:numPr>
       </w:pPr>
       <w:r>
@@ -4986,6 +6852,508 @@
           <w:b/>
           <w:bCs/>
         </w:rPr>
+        <w:t xml:space="preserve">Tương tác Phòng Live hai chiều qua</w:t>
+      </w:r>
+      <w:r>
+        <w:rPr>
+          <w:b/>
+          <w:bCs/>
+        </w:rPr>
+        <w:t xml:space="preserve"> </w:t>
+      </w:r>
+      <w:r>
+        <w:rPr>
+          <w:rStyle w:val="VerbatimChar"/>
+          <w:b/>
+          <w:bCs/>
+        </w:rPr>
+        <w:t xml:space="preserve">LiveStreamGateway</w:t>
+      </w:r>
+      <w:r>
+        <w:rPr>
+          <w:b/>
+          <w:bCs/>
+        </w:rPr>
+        <w:t xml:space="preserve"> </w:t>
+      </w:r>
+      <w:r>
+        <w:rPr>
+          <w:b/>
+          <w:bCs/>
+        </w:rPr>
+        <w:t xml:space="preserve">(</w:t>
+      </w:r>
+      <w:r>
+        <w:rPr>
+          <w:rStyle w:val="VerbatimChar"/>
+          <w:b/>
+          <w:bCs/>
+        </w:rPr>
+        <w:t xml:space="preserve">/live</w:t>
+      </w:r>
+      <w:r>
+        <w:rPr>
+          <w:b/>
+          <w:bCs/>
+        </w:rPr>
+        <w:t xml:space="preserve">):</w:t>
+      </w:r>
+      <w:r>
+        <w:t xml:space="preserve"> </w:t>
+      </w:r>
+      <w:r>
+        <w:t xml:space="preserve">Khi khán giả nhấn tham gia phòng (</w:t>
+      </w:r>
+      <w:r>
+        <w:rPr>
+          <w:rStyle w:val="VerbatimChar"/>
+        </w:rPr>
+        <w:t xml:space="preserve">subscribe:event</w:t>
+      </w:r>
+      <w:r>
+        <w:t xml:space="preserve">), cổng WebSocket tăng bộ đếm người xem thực tế trong bộ nhớ và đồng bộ xuống cơ sở dữ liệu (</w:t>
+      </w:r>
+      <w:r>
+        <w:rPr>
+          <w:rStyle w:val="VerbatimChar"/>
+        </w:rPr>
+        <w:t xml:space="preserve">LiveEvent.viewerCount</w:t>
+      </w:r>
+      <w:r>
+        <w:t xml:space="preserve">), phát bản tin</w:t>
+      </w:r>
+      <w:r>
+        <w:t xml:space="preserve"> </w:t>
+      </w:r>
+      <w:r>
+        <w:rPr>
+          <w:rStyle w:val="VerbatimChar"/>
+        </w:rPr>
+        <w:t xml:space="preserve">live:viewerCount</w:t>
+      </w:r>
+      <w:r>
+        <w:t xml:space="preserve">. Khán giả có thể gửi bình luận trực tiếp (</w:t>
+      </w:r>
+      <w:r>
+        <w:rPr>
+          <w:rStyle w:val="VerbatimChar"/>
+        </w:rPr>
+        <w:t xml:space="preserve">live:chat</w:t>
+      </w:r>
+      <w:r>
+        <w:t xml:space="preserve">), trả lời bình luận theo nhánh (</w:t>
+      </w:r>
+      <w:r>
+        <w:rPr>
+          <w:rStyle w:val="VerbatimChar"/>
+        </w:rPr>
+        <w:t xml:space="preserve">parentId</w:t>
+      </w:r>
+      <w:r>
+        <w:t xml:space="preserve">), thả tim bình luận, và bắn các biểu cảm hạt nổi (</w:t>
+      </w:r>
+      <w:r>
+        <w:rPr>
+          <w:rStyle w:val="VerbatimChar"/>
+        </w:rPr>
+        <w:t xml:space="preserve">HEART</w:t>
+      </w:r>
+      <w:r>
+        <w:t xml:space="preserve">,</w:t>
+      </w:r>
+      <w:r>
+        <w:t xml:space="preserve"> </w:t>
+      </w:r>
+      <w:r>
+        <w:rPr>
+          <w:rStyle w:val="VerbatimChar"/>
+        </w:rPr>
+        <w:t xml:space="preserve">FIRE</w:t>
+      </w:r>
+      <w:r>
+        <w:t xml:space="preserve">,</w:t>
+      </w:r>
+      <w:r>
+        <w:t xml:space="preserve"> </w:t>
+      </w:r>
+      <w:r>
+        <w:rPr>
+          <w:rStyle w:val="VerbatimChar"/>
+        </w:rPr>
+        <w:t xml:space="preserve">CLAP</w:t>
+      </w:r>
+      <w:r>
+        <w:t xml:space="preserve">,</w:t>
+      </w:r>
+      <w:r>
+        <w:t xml:space="preserve"> </w:t>
+      </w:r>
+      <w:r>
+        <w:rPr>
+          <w:rStyle w:val="VerbatimChar"/>
+        </w:rPr>
+        <w:t xml:space="preserve">WOW</w:t>
+      </w:r>
+      <w:r>
+        <w:t xml:space="preserve">/</w:t>
+      </w:r>
+      <w:r>
+        <w:rPr>
+          <w:rStyle w:val="VerbatimChar"/>
+        </w:rPr>
+        <w:t xml:space="preserve">PARTY</w:t>
+      </w:r>
+      <w:r>
+        <w:t xml:space="preserve">) với độ trễ phản hồi xúc giác 0ms. Đạo diễn có thể phát thông báo ghim (</w:t>
+      </w:r>
+      <w:r>
+        <w:rPr>
+          <w:rStyle w:val="VerbatimChar"/>
+        </w:rPr>
+        <w:t xml:space="preserve">broadcaster:message</w:t>
+      </w:r>
+      <w:r>
+        <w:t xml:space="preserve">), xóa tin nhắn vi phạm (</w:t>
+      </w:r>
+      <w:r>
+        <w:rPr>
+          <w:rStyle w:val="VerbatimChar"/>
+        </w:rPr>
+        <w:t xml:space="preserve">chat:delete</w:t>
+      </w:r>
+      <w:r>
+        <w:t xml:space="preserve"> </w:t>
+      </w:r>
+      <m:oMath>
+        <m:r>
+          <m:rPr>
+            <m:sty m:val="p"/>
+          </m:rPr>
+          <m:t>→</m:t>
+        </m:r>
+      </m:oMath>
+      <w:r>
+        <w:t xml:space="preserve"> </w:t>
+      </w:r>
+      <w:r>
+        <w:rPr>
+          <w:rStyle w:val="VerbatimChar"/>
+        </w:rPr>
+        <w:t xml:space="preserve">chat:deleted</w:t>
+      </w:r>
+      <w:r>
+        <w:t xml:space="preserve">) hoặc dừng sóng (</w:t>
+      </w:r>
+      <w:r>
+        <w:rPr>
+          <w:rStyle w:val="VerbatimChar"/>
+        </w:rPr>
+        <w:t xml:space="preserve">POST /programs/studio/live-events/:eventId/stop</w:t>
+      </w:r>
+      <w:r>
+        <w:t xml:space="preserve"> </w:t>
+      </w:r>
+      <w:r>
+        <w:t xml:space="preserve">kèm tùy chọn</w:t>
+      </w:r>
+      <w:r>
+        <w:t xml:space="preserve"> </w:t>
+      </w:r>
+      <w:r>
+        <w:rPr>
+          <w:rStyle w:val="VerbatimChar"/>
+        </w:rPr>
+        <w:t xml:space="preserve">keepAsVod</w:t>
+      </w:r>
+      <w:r>
+        <w:t xml:space="preserve">).</w:t>
+      </w:r>
+    </w:p>
+    <w:p>
+      <w:pPr>
+        <w:pStyle w:val="FirstParagraph"/>
+        <w:numPr>
+          <w:ilvl w:val="0"/>
+          <w:numId w:val="1005"/>
+        </w:numPr>
+      </w:pPr>
+      <w:r>
+        <w:rPr>
+          <w:b/>
+          <w:bCs/>
+        </w:rPr>
+        <w:t xml:space="preserve">Quyên góp Super Chat &amp; Quà tặng trực tiếp (</w:t>
+      </w:r>
+      <w:r>
+        <w:rPr>
+          <w:rStyle w:val="VerbatimChar"/>
+          <w:b/>
+          <w:bCs/>
+        </w:rPr>
+        <w:t xml:space="preserve">StreamDonation</w:t>
+      </w:r>
+      <w:r>
+        <w:rPr>
+          <w:b/>
+          <w:bCs/>
+        </w:rPr>
+        <w:t xml:space="preserve">):</w:t>
+      </w:r>
+      <w:r>
+        <w:t xml:space="preserve"> </w:t>
+      </w:r>
+      <w:r>
+        <w:t xml:space="preserve">Khán giả trong phòng Live có thể ủng hộ nhà sáng tạo qua 6 mệnh giá quà tặng kèm lời nhắn vinh danh và phương thức thanh toán, cập nhật trực tiếp số dư ví của kênh và hiển thị hiệu ứng ăn mừng toàn phòng qua sự kiện</w:t>
+      </w:r>
+      <w:r>
+        <w:t xml:space="preserve"> </w:t>
+      </w:r>
+      <w:r>
+        <w:rPr>
+          <w:rStyle w:val="VerbatimChar"/>
+        </w:rPr>
+        <w:t xml:space="preserve">live:donation:received</w:t>
+      </w:r>
+      <w:r>
+        <w:t xml:space="preserve">.</w:t>
+      </w:r>
+    </w:p>
+    <w:p>
+      <w:pPr>
+        <w:pStyle w:val="Heading2"/>
+      </w:pPr>
+      <w:bookmarkStart w:id="40" w:name="_49a6365ab71b3b4f5d92c7b4ef2da391dd68fc2"/>
+      <w:r>
+        <w:t xml:space="preserve">Cơ chế điền lịch EPG 24/7</w:t>
+      </w:r>
+      <w:bookmarkEnd w:id="40"/>
+    </w:p>
+    <w:p>
+      <w:pPr>
+        <w:pStyle w:val="FirstParagraph"/>
+      </w:pPr>
+      <w:r>
+        <w:t xml:space="preserve">Do các kênh chỉ có khoảng một chương trình gốc mỗi ngày, lưới EPG 24</w:t>
+      </w:r>
+      <w:r>
+        <w:t xml:space="preserve"> </w:t>
+      </w:r>
+      <w:r>
+        <w:t xml:space="preserve">giờ được xây dựng bởi</w:t>
+      </w:r>
+      <w:r>
+        <w:t xml:space="preserve"> </w:t>
+      </w:r>
+      <w:r>
+        <w:rPr>
+          <w:rStyle w:val="VerbatimChar"/>
+        </w:rPr>
+        <w:t xml:space="preserve">EpgScheduleFillerService</w:t>
+      </w:r>
+      <w:r>
+        <w:t xml:space="preserve">. Service này</w:t>
+      </w:r>
+      <w:r>
+        <w:t xml:space="preserve"> </w:t>
+      </w:r>
+      <w:r>
+        <w:t xml:space="preserve">đảm bảo năm tính chất mà thiết kế yêu cầu:</w:t>
+      </w:r>
+    </w:p>
+    <w:p>
+      <w:pPr>
+        <w:pStyle w:val="FirstParagraph"/>
+        <w:numPr>
+          <w:ilvl w:val="0"/>
+          <w:numId w:val="1006"/>
+        </w:numPr>
+      </w:pPr>
+      <w:r>
+        <w:rPr>
+          <w:b/>
+          <w:bCs/>
+        </w:rPr>
+        <w:t xml:space="preserve">Không có ngày trống.</w:t>
+      </w:r>
+      <w:r>
+        <w:t xml:space="preserve"> </w:t>
+      </w:r>
+      <w:r>
+        <w:t xml:space="preserve">Mỗi lưới kênh/ngày đều đủ</w:t>
+      </w:r>
+      <w:r>
+        <w:t xml:space="preserve"> </w:t>
+      </w:r>
+      <w:r>
+        <w:t xml:space="preserve">24 giờ, nên bộ lọc theo ngày ở giao diện luôn có nội dung để hiển</w:t>
+      </w:r>
+      <w:r>
+        <w:t xml:space="preserve"> </w:t>
+      </w:r>
+      <w:r>
+        <w:t xml:space="preserve">thị.</w:t>
+      </w:r>
+    </w:p>
+    <w:p>
+      <w:pPr>
+        <w:pStyle w:val="FirstParagraph"/>
+        <w:numPr>
+          <w:ilvl w:val="0"/>
+          <w:numId w:val="1006"/>
+        </w:numPr>
+      </w:pPr>
+      <w:r>
+        <w:rPr>
+          <w:b/>
+          <w:bCs/>
+        </w:rPr>
+        <w:t xml:space="preserve">Lựa chọn ưu tiên theo thể loại.</w:t>
+      </w:r>
+      <w:r>
+        <w:t xml:space="preserve"> </w:t>
+      </w:r>
+      <w:r>
+        <w:t xml:space="preserve">Bản ghi có</w:t>
+      </w:r>
+      <w:r>
+        <w:t xml:space="preserve"> </w:t>
+      </w:r>
+      <w:r>
+        <w:rPr>
+          <w:rStyle w:val="VerbatimChar"/>
+        </w:rPr>
+        <w:t xml:space="preserve">category</w:t>
+      </w:r>
+      <w:r>
+        <w:t xml:space="preserve"> </w:t>
+      </w:r>
+      <w:r>
+        <w:t xml:space="preserve">khớp thể loại của kênh được ưu tiên; chỉ khi</w:t>
+      </w:r>
+      <w:r>
+        <w:t xml:space="preserve"> </w:t>
+      </w:r>
+      <w:r>
+        <w:t xml:space="preserve">không có bản ghi khớp mới quay sang toàn bộ thư viện.</w:t>
+      </w:r>
+    </w:p>
+    <w:p>
+      <w:pPr>
+        <w:pStyle w:val="FirstParagraph"/>
+        <w:numPr>
+          <w:ilvl w:val="0"/>
+          <w:numId w:val="1006"/>
+        </w:numPr>
+      </w:pPr>
+      <w:r>
+        <w:rPr>
+          <w:b/>
+          <w:bCs/>
+        </w:rPr>
+        <w:t xml:space="preserve">Tách tập.</w:t>
+      </w:r>
+      <w:r>
+        <w:t xml:space="preserve"> </w:t>
+      </w:r>
+      <w:r>
+        <w:t xml:space="preserve">Bản ghi dài hơn</w:t>
+      </w:r>
+      <w:r>
+        <w:t xml:space="preserve"> </w:t>
+      </w:r>
+      <w:r>
+        <w:rPr>
+          <w:rStyle w:val="VerbatimChar"/>
+        </w:rPr>
+        <w:t xml:space="preserve">LONG_PROGRAM_MINUTES</w:t>
+      </w:r>
+      <w:r>
+        <w:t xml:space="preserve"> </w:t>
+      </w:r>
+      <w:r>
+        <w:t xml:space="preserve">được chia thành các tập dài</w:t>
+      </w:r>
+      <w:r>
+        <w:t xml:space="preserve"> </w:t>
+      </w:r>
+      <w:r>
+        <w:rPr>
+          <w:rStyle w:val="VerbatimChar"/>
+        </w:rPr>
+        <w:t xml:space="preserve">EPISODE_MINUTES</w:t>
+      </w:r>
+      <w:r>
+        <w:t xml:space="preserve">, để lưới hiển thị</w:t>
+      </w:r>
+      <w:r>
+        <w:t xml:space="preserve"> </w:t>
+      </w:r>
+      <w:r>
+        <w:t xml:space="preserve">“Tập 1 / Tập 2 / ...”</w:t>
+      </w:r>
+      <w:r>
+        <w:t xml:space="preserve"> </w:t>
+      </w:r>
+      <w:r>
+        <w:t xml:space="preserve">thay vì một khối duy nhất.</w:t>
+      </w:r>
+    </w:p>
+    <w:p>
+      <w:pPr>
+        <w:pStyle w:val="FirstParagraph"/>
+        <w:numPr>
+          <w:ilvl w:val="0"/>
+          <w:numId w:val="1006"/>
+        </w:numPr>
+      </w:pPr>
+      <w:r>
+        <w:rPr>
+          <w:b/>
+          <w:bCs/>
+        </w:rPr>
+        <w:t xml:space="preserve">Phát lại có giới hạn.</w:t>
+      </w:r>
+      <w:r>
+        <w:t xml:space="preserve"> </w:t>
+      </w:r>
+      <w:r>
+        <w:t xml:space="preserve">Cùng một bản ghi hoặc tập</w:t>
+      </w:r>
+      <w:r>
+        <w:t xml:space="preserve"> </w:t>
+      </w:r>
+      <w:r>
+        <w:t xml:space="preserve">chỉ được xuất hiện tối đa</w:t>
+      </w:r>
+      <w:r>
+        <w:t xml:space="preserve"> </w:t>
+      </w:r>
+      <w:r>
+        <w:rPr>
+          <w:rStyle w:val="VerbatimChar"/>
+        </w:rPr>
+        <w:t xml:space="preserve">MAX_REPEATS_PER_ITEM_PER_DAY</w:t>
+      </w:r>
+      <w:r>
+        <w:t xml:space="preserve"> </w:t>
+      </w:r>
+      <w:r>
+        <w:t xml:space="preserve">lần trong một ngày, tránh việc người xem phải xem lặp vô tận.</w:t>
+      </w:r>
+    </w:p>
+    <w:p>
+      <w:pPr>
+        <w:pStyle w:val="FirstParagraph"/>
+        <w:numPr>
+          <w:ilvl w:val="0"/>
+          <w:numId w:val="1006"/>
+        </w:numPr>
+      </w:pPr>
+      <w:r>
+        <w:rPr>
+          <w:b/>
+          <w:bCs/>
+        </w:rPr>
         <w:t xml:space="preserve">Tính ngẫu nhiên có thể tái lập.</w:t>
       </w:r>
       <w:r>
@@ -5091,11 +7459,11 @@
       <w:pPr>
         <w:pStyle w:val="Heading2"/>
       </w:pPr>
-      <w:bookmarkStart w:id="36" w:name="_05d569620bad35c045780eb1232ee56de39d66d"/>
+      <w:bookmarkStart w:id="41" w:name="_05d569620bad35c045780eb1232ee56de39d66d"/>
       <w:r>
         <w:t xml:space="preserve">Lớp ingest nội dung và làm giàu dữ liệu</w:t>
       </w:r>
-      <w:bookmarkEnd w:id="36"/>
+      <w:bookmarkEnd w:id="41"/>
     </w:p>
     <w:p>
       <w:pPr>
@@ -5180,7 +7548,7 @@
         <w:t xml:space="preserve">phim (poster, diễn viên, đánh giá) cho các sự kiện có tiêu đề khớp.</w:t>
       </w:r>
     </w:p>
-    <w:bookmarkStart w:id="37" w:name="_5fece35109071a332305df328f4772e924582a4"/>
+    <w:bookmarkStart w:id="42" w:name="_5fece35109071a332305df328f4772e924582a4"/>
     <w:tbl>
       <w:tblPr>
         <w:tblStyle w:val="FigureTable"/>
@@ -5210,16 +7578,16 @@
         <w:t xml:space="preserve">liệu.</w:t>
       </w:r>
     </w:p>
-    <w:bookmarkEnd w:id="37"/>
+    <w:bookmarkEnd w:id="42"/>
     <w:p>
       <w:pPr>
         <w:pStyle w:val="Heading2"/>
       </w:pPr>
-      <w:bookmarkStart w:id="38" w:name="_fbbdfca15388553de56f39ed64243b6dfc74abc"/>
+      <w:bookmarkStart w:id="43" w:name="_fbbdfca15388553de56f39ed64243b6dfc74abc"/>
       <w:r>
         <w:t xml:space="preserve">Trợ lý biên tập AI có kiểm soát chất lượng</w:t>
       </w:r>
-      <w:bookmarkEnd w:id="38"/>
+      <w:bookmarkEnd w:id="43"/>
     </w:p>
     <w:p>
       <w:pPr>
@@ -5261,7 +7629,7 @@
         <w:pStyle w:val="FirstParagraph"/>
         <w:numPr>
           <w:ilvl w:val="0"/>
-          <w:numId w:val="1005"/>
+          <w:numId w:val="1007"/>
         </w:numPr>
       </w:pPr>
       <w:r>
@@ -5316,7 +7684,7 @@
         <w:pStyle w:val="FirstParagraph"/>
         <w:numPr>
           <w:ilvl w:val="0"/>
-          <w:numId w:val="1005"/>
+          <w:numId w:val="1007"/>
         </w:numPr>
       </w:pPr>
       <w:r>
@@ -5362,7 +7730,7 @@
         <w:pStyle w:val="FirstParagraph"/>
         <w:numPr>
           <w:ilvl w:val="0"/>
-          <w:numId w:val="1005"/>
+          <w:numId w:val="1007"/>
         </w:numPr>
       </w:pPr>
       <w:r>
@@ -5423,7 +7791,7 @@
         <w:pStyle w:val="FirstParagraph"/>
         <w:numPr>
           <w:ilvl w:val="0"/>
-          <w:numId w:val="1005"/>
+          <w:numId w:val="1007"/>
         </w:numPr>
       </w:pPr>
       <w:r>
@@ -5497,7 +7865,7 @@
         <w:t xml:space="preserve">chất lượng giữa các phiên bản prompt.</w:t>
       </w:r>
     </w:p>
-    <w:bookmarkStart w:id="39" w:name="_68532e3934b7f4dbe3902a88f59d2eb4d22b3d3"/>
+    <w:bookmarkStart w:id="44" w:name="_68532e3934b7f4dbe3902a88f59d2eb4d22b3d3"/>
     <w:tbl>
       <w:tblPr>
         <w:tblStyle w:val="FigureTable"/>
@@ -5527,7 +7895,7 @@
         <w:t xml:space="preserve">kiểm tra thất bại.</w:t>
       </w:r>
     </w:p>
-    <w:bookmarkEnd w:id="39"/>
+    <w:bookmarkEnd w:id="44"/>
     <w:p>
       <w:pPr>
         <w:pStyle w:val="FirstParagraph"/>
@@ -5648,11 +8016,11 @@
       <w:pPr>
         <w:pStyle w:val="Heading2"/>
       </w:pPr>
-      <w:bookmarkStart w:id="40" w:name="_e79b97d71c569f3a8f0ef22f3b71540b26faf61"/>
+      <w:bookmarkStart w:id="45" w:name="_e79b97d71c569f3a8f0ef22f3b71540b26faf61"/>
       <w:r>
         <w:t xml:space="preserve">Tìm kiếm, thanh toán và các module phụ trợ</w:t>
       </w:r>
-      <w:bookmarkEnd w:id="40"/>
+      <w:bookmarkEnd w:id="45"/>
     </w:p>
     <w:p>
       <w:pPr>
@@ -5713,7 +8081,7 @@
         <w:t xml:space="preserve"> </w:t>
       </w:r>
       <w:r>
-        <w:t xml:space="preserve">hiển thị đan kèm các nhóm kết quả.</w:t>
+        <w:t xml:space="preserve">hiển thị đan xen các nhóm kết quả.</w:t>
       </w:r>
     </w:p>
     <w:p>
@@ -5818,11 +8186,11 @@
       <w:pPr>
         <w:pStyle w:val="Heading2"/>
       </w:pPr>
-      <w:bookmarkStart w:id="41" w:name="_c742567b38e03f91c91cade3c53a6745610da08"/>
+      <w:bookmarkStart w:id="46" w:name="_c742567b38e03f91c91cade3c53a6745610da08"/>
       <w:r>
         <w:t xml:space="preserve">Các quy ước kỹ thuật xuyên suốt</w:t>
       </w:r>
-      <w:bookmarkEnd w:id="41"/>
+      <w:bookmarkEnd w:id="46"/>
     </w:p>
     <w:p>
       <w:pPr>
@@ -5835,7 +8203,7 @@
         <w:t xml:space="preserve"> </w:t>
       </w:r>
       <w:r>
-        <w:t xml:space="preserve">chúng quyết định tính nhất quán của API.</w:t>
+        <w:t xml:space="preserve">chúng quyết định tính nhất quán của API:</w:t>
       </w:r>
     </w:p>
     <w:p>
@@ -5843,7 +8211,7 @@
         <w:pStyle w:val="FirstParagraph"/>
         <w:numPr>
           <w:ilvl w:val="0"/>
-          <w:numId w:val="1006"/>
+          <w:numId w:val="1008"/>
         </w:numPr>
       </w:pPr>
       <w:r>
@@ -5898,7 +8266,7 @@
         <w:pStyle w:val="FirstParagraph"/>
         <w:numPr>
           <w:ilvl w:val="0"/>
-          <w:numId w:val="1006"/>
+          <w:numId w:val="1008"/>
         </w:numPr>
       </w:pPr>
       <w:r>
@@ -5935,7 +8303,7 @@
         <w:pStyle w:val="FirstParagraph"/>
         <w:numPr>
           <w:ilvl w:val="0"/>
-          <w:numId w:val="1006"/>
+          <w:numId w:val="1008"/>
         </w:numPr>
       </w:pPr>
       <w:r>
@@ -6002,7 +8370,7 @@
         <w:pStyle w:val="FirstParagraph"/>
         <w:numPr>
           <w:ilvl w:val="0"/>
-          <w:numId w:val="1006"/>
+          <w:numId w:val="1008"/>
         </w:numPr>
       </w:pPr>
       <w:r>
@@ -6086,21 +8454,21 @@
       <w:pPr>
         <w:pStyle w:val="Heading1"/>
       </w:pPr>
-      <w:bookmarkStart w:id="42" w:name="_c1d78458a2451008942e83276e79c24a93bab76"/>
+      <w:bookmarkStart w:id="47" w:name="_c1d78458a2451008942e83276e79c24a93bab76"/>
       <w:r>
         <w:t xml:space="preserve">Cổng web Next.js 15</w:t>
       </w:r>
-      <w:bookmarkEnd w:id="42"/>
+      <w:bookmarkEnd w:id="47"/>
     </w:p>
     <w:p>
       <w:pPr>
         <w:pStyle w:val="Heading2"/>
       </w:pPr>
-      <w:bookmarkStart w:id="43" w:name="_8908e6a8dc234fc3733ad4eb154bf3686500048"/>
+      <w:bookmarkStart w:id="48" w:name="_8908e6a8dc234fc3733ad4eb154bf3686500048"/>
       <w:r>
         <w:t xml:space="preserve">Kiến trúc App Router</w:t>
       </w:r>
-      <w:bookmarkEnd w:id="43"/>
+      <w:bookmarkEnd w:id="48"/>
     </w:p>
     <w:p>
       <w:pPr>
@@ -6195,7 +8563,7 @@
         <w:t xml:space="preserve">lấy trực tiếp trên máy chủ mà không cần lớp API trung gian.</w:t>
       </w:r>
     </w:p>
-    <w:bookmarkStart w:id="47" w:name="_ebb0d238dab61fcbe6414d98bad2ecee0eaca22"/>
+    <w:bookmarkStart w:id="52" w:name="_ebb0d238dab61fcbe6414d98bad2ecee0eaca22"/>
     <w:p>
       <w:pPr>
         <w:pStyle w:val="CaptionedFigure"/>
@@ -6205,18 +8573,18 @@
           <wp:inline>
             <wp:extent cx="5334000" cy="9424303"/>
             <wp:effectExtent b="0" l="0" r="0" t="0"/>
-            <wp:docPr descr="" title="" id="45" name="Picture"/>
+            <wp:docPr descr="" title="" id="50" name="Picture"/>
             <a:graphic>
               <a:graphicData uri="http://schemas.openxmlformats.org/drawingml/2006/picture">
                 <pic:pic>
                   <pic:nvPicPr>
-                    <pic:cNvPr descr="D:/Coder-Program/OmniCast - PRN232 + PRM393 Project/deliverables/01_Reports/PRN232/figures/01_home_desktop.png" id="46" name="Picture"/>
+                    <pic:cNvPr descr="D:/Coder-Program/OmniCast - PRN232 + PRM393 Project/deliverables/01_Reports/PRN232/figures/01_home_desktop.png" id="51" name="Picture"/>
                     <pic:cNvPicPr>
                       <a:picLocks noChangeArrowheads="1" noChangeAspect="1"/>
                     </pic:cNvPicPr>
                   </pic:nvPicPr>
                   <pic:blipFill>
-                    <a:blip r:embed="rId44"/>
+                    <a:blip r:embed="rId49"/>
                     <a:stretch>
                       <a:fillRect/>
                     </a:stretch>
@@ -6257,32 +8625,32 @@
         <w:t xml:space="preserve">kênh theo thể loại và thanh điều hướng theo vai trò.</w:t>
       </w:r>
     </w:p>
-    <w:bookmarkEnd w:id="47"/>
+    <w:bookmarkEnd w:id="52"/>
     <w:p>
       <w:pPr>
         <w:pStyle w:val="Heading2"/>
       </w:pPr>
-      <w:bookmarkStart w:id="48" w:name="_366ae8d893de398effaf840960e84a02ba0b01b"/>
-      <w:r>
-        <w:t xml:space="preserve">Cấu trúc route</w:t>
-      </w:r>
-      <w:bookmarkEnd w:id="48"/>
+      <w:bookmarkStart w:id="53" w:name="_df96029ef4b94f89010cc5149dc53a8db695f11"/>
+      <w:r>
+        <w:t xml:space="preserve">Danh mục đầy đủ 33 Route và Màn hình Web</w:t>
+      </w:r>
+      <w:bookmarkEnd w:id="53"/>
     </w:p>
     <w:p>
       <w:pPr>
         <w:pStyle w:val="FirstParagraph"/>
       </w:pPr>
       <w:r>
-        <w:t xml:space="preserve">Cổng web có 33 route được sinh từ 24 thư mục trong</w:t>
-      </w:r>
-      <w:r>
-        <w:t xml:space="preserve"> </w:t>
-      </w:r>
-      <w:r>
-        <w:rPr>
-          <w:rStyle w:val="VerbatimChar"/>
-        </w:rPr>
-        <w:t xml:space="preserve">app/</w:t>
+        <w:t xml:space="preserve">Cổng web cung cấp đầy đủ 33 route được sinh từ 24 thư mục trong</w:t>
+      </w:r>
+      <w:r>
+        <w:t xml:space="preserve"> </w:t>
+      </w:r>
+      <w:r>
+        <w:rPr>
+          <w:rStyle w:val="VerbatimChar"/>
+        </w:rPr>
+        <w:t xml:space="preserve">frontend/app/</w:t>
       </w:r>
       <w:r>
         <w:t xml:space="preserve">.</w:t>
@@ -6291,319 +8659,1183 @@
         <w:t xml:space="preserve"> </w:t>
       </w:r>
       <w:r>
-        <w:t xml:space="preserve">Các route được nhóm theo bốn nhóm chức năng: nội dung công khai</w:t>
-      </w:r>
-      <w:r>
-        <w:t xml:space="preserve"> </w:t>
-      </w:r>
-      <w:r>
-        <w:t xml:space="preserve">(</w:t>
-      </w:r>
-      <w:r>
-        <w:rPr>
-          <w:rStyle w:val="VerbatimChar"/>
-        </w:rPr>
+        <w:t xml:space="preserve">Bảng </w:t>
+      </w:r>
+      <w:hyperlink w:anchor="_71caa8af23af85016349b1a7d7bc2e20e7c0c8f">
+        <w:r>
+          <w:rPr>
+            <w:rStyle w:val="Hyperlink"/>
+          </w:rPr>
+          <w:t xml:space="preserve">[tab:web_routes]</w:t>
+        </w:r>
+      </w:hyperlink>
+      <w:r>
+        <w:t xml:space="preserve"> </w:t>
+      </w:r>
+      <w:r>
+        <w:t xml:space="preserve">liệt kê toàn bộ 33 màn hình được phân thành năm cụm chức năng:</w:t>
+      </w:r>
+      <w:r>
+        <w:t xml:space="preserve"> </w:t>
+      </w:r>
+      <w:r>
+        <w:t xml:space="preserve">(1) Nội dung &amp; Khám phá công khai; (2) Phòng xem LiveStream &amp; VOD; (3) Bàn điều khiển Live Studio &amp; Trợ lý AI Curator (</w:t>
+      </w:r>
+      <w:r>
+        <w:rPr>
+          <w:rStyle w:val="VerbatimChar"/>
+        </w:rPr>
+        <w:t xml:space="preserve">STAFF</w:t>
+      </w:r>
+      <w:r>
         <w:t xml:space="preserve">/</w:t>
       </w:r>
       <w:r>
-        <w:t xml:space="preserve">,</w:t>
-      </w:r>
-      <w:r>
-        <w:t xml:space="preserve"> </w:t>
-      </w:r>
-      <w:r>
-        <w:rPr>
-          <w:rStyle w:val="VerbatimChar"/>
-        </w:rPr>
-        <w:t xml:space="preserve">/channels</w:t>
-      </w:r>
-      <w:r>
-        <w:t xml:space="preserve">,</w:t>
-      </w:r>
-      <w:r>
-        <w:t xml:space="preserve"> </w:t>
-      </w:r>
-      <w:r>
-        <w:rPr>
-          <w:rStyle w:val="VerbatimChar"/>
-        </w:rPr>
-        <w:t xml:space="preserve">/epg</w:t>
-      </w:r>
-      <w:r>
-        <w:t xml:space="preserve">,</w:t>
-      </w:r>
-      <w:r>
-        <w:t xml:space="preserve"> </w:t>
-      </w:r>
-      <w:r>
-        <w:rPr>
-          <w:rStyle w:val="VerbatimChar"/>
-        </w:rPr>
-        <w:t xml:space="preserve">/programs</w:t>
-      </w:r>
-      <w:r>
-        <w:t xml:space="preserve">,</w:t>
-      </w:r>
-      <w:r>
-        <w:t xml:space="preserve"> </w:t>
-      </w:r>
-      <w:r>
-        <w:rPr>
-          <w:rStyle w:val="VerbatimChar"/>
-        </w:rPr>
-        <w:t xml:space="preserve">/recordings</w:t>
-      </w:r>
-      <w:r>
-        <w:t xml:space="preserve">,</w:t>
-      </w:r>
-      <w:r>
-        <w:t xml:space="preserve"> </w:t>
-      </w:r>
-      <w:r>
-        <w:rPr>
-          <w:rStyle w:val="VerbatimChar"/>
-        </w:rPr>
-        <w:t xml:space="preserve">/search</w:t>
-      </w:r>
-      <w:r>
-        <w:t xml:space="preserve">), xác thực và tài khoản</w:t>
-      </w:r>
-      <w:r>
-        <w:t xml:space="preserve"> </w:t>
-      </w:r>
-      <w:r>
-        <w:t xml:space="preserve">(</w:t>
-      </w:r>
-      <w:r>
-        <w:rPr>
-          <w:rStyle w:val="VerbatimChar"/>
-        </w:rPr>
-        <w:t xml:space="preserve">/login</w:t>
-      </w:r>
-      <w:r>
-        <w:t xml:space="preserve">,</w:t>
-      </w:r>
-      <w:r>
-        <w:t xml:space="preserve"> </w:t>
-      </w:r>
-      <w:r>
-        <w:rPr>
-          <w:rStyle w:val="VerbatimChar"/>
-        </w:rPr>
-        <w:t xml:space="preserve">/register</w:t>
-      </w:r>
-      <w:r>
-        <w:t xml:space="preserve">,</w:t>
-      </w:r>
-      <w:r>
-        <w:t xml:space="preserve"> </w:t>
-      </w:r>
-      <w:r>
-        <w:rPr>
-          <w:rStyle w:val="VerbatimChar"/>
-        </w:rPr>
-        <w:t xml:space="preserve">/forgot-password</w:t>
-      </w:r>
-      <w:r>
-        <w:t xml:space="preserve">,</w:t>
-      </w:r>
-      <w:r>
-        <w:t xml:space="preserve"> </w:t>
-      </w:r>
-      <w:r>
-        <w:rPr>
-          <w:rStyle w:val="VerbatimChar"/>
-        </w:rPr>
-        <w:t xml:space="preserve">/profile</w:t>
-      </w:r>
-      <w:r>
-        <w:t xml:space="preserve">,</w:t>
-      </w:r>
-      <w:r>
-        <w:t xml:space="preserve"> </w:t>
-      </w:r>
-      <w:r>
-        <w:rPr>
-          <w:rStyle w:val="VerbatimChar"/>
-        </w:rPr>
-        <w:t xml:space="preserve">/settings</w:t>
-      </w:r>
-      <w:r>
-        <w:t xml:space="preserve">), nghiệp vụ (</w:t>
-      </w:r>
-      <w:r>
-        <w:rPr>
-          <w:rStyle w:val="VerbatimChar"/>
-        </w:rPr>
-        <w:t xml:space="preserve">/live</w:t>
-      </w:r>
-      <w:r>
-        <w:t xml:space="preserve">,</w:t>
-      </w:r>
-      <w:r>
-        <w:t xml:space="preserve"> </w:t>
-      </w:r>
-      <w:r>
-        <w:rPr>
-          <w:rStyle w:val="VerbatimChar"/>
-        </w:rPr>
-        <w:t xml:space="preserve">/studio</w:t>
-      </w:r>
-      <w:r>
-        <w:t xml:space="preserve">,</w:t>
-      </w:r>
-      <w:r>
-        <w:t xml:space="preserve"> </w:t>
-      </w:r>
-      <w:r>
-        <w:rPr>
-          <w:rStyle w:val="VerbatimChar"/>
-        </w:rPr>
-        <w:t xml:space="preserve">/watchlist</w:t>
-      </w:r>
-      <w:r>
-        <w:t xml:space="preserve">,</w:t>
-      </w:r>
-      <w:r>
-        <w:t xml:space="preserve"> </w:t>
-      </w:r>
-      <w:r>
-        <w:rPr>
-          <w:rStyle w:val="VerbatimChar"/>
-        </w:rPr>
-        <w:t xml:space="preserve">/notifications</w:t>
-      </w:r>
-      <w:r>
-        <w:t xml:space="preserve">) và quản</w:t>
-      </w:r>
-      <w:r>
-        <w:t xml:space="preserve"> </w:t>
-      </w:r>
-      <w:r>
-        <w:t xml:space="preserve">trị (</w:t>
-      </w:r>
-      <w:r>
-        <w:rPr>
-          <w:rStyle w:val="VerbatimChar"/>
-        </w:rPr>
-        <w:t xml:space="preserve">/admin</w:t>
-      </w:r>
-      <w:r>
-        <w:t xml:space="preserve">,</w:t>
-      </w:r>
-      <w:r>
-        <w:t xml:space="preserve"> </w:t>
-      </w:r>
-      <w:r>
-        <w:rPr>
-          <w:rStyle w:val="VerbatimChar"/>
-        </w:rPr>
-        <w:t xml:space="preserve">/admin/users</w:t>
-      </w:r>
-      <w:r>
-        <w:t xml:space="preserve">,</w:t>
-      </w:r>
-      <w:r>
-        <w:t xml:space="preserve"> </w:t>
-      </w:r>
-      <w:r>
-        <w:rPr>
-          <w:rStyle w:val="VerbatimChar"/>
-        </w:rPr>
-        <w:t xml:space="preserve">/admin/audit-logs</w:t>
-      </w:r>
-      <w:r>
-        <w:t xml:space="preserve">). Ngoài ra còn có các trang tĩnh pháp lý và</w:t>
-      </w:r>
-      <w:r>
-        <w:t xml:space="preserve"> </w:t>
-      </w:r>
-      <w:r>
-        <w:t xml:space="preserve">hỗ trợ (</w:t>
-      </w:r>
-      <w:r>
-        <w:rPr>
-          <w:rStyle w:val="VerbatimChar"/>
-        </w:rPr>
-        <w:t xml:space="preserve">/terms</w:t>
-      </w:r>
-      <w:r>
-        <w:t xml:space="preserve">,</w:t>
-      </w:r>
-      <w:r>
-        <w:t xml:space="preserve"> </w:t>
-      </w:r>
-      <w:r>
-        <w:rPr>
-          <w:rStyle w:val="VerbatimChar"/>
-        </w:rPr>
-        <w:t xml:space="preserve">/privacy</w:t>
-      </w:r>
-      <w:r>
-        <w:t xml:space="preserve">,</w:t>
-      </w:r>
-      <w:r>
-        <w:t xml:space="preserve"> </w:t>
-      </w:r>
-      <w:r>
-        <w:rPr>
-          <w:rStyle w:val="VerbatimChar"/>
-        </w:rPr>
-        <w:t xml:space="preserve">/dmca</w:t>
-      </w:r>
-      <w:r>
-        <w:t xml:space="preserve">,</w:t>
-      </w:r>
-      <w:r>
-        <w:t xml:space="preserve"> </w:t>
-      </w:r>
-      <w:r>
-        <w:rPr>
-          <w:rStyle w:val="VerbatimChar"/>
-        </w:rPr>
-        <w:t xml:space="preserve">/standards</w:t>
-      </w:r>
-      <w:r>
-        <w:t xml:space="preserve">,</w:t>
-      </w:r>
-      <w:r>
-        <w:t xml:space="preserve"> </w:t>
-      </w:r>
-      <w:r>
-        <w:rPr>
-          <w:rStyle w:val="VerbatimChar"/>
-        </w:rPr>
-        <w:t xml:space="preserve">/broadcasting-standards</w:t>
-      </w:r>
-      <w:r>
-        <w:t xml:space="preserve">,</w:t>
-      </w:r>
-      <w:r>
-        <w:t xml:space="preserve"> </w:t>
-      </w:r>
-      <w:r>
-        <w:rPr>
-          <w:rStyle w:val="VerbatimChar"/>
-        </w:rPr>
-        <w:t xml:space="preserve">/help</w:t>
-      </w:r>
-      <w:r>
-        <w:t xml:space="preserve">,</w:t>
-      </w:r>
-      <w:r>
-        <w:t xml:space="preserve"> </w:t>
-      </w:r>
-      <w:r>
-        <w:rPr>
-          <w:rStyle w:val="VerbatimChar"/>
-        </w:rPr>
-        <w:t xml:space="preserve">/docs</w:t>
-      </w:r>
-      <w:r>
-        <w:t xml:space="preserve">).</w:t>
-      </w:r>
-    </w:p>
-    <w:bookmarkStart w:id="52" w:name="_cc7eb44f8d15276ae59372b1fe437d66bb19d5f"/>
+        <w:rPr>
+          <w:rStyle w:val="VerbatimChar"/>
+        </w:rPr>
+        <w:t xml:space="preserve">ADMIN</w:t>
+      </w:r>
+      <w:r>
+        <w:t xml:space="preserve">); (4) Tài khoản, Cá nhân hoá &amp; Quản trị (</w:t>
+      </w:r>
+      <w:r>
+        <w:rPr>
+          <w:rStyle w:val="VerbatimChar"/>
+        </w:rPr>
+        <w:t xml:space="preserve">ADMIN</w:t>
+      </w:r>
+      <w:r>
+        <w:t xml:space="preserve">); và (5) Hệ thống Trang Pháp lý &amp; Tiêu chuẩn Phát sóng.</w:t>
+      </w:r>
+    </w:p>
+    <w:tbl>
+      <w:tblPr>
+        <w:tblStyle w:val="Table"/>
+        <w:tblW w:type="auto" w:w="0"/>
+        <w:tblLook w:firstRow="1" w:lastRow="0" w:firstColumn="0" w:lastColumn="0" w:noHBand="0" w:noVBand="0" w:val="0020"/>
+      </w:tblPr>
+      <w:tblGrid>
+        <w:gridCol w:w="1980"/>
+        <w:gridCol w:w="1980"/>
+        <w:gridCol w:w="1980"/>
+        <w:gridCol w:w="1980"/>
+      </w:tblGrid>
+      <w:tr>
+        <w:trPr>
+          <w:tblHeader w:val="on"/>
+        </w:trPr>
+        <w:tc>
+          <w:tcPr/>
+          <w:p>
+            <w:pPr>
+              <w:pStyle w:val="Compact"/>
+              <w:jc w:val="left"/>
+            </w:pPr>
+            <w:r>
+              <w:rPr>
+                <w:b/>
+                <w:bCs/>
+              </w:rPr>
+              <w:t xml:space="preserve">Cụm chức năng</w:t>
+            </w:r>
+          </w:p>
+        </w:tc>
+        <w:tc>
+          <w:tcPr/>
+          <w:p>
+            <w:pPr>
+              <w:pStyle w:val="Compact"/>
+              <w:jc w:val="left"/>
+            </w:pPr>
+            <w:r>
+              <w:rPr>
+                <w:b/>
+                <w:bCs/>
+              </w:rPr>
+              <w:t xml:space="preserve">Đường dẫn Route (33)</w:t>
+            </w:r>
+          </w:p>
+        </w:tc>
+        <w:tc>
+          <w:tcPr/>
+          <w:p>
+            <w:pPr>
+              <w:pStyle w:val="Compact"/>
+              <w:jc w:val="left"/>
+            </w:pPr>
+            <w:r>
+              <w:rPr>
+                <w:b/>
+                <w:bCs/>
+              </w:rPr>
+              <w:t xml:space="preserve">Phân quyền</w:t>
+            </w:r>
+          </w:p>
+        </w:tc>
+        <w:tc>
+          <w:tcPr/>
+          <w:p>
+            <w:pPr>
+              <w:pStyle w:val="Compact"/>
+              <w:jc w:val="left"/>
+            </w:pPr>
+            <w:r>
+              <w:rPr>
+                <w:b/>
+                <w:bCs/>
+              </w:rPr>
+              <w:t xml:space="preserve">Tính năng &amp; Thao tác màn hình chính</w:t>
+            </w:r>
+          </w:p>
+        </w:tc>
+      </w:tr>
+      <w:tr>
+        <w:tc>
+          <w:tcPr>
+            <w:vMerge w:val="restart"/>
+          </w:tcPr>
+          <w:p>
+            <w:pPr>
+              <w:pStyle w:val="Compact"/>
+              <w:jc w:val="left"/>
+            </w:pPr>
+            <w:r>
+              <w:rPr>
+                <w:b/>
+                <w:bCs/>
+              </w:rPr>
+              <w:t xml:space="preserve">1. Khám phá &amp; Lịch phát EPG</w:t>
+            </w:r>
+          </w:p>
+        </w:tc>
+        <w:tc>
+          <w:tcPr/>
+          <w:p>
+            <w:pPr>
+              <w:pStyle w:val="Compact"/>
+              <w:jc w:val="left"/>
+            </w:pPr>
+            <w:r>
+              <w:rPr>
+                <w:rStyle w:val="VerbatimChar"/>
+              </w:rPr>
+              <w:t xml:space="preserve">/</w:t>
+            </w:r>
+            <w:r>
+              <w:t xml:space="preserve">,</w:t>
+            </w:r>
+            <w:r>
+              <w:t xml:space="preserve"> </w:t>
+            </w:r>
+            <w:r>
+              <w:rPr>
+                <w:rStyle w:val="VerbatimChar"/>
+              </w:rPr>
+              <w:t xml:space="preserve">/channels</w:t>
+            </w:r>
+            <w:r>
+              <w:t xml:space="preserve">,</w:t>
+            </w:r>
+            <w:r>
+              <w:t xml:space="preserve"> </w:t>
+            </w:r>
+            <w:r>
+              <w:rPr>
+                <w:rStyle w:val="VerbatimChar"/>
+              </w:rPr>
+              <w:t xml:space="preserve">/channels/[id]</w:t>
+            </w:r>
+          </w:p>
+        </w:tc>
+        <w:tc>
+          <w:tcPr/>
+          <w:p>
+            <w:pPr>
+              <w:pStyle w:val="Compact"/>
+              <w:jc w:val="left"/>
+            </w:pPr>
+            <w:r>
+              <w:t xml:space="preserve">Public</w:t>
+            </w:r>
+          </w:p>
+        </w:tc>
+        <w:tc>
+          <w:tcPr/>
+          <w:p>
+            <w:pPr>
+              <w:pStyle w:val="Compact"/>
+              <w:jc w:val="left"/>
+            </w:pPr>
+            <w:r>
+              <w:t xml:space="preserve">Carousel sự kiện tâm điểm, danh mục kênh lọc theo thể loại, trang chi tiết kênh kèm luồng đang phát &amp; lịch EPG.</w:t>
+            </w:r>
+          </w:p>
+        </w:tc>
+      </w:tr>
+      <w:tr>
+        <w:tc>
+          <w:tcPr>
+            <w:gridSpan w:val="1"/>
+            <w:vMerge w:val="continue"/>
+          </w:tcPr>
+          <w:p>
+            <w:pPr/>
+          </w:p>
+        </w:tc>
+        <w:tc>
+          <w:tcPr/>
+          <w:p>
+            <w:pPr>
+              <w:pStyle w:val="Compact"/>
+              <w:jc w:val="left"/>
+            </w:pPr>
+            <w:r>
+              <w:rPr>
+                <w:rStyle w:val="VerbatimChar"/>
+              </w:rPr>
+              <w:t xml:space="preserve">/epg</w:t>
+            </w:r>
+          </w:p>
+        </w:tc>
+        <w:tc>
+          <w:tcPr/>
+          <w:p>
+            <w:pPr>
+              <w:pStyle w:val="Compact"/>
+              <w:jc w:val="left"/>
+            </w:pPr>
+            <w:r>
+              <w:t xml:space="preserve">Public</w:t>
+            </w:r>
+          </w:p>
+        </w:tc>
+        <w:tc>
+          <w:tcPr/>
+          <w:p>
+            <w:pPr>
+              <w:pStyle w:val="Compact"/>
+              <w:jc w:val="left"/>
+            </w:pPr>
+            <w:r>
+              <w:t xml:space="preserve">Lưới lịch phát điện tử 24/7 không trống, thanh chỉ báo giờ hiện tại (Now-Line), lọc theo ngày và kênh.</w:t>
+            </w:r>
+          </w:p>
+        </w:tc>
+      </w:tr>
+      <w:tr>
+        <w:tc>
+          <w:tcPr>
+            <w:gridSpan w:val="1"/>
+            <w:vMerge w:val="continue"/>
+          </w:tcPr>
+          <w:p>
+            <w:pPr/>
+          </w:p>
+        </w:tc>
+        <w:tc>
+          <w:tcPr/>
+          <w:p>
+            <w:pPr>
+              <w:pStyle w:val="Compact"/>
+              <w:jc w:val="left"/>
+            </w:pPr>
+            <w:r>
+              <w:rPr>
+                <w:rStyle w:val="VerbatimChar"/>
+              </w:rPr>
+              <w:t xml:space="preserve">/programs</w:t>
+            </w:r>
+            <w:r>
+              <w:t xml:space="preserve">,</w:t>
+            </w:r>
+            <w:r>
+              <w:t xml:space="preserve"> </w:t>
+            </w:r>
+            <w:r>
+              <w:rPr>
+                <w:rStyle w:val="VerbatimChar"/>
+              </w:rPr>
+              <w:t xml:space="preserve">/programs/[id]</w:t>
+            </w:r>
+          </w:p>
+        </w:tc>
+        <w:tc>
+          <w:tcPr/>
+          <w:p>
+            <w:pPr>
+              <w:pStyle w:val="Compact"/>
+              <w:jc w:val="left"/>
+            </w:pPr>
+            <w:r>
+              <w:t xml:space="preserve">Public</w:t>
+            </w:r>
+          </w:p>
+        </w:tc>
+        <w:tc>
+          <w:tcPr/>
+          <w:p>
+            <w:pPr>
+              <w:pStyle w:val="Compact"/>
+              <w:jc w:val="left"/>
+            </w:pPr>
+            <w:r>
+              <w:t xml:space="preserve">Thư viện chương trình, trang chi tiết chương trình kèm thẻ sản xuất, lịch phát sắp tới và nút lưu Watchlist.</w:t>
+            </w:r>
+          </w:p>
+        </w:tc>
+      </w:tr>
+      <w:tr>
+        <w:tc>
+          <w:tcPr>
+            <w:gridSpan w:val="1"/>
+            <w:vMerge w:val="continue"/>
+          </w:tcPr>
+          <w:p>
+            <w:pPr/>
+          </w:p>
+        </w:tc>
+        <w:tc>
+          <w:tcPr/>
+          <w:p>
+            <w:pPr>
+              <w:pStyle w:val="Compact"/>
+              <w:jc w:val="left"/>
+            </w:pPr>
+            <w:r>
+              <w:rPr>
+                <w:rStyle w:val="VerbatimChar"/>
+              </w:rPr>
+              <w:t xml:space="preserve">/recordings</w:t>
+            </w:r>
+            <w:r>
+              <w:t xml:space="preserve">,</w:t>
+            </w:r>
+            <w:r>
+              <w:t xml:space="preserve"> </w:t>
+            </w:r>
+            <w:r>
+              <w:rPr>
+                <w:rStyle w:val="VerbatimChar"/>
+              </w:rPr>
+              <w:t xml:space="preserve">/recordings/[id]</w:t>
+            </w:r>
+          </w:p>
+        </w:tc>
+        <w:tc>
+          <w:tcPr/>
+          <w:p>
+            <w:pPr>
+              <w:pStyle w:val="Compact"/>
+              <w:jc w:val="left"/>
+            </w:pPr>
+            <w:r>
+              <w:t xml:space="preserve">Public</w:t>
+            </w:r>
+          </w:p>
+        </w:tc>
+        <w:tc>
+          <w:tcPr/>
+          <w:p>
+            <w:pPr>
+              <w:pStyle w:val="Compact"/>
+              <w:jc w:val="left"/>
+            </w:pPr>
+            <w:r>
+              <w:t xml:space="preserve">Kho video VOD đã phát sóng, trình phát lại đa luồng kèm bình luận và gợi ý nội dung cùng thể loại.</w:t>
+            </w:r>
+          </w:p>
+        </w:tc>
+      </w:tr>
+      <w:tr>
+        <w:tc>
+          <w:tcPr>
+            <w:gridSpan w:val="1"/>
+            <w:vMerge w:val="continue"/>
+          </w:tcPr>
+          <w:p>
+            <w:pPr/>
+          </w:p>
+        </w:tc>
+        <w:tc>
+          <w:tcPr/>
+          <w:p>
+            <w:pPr>
+              <w:pStyle w:val="Compact"/>
+              <w:jc w:val="left"/>
+            </w:pPr>
+            <w:r>
+              <w:rPr>
+                <w:rStyle w:val="VerbatimChar"/>
+              </w:rPr>
+              <w:t xml:space="preserve">/search</w:t>
+            </w:r>
+          </w:p>
+        </w:tc>
+        <w:tc>
+          <w:tcPr/>
+          <w:p>
+            <w:pPr>
+              <w:pStyle w:val="Compact"/>
+              <w:jc w:val="left"/>
+            </w:pPr>
+            <w:r>
+              <w:t xml:space="preserve">Public</w:t>
+            </w:r>
+          </w:p>
+        </w:tc>
+        <w:tc>
+          <w:tcPr/>
+          <w:p>
+            <w:pPr>
+              <w:pStyle w:val="Compact"/>
+              <w:jc w:val="left"/>
+            </w:pPr>
+            <w:r>
+              <w:t xml:space="preserve">Tìm kiếm liên thực thể (Kênh, Chương trình, Bản ghi VOD) theo từ khóa và thể loại.</w:t>
+            </w:r>
+          </w:p>
+        </w:tc>
+      </w:tr>
+      <w:tr>
+        <w:tc>
+          <w:tcPr>
+            <w:gridSpan w:val="1"/>
+            <w:vMerge w:val="continue"/>
+          </w:tcPr>
+          <w:p>
+            <w:pPr/>
+          </w:p>
+        </w:tc>
+        <w:tc>
+          <w:tcPr/>
+          <w:p>
+            <w:pPr>
+              <w:pStyle w:val="Compact"/>
+              <w:jc w:val="left"/>
+            </w:pPr>
+            <w:r>
+              <w:rPr>
+                <w:rStyle w:val="VerbatimChar"/>
+              </w:rPr>
+              <w:t xml:space="preserve">/live</w:t>
+            </w:r>
+          </w:p>
+        </w:tc>
+        <w:tc>
+          <w:tcPr/>
+          <w:p>
+            <w:pPr>
+              <w:pStyle w:val="Compact"/>
+              <w:jc w:val="left"/>
+            </w:pPr>
+            <w:r>
+              <w:t xml:space="preserve">Public</w:t>
+            </w:r>
+          </w:p>
+        </w:tc>
+        <w:tc>
+          <w:tcPr/>
+          <w:p>
+            <w:pPr>
+              <w:pStyle w:val="Compact"/>
+              <w:jc w:val="left"/>
+            </w:pPr>
+            <w:r>
+              <w:t xml:space="preserve">Trung tâm Đang Phát Sóng (Live Hub): tự động làm mới mỗi 15 giây, hiển thị tổng sự kiện LIVE &amp; tổng mắt xem (CCU), sắp xếp theo độ nóng hoặc mới nhất.</w:t>
+            </w:r>
+          </w:p>
+        </w:tc>
+      </w:tr>
+      <w:tr>
+        <w:tc>
+          <w:tcPr/>
+          <w:p>
+            <w:pPr>
+              <w:pStyle w:val="Compact"/>
+            </w:pPr>
+          </w:p>
+        </w:tc>
+        <w:tc>
+          <w:tcPr/>
+          <w:p>
+            <w:pPr>
+              <w:pStyle w:val="Compact"/>
+              <w:jc w:val="left"/>
+            </w:pPr>
+            <w:r>
+              <w:rPr>
+                <w:rStyle w:val="VerbatimChar"/>
+              </w:rPr>
+              <w:t xml:space="preserve">/live/[id]</w:t>
+            </w:r>
+          </w:p>
+        </w:tc>
+        <w:tc>
+          <w:tcPr/>
+          <w:p>
+            <w:pPr>
+              <w:pStyle w:val="Compact"/>
+              <w:jc w:val="left"/>
+            </w:pPr>
+            <w:r>
+              <w:t xml:space="preserve">Public / Viewer</w:t>
+            </w:r>
+          </w:p>
+        </w:tc>
+        <w:tc>
+          <w:tcPr/>
+          <w:p>
+            <w:pPr>
+              <w:pStyle w:val="Compact"/>
+              <w:jc w:val="left"/>
+            </w:pPr>
+            <w:r>
+              <w:t xml:space="preserve">Phòng xem LiveStream tương tác: 7 giao diện chủ đề theo thể loại, Sảnh chờ</w:t>
+            </w:r>
+            <w:r>
+              <w:t xml:space="preserve"> </w:t>
+            </w:r>
+            <w:r>
+              <w:rPr>
+                <w:rStyle w:val="VerbatimChar"/>
+              </w:rPr>
+              <w:t xml:space="preserve">JoinLobbyCard</w:t>
+            </w:r>
+            <w:r>
+              <w:t xml:space="preserve">, Chế độ Rạp phim (Cinema Mode), đổi chương trình trong</w:t>
+            </w:r>
+            <w:r>
+              <w:t xml:space="preserve"> </w:t>
+            </w:r>
+            <w:r>
+              <w:rPr>
+                <w:rStyle w:val="VerbatimChar"/>
+              </w:rPr>
+              <w:t xml:space="preserve">lineup</w:t>
+            </w:r>
+            <w:r>
+              <w:t xml:space="preserve">, Chat thời gian thực, 4 nút Biểu cảm hạt nổi 0ms, Thông báo ghim từ Host.</w:t>
+            </w:r>
+          </w:p>
+        </w:tc>
+      </w:tr>
+      <w:tr>
+        <w:tc>
+          <w:tcPr>
+            <w:vMerge w:val="restart"/>
+          </w:tcPr>
+          <w:p>
+            <w:pPr>
+              <w:pStyle w:val="Compact"/>
+              <w:jc w:val="left"/>
+            </w:pPr>
+            <w:r>
+              <w:rPr>
+                <w:b/>
+                <w:bCs/>
+              </w:rPr>
+              <w:t xml:space="preserve">3. Bàn điều khiển Live Studio &amp; AI</w:t>
+            </w:r>
+          </w:p>
+        </w:tc>
+        <w:tc>
+          <w:tcPr/>
+          <w:p>
+            <w:pPr>
+              <w:pStyle w:val="Compact"/>
+              <w:jc w:val="left"/>
+            </w:pPr>
+            <w:r>
+              <w:rPr>
+                <w:rStyle w:val="VerbatimChar"/>
+              </w:rPr>
+              <w:t xml:space="preserve">/studio</w:t>
+            </w:r>
+            <w:r>
+              <w:t xml:space="preserve">,</w:t>
+            </w:r>
+            <w:r>
+              <w:t xml:space="preserve"> </w:t>
+            </w:r>
+            <w:r>
+              <w:rPr>
+                <w:rStyle w:val="VerbatimChar"/>
+              </w:rPr>
+              <w:t xml:space="preserve">/studio/live</w:t>
+            </w:r>
+          </w:p>
+        </w:tc>
+        <w:tc>
+          <w:tcPr/>
+          <w:p>
+            <w:pPr>
+              <w:pStyle w:val="Compact"/>
+              <w:jc w:val="left"/>
+            </w:pPr>
+            <w:r>
+              <w:rPr>
+                <w:rStyle w:val="VerbatimChar"/>
+              </w:rPr>
+              <w:t xml:space="preserve">STAFF</w:t>
+            </w:r>
+            <w:r>
+              <w:t xml:space="preserve">+</w:t>
+            </w:r>
+          </w:p>
+        </w:tc>
+        <w:tc>
+          <w:tcPr/>
+          <w:p>
+            <w:pPr>
+              <w:pStyle w:val="Compact"/>
+              <w:jc w:val="left"/>
+            </w:pPr>
+            <w:r>
+              <w:t xml:space="preserve">Bàn điều khiển phát sóng trực tiếp 4 Tab: (1) Chọn VOD có sẵn; (2) Tự ghi hình Camera/Màn hình WHIP WebRTC &amp; Upload kéo-thả có chữ ký Cloudinary; (3) Kho nội dung công khai; (4) Gửi thông báo ghim &amp; Dừng sóng.</w:t>
+            </w:r>
+          </w:p>
+        </w:tc>
+      </w:tr>
+      <w:tr>
+        <w:tc>
+          <w:tcPr>
+            <w:gridSpan w:val="1"/>
+            <w:vMerge w:val="continue"/>
+          </w:tcPr>
+          <w:p>
+            <w:pPr/>
+          </w:p>
+        </w:tc>
+        <w:tc>
+          <w:tcPr/>
+          <w:p>
+            <w:pPr>
+              <w:pStyle w:val="Compact"/>
+              <w:jc w:val="left"/>
+            </w:pPr>
+            <w:r>
+              <w:rPr>
+                <w:rStyle w:val="VerbatimChar"/>
+              </w:rPr>
+              <w:t xml:space="preserve">/studio/curator</w:t>
+            </w:r>
+          </w:p>
+        </w:tc>
+        <w:tc>
+          <w:tcPr/>
+          <w:p>
+            <w:pPr>
+              <w:pStyle w:val="Compact"/>
+              <w:jc w:val="left"/>
+            </w:pPr>
+            <w:r>
+              <w:rPr>
+                <w:rStyle w:val="VerbatimChar"/>
+              </w:rPr>
+              <w:t xml:space="preserve">STAFF</w:t>
+            </w:r>
+            <w:r>
+              <w:t xml:space="preserve">+</w:t>
+            </w:r>
+          </w:p>
+        </w:tc>
+        <w:tc>
+          <w:tcPr/>
+          <w:p>
+            <w:pPr>
+              <w:pStyle w:val="Compact"/>
+              <w:jc w:val="left"/>
+            </w:pPr>
+            <w:r>
+              <w:t xml:space="preserve">Trợ lý biên tập AI (</w:t>
+            </w:r>
+            <w:r>
+              <w:rPr>
+                <w:rStyle w:val="VerbatimChar"/>
+              </w:rPr>
+              <w:t xml:space="preserve">gpt-4o</w:t>
+            </w:r>
+            <w:r>
+              <w:t xml:space="preserve"> </w:t>
+            </w:r>
+            <w:r>
+              <w:t xml:space="preserve">+ fallback heuristic): chấm điểm cảm xúc, kiểm duyệt đạo đức phát sóng, gợi ý thẻ và thể loại.</w:t>
+            </w:r>
+          </w:p>
+        </w:tc>
+      </w:tr>
+      <w:tr>
+        <w:tc>
+          <w:tcPr>
+            <w:gridSpan w:val="1"/>
+            <w:vMerge w:val="continue"/>
+          </w:tcPr>
+          <w:p>
+            <w:pPr/>
+          </w:p>
+        </w:tc>
+        <w:tc>
+          <w:tcPr/>
+          <w:p>
+            <w:pPr>
+              <w:pStyle w:val="Compact"/>
+              <w:jc w:val="left"/>
+            </w:pPr>
+            <w:r>
+              <w:rPr>
+                <w:rStyle w:val="VerbatimChar"/>
+              </w:rPr>
+              <w:t xml:space="preserve">/studio/curator/audit</w:t>
+            </w:r>
+            <w:r>
+              <w:t xml:space="preserve">,</w:t>
+            </w:r>
+            <w:r>
+              <w:t xml:space="preserve"> </w:t>
+            </w:r>
+            <w:r>
+              <w:rPr>
+                <w:rStyle w:val="VerbatimChar"/>
+              </w:rPr>
+              <w:t xml:space="preserve">/studio/curator/dashboard</w:t>
+            </w:r>
+          </w:p>
+        </w:tc>
+        <w:tc>
+          <w:tcPr/>
+          <w:p>
+            <w:pPr>
+              <w:pStyle w:val="Compact"/>
+              <w:jc w:val="left"/>
+            </w:pPr>
+            <w:r>
+              <w:rPr>
+                <w:rStyle w:val="VerbatimChar"/>
+              </w:rPr>
+              <w:t xml:space="preserve">STAFF</w:t>
+            </w:r>
+            <w:r>
+              <w:t xml:space="preserve">+</w:t>
+            </w:r>
+          </w:p>
+        </w:tc>
+        <w:tc>
+          <w:tcPr/>
+          <w:p>
+            <w:pPr>
+              <w:pStyle w:val="Compact"/>
+              <w:jc w:val="left"/>
+            </w:pPr>
+            <w:r>
+              <w:t xml:space="preserve">Nhật ký kiểm toán phiên bản prompt (</w:t>
+            </w:r>
+            <w:r>
+              <w:rPr>
+                <w:rStyle w:val="VerbatimChar"/>
+              </w:rPr>
+              <w:t xml:space="preserve">promptVersion</w:t>
+            </w:r>
+            <w:r>
+              <w:t xml:space="preserve">), thống kê tỷ lệ duyệt và hiệu năng gọi mô hình.</w:t>
+            </w:r>
+          </w:p>
+        </w:tc>
+      </w:tr>
+      <w:tr>
+        <w:tc>
+          <w:tcPr>
+            <w:gridSpan w:val="1"/>
+            <w:vMerge w:val="continue"/>
+          </w:tcPr>
+          <w:p>
+            <w:pPr/>
+          </w:p>
+        </w:tc>
+        <w:tc>
+          <w:tcPr/>
+          <w:p>
+            <w:pPr>
+              <w:pStyle w:val="Compact"/>
+              <w:jc w:val="left"/>
+            </w:pPr>
+            <w:r>
+              <w:rPr>
+                <w:rStyle w:val="VerbatimChar"/>
+              </w:rPr>
+              <w:t xml:space="preserve">/login</w:t>
+            </w:r>
+            <w:r>
+              <w:t xml:space="preserve">,</w:t>
+            </w:r>
+            <w:r>
+              <w:t xml:space="preserve"> </w:t>
+            </w:r>
+            <w:r>
+              <w:rPr>
+                <w:rStyle w:val="VerbatimChar"/>
+              </w:rPr>
+              <w:t xml:space="preserve">/register</w:t>
+            </w:r>
+            <w:r>
+              <w:t xml:space="preserve">,</w:t>
+            </w:r>
+            <w:r>
+              <w:t xml:space="preserve"> </w:t>
+            </w:r>
+            <w:r>
+              <w:rPr>
+                <w:rStyle w:val="VerbatimChar"/>
+              </w:rPr>
+              <w:t xml:space="preserve">/forgot-password</w:t>
+            </w:r>
+            <w:r>
+              <w:t xml:space="preserve">,</w:t>
+            </w:r>
+            <w:r>
+              <w:t xml:space="preserve"> </w:t>
+            </w:r>
+            <w:r>
+              <w:rPr>
+                <w:rStyle w:val="VerbatimChar"/>
+              </w:rPr>
+              <w:t xml:space="preserve">/reset-password</w:t>
+            </w:r>
+          </w:p>
+        </w:tc>
+        <w:tc>
+          <w:tcPr/>
+          <w:p>
+            <w:pPr>
+              <w:pStyle w:val="Compact"/>
+              <w:jc w:val="left"/>
+            </w:pPr>
+            <w:r>
+              <w:t xml:space="preserve">Public</w:t>
+            </w:r>
+          </w:p>
+        </w:tc>
+        <w:tc>
+          <w:tcPr/>
+          <w:p>
+            <w:pPr>
+              <w:pStyle w:val="Compact"/>
+              <w:jc w:val="left"/>
+            </w:pPr>
+            <w:r>
+              <w:t xml:space="preserve">Đăng nhập JWT + Google OAuth2, đăng ký tài khoản, khôi phục mật khẩu qua mã xác thực.</w:t>
+            </w:r>
+          </w:p>
+        </w:tc>
+      </w:tr>
+      <w:tr>
+        <w:tc>
+          <w:tcPr>
+            <w:gridSpan w:val="1"/>
+            <w:vMerge w:val="continue"/>
+          </w:tcPr>
+          <w:p>
+            <w:pPr/>
+          </w:p>
+        </w:tc>
+        <w:tc>
+          <w:tcPr/>
+          <w:p>
+            <w:pPr>
+              <w:pStyle w:val="Compact"/>
+              <w:jc w:val="left"/>
+            </w:pPr>
+            <w:r>
+              <w:rPr>
+                <w:rStyle w:val="VerbatimChar"/>
+              </w:rPr>
+              <w:t xml:space="preserve">/profile</w:t>
+            </w:r>
+            <w:r>
+              <w:t xml:space="preserve">,</w:t>
+            </w:r>
+            <w:r>
+              <w:t xml:space="preserve"> </w:t>
+            </w:r>
+            <w:r>
+              <w:rPr>
+                <w:rStyle w:val="VerbatimChar"/>
+              </w:rPr>
+              <w:t xml:space="preserve">/settings</w:t>
+            </w:r>
+            <w:r>
+              <w:t xml:space="preserve">,</w:t>
+            </w:r>
+            <w:r>
+              <w:t xml:space="preserve"> </w:t>
+            </w:r>
+            <w:r>
+              <w:rPr>
+                <w:rStyle w:val="VerbatimChar"/>
+              </w:rPr>
+              <w:t xml:space="preserve">/watchlist</w:t>
+            </w:r>
+            <w:r>
+              <w:t xml:space="preserve">,</w:t>
+            </w:r>
+            <w:r>
+              <w:t xml:space="preserve"> </w:t>
+            </w:r>
+            <w:r>
+              <w:rPr>
+                <w:rStyle w:val="VerbatimChar"/>
+              </w:rPr>
+              <w:t xml:space="preserve">/notifications</w:t>
+            </w:r>
+          </w:p>
+        </w:tc>
+        <w:tc>
+          <w:tcPr/>
+          <w:p>
+            <w:pPr>
+              <w:pStyle w:val="Compact"/>
+              <w:jc w:val="left"/>
+            </w:pPr>
+            <w:r>
+              <w:rPr>
+                <w:rStyle w:val="VerbatimChar"/>
+              </w:rPr>
+              <w:t xml:space="preserve">VIEWER</w:t>
+            </w:r>
+            <w:r>
+              <w:t xml:space="preserve">+</w:t>
+            </w:r>
+          </w:p>
+        </w:tc>
+        <w:tc>
+          <w:tcPr/>
+          <w:p>
+            <w:pPr>
+              <w:pStyle w:val="Compact"/>
+              <w:jc w:val="left"/>
+            </w:pPr>
+            <w:r>
+              <w:t xml:space="preserve">Hồ sơ cá nhân, quản lý gói VIP, danh sách xem sau đồng bộ đa thiết bị, trung tâm thông báo và thu hồi phiên (</w:t>
+            </w:r>
+            <w:r>
+              <w:rPr>
+                <w:rStyle w:val="VerbatimChar"/>
+              </w:rPr>
+              <w:t xml:space="preserve">logout-all</w:t>
+            </w:r>
+            <w:r>
+              <w:t xml:space="preserve">).</w:t>
+            </w:r>
+          </w:p>
+        </w:tc>
+      </w:tr>
+      <w:tr>
+        <w:tc>
+          <w:tcPr/>
+          <w:p>
+            <w:pPr>
+              <w:pStyle w:val="Compact"/>
+            </w:pPr>
+          </w:p>
+        </w:tc>
+        <w:tc>
+          <w:tcPr/>
+          <w:p>
+            <w:pPr>
+              <w:pStyle w:val="Compact"/>
+              <w:jc w:val="left"/>
+            </w:pPr>
+            <w:r>
+              <w:rPr>
+                <w:rStyle w:val="VerbatimChar"/>
+              </w:rPr>
+              <w:t xml:space="preserve">/admin</w:t>
+            </w:r>
+            <w:r>
+              <w:t xml:space="preserve">,</w:t>
+            </w:r>
+            <w:r>
+              <w:t xml:space="preserve"> </w:t>
+            </w:r>
+            <w:r>
+              <w:rPr>
+                <w:rStyle w:val="VerbatimChar"/>
+              </w:rPr>
+              <w:t xml:space="preserve">/admin/users</w:t>
+            </w:r>
+            <w:r>
+              <w:t xml:space="preserve">,</w:t>
+            </w:r>
+            <w:r>
+              <w:t xml:space="preserve"> </w:t>
+            </w:r>
+            <w:r>
+              <w:rPr>
+                <w:rStyle w:val="VerbatimChar"/>
+              </w:rPr>
+              <w:t xml:space="preserve">/admin/audit-logs</w:t>
+            </w:r>
+          </w:p>
+        </w:tc>
+        <w:tc>
+          <w:tcPr/>
+          <w:p>
+            <w:pPr>
+              <w:pStyle w:val="Compact"/>
+              <w:jc w:val="left"/>
+            </w:pPr>
+            <w:r>
+              <w:rPr>
+                <w:rStyle w:val="VerbatimChar"/>
+              </w:rPr>
+              <w:t xml:space="preserve">ADMIN</w:t>
+            </w:r>
+          </w:p>
+        </w:tc>
+        <w:tc>
+          <w:tcPr/>
+          <w:p>
+            <w:pPr>
+              <w:pStyle w:val="Compact"/>
+              <w:jc w:val="left"/>
+            </w:pPr>
+            <w:r>
+              <w:t xml:space="preserve">Tổng quan hệ thống, quản lý phân quyền người dùng, tra cứu nhật ký kiểm toán gRPC theo hành động/thực thể.</w:t>
+            </w:r>
+          </w:p>
+        </w:tc>
+      </w:tr>
+      <w:tr>
+        <w:tc>
+          <w:tcPr/>
+          <w:p>
+            <w:pPr>
+              <w:pStyle w:val="Compact"/>
+              <w:jc w:val="left"/>
+            </w:pPr>
+            <w:r>
+              <w:rPr>
+                <w:b/>
+                <w:bCs/>
+              </w:rPr>
+              <w:t xml:space="preserve">5. Pháp lý &amp; Hỗ trợ</w:t>
+            </w:r>
+          </w:p>
+        </w:tc>
+        <w:tc>
+          <w:tcPr/>
+          <w:p>
+            <w:pPr>
+              <w:pStyle w:val="Compact"/>
+              <w:jc w:val="left"/>
+            </w:pPr>
+            <w:r>
+              <w:rPr>
+                <w:rStyle w:val="VerbatimChar"/>
+              </w:rPr>
+              <w:t xml:space="preserve">/terms</w:t>
+            </w:r>
+            <w:r>
+              <w:t xml:space="preserve">,</w:t>
+            </w:r>
+            <w:r>
+              <w:t xml:space="preserve"> </w:t>
+            </w:r>
+            <w:r>
+              <w:rPr>
+                <w:rStyle w:val="VerbatimChar"/>
+              </w:rPr>
+              <w:t xml:space="preserve">/privacy</w:t>
+            </w:r>
+            <w:r>
+              <w:t xml:space="preserve">,</w:t>
+            </w:r>
+            <w:r>
+              <w:t xml:space="preserve"> </w:t>
+            </w:r>
+            <w:r>
+              <w:rPr>
+                <w:rStyle w:val="VerbatimChar"/>
+              </w:rPr>
+              <w:t xml:space="preserve">/dmca</w:t>
+            </w:r>
+            <w:r>
+              <w:t xml:space="preserve">,</w:t>
+            </w:r>
+            <w:r>
+              <w:t xml:space="preserve"> </w:t>
+            </w:r>
+            <w:r>
+              <w:rPr>
+                <w:rStyle w:val="VerbatimChar"/>
+              </w:rPr>
+              <w:t xml:space="preserve">/standards</w:t>
+            </w:r>
+            <w:r>
+              <w:t xml:space="preserve">,</w:t>
+            </w:r>
+            <w:r>
+              <w:t xml:space="preserve"> </w:t>
+            </w:r>
+            <w:r>
+              <w:rPr>
+                <w:rStyle w:val="VerbatimChar"/>
+              </w:rPr>
+              <w:t xml:space="preserve">/broadcasting-standards</w:t>
+            </w:r>
+            <w:r>
+              <w:t xml:space="preserve">,</w:t>
+            </w:r>
+            <w:r>
+              <w:t xml:space="preserve"> </w:t>
+            </w:r>
+            <w:r>
+              <w:rPr>
+                <w:rStyle w:val="VerbatimChar"/>
+              </w:rPr>
+              <w:t xml:space="preserve">/help</w:t>
+            </w:r>
+            <w:r>
+              <w:t xml:space="preserve">,</w:t>
+            </w:r>
+            <w:r>
+              <w:t xml:space="preserve"> </w:t>
+            </w:r>
+            <w:r>
+              <w:rPr>
+                <w:rStyle w:val="VerbatimChar"/>
+              </w:rPr>
+              <w:t xml:space="preserve">/docs</w:t>
+            </w:r>
+          </w:p>
+        </w:tc>
+        <w:tc>
+          <w:tcPr/>
+          <w:p>
+            <w:pPr>
+              <w:pStyle w:val="Compact"/>
+              <w:jc w:val="left"/>
+            </w:pPr>
+            <w:r>
+              <w:t xml:space="preserve">Public</w:t>
+            </w:r>
+          </w:p>
+        </w:tc>
+        <w:tc>
+          <w:tcPr/>
+          <w:p>
+            <w:pPr>
+              <w:pStyle w:val="Compact"/>
+              <w:jc w:val="left"/>
+            </w:pPr>
+            <w:r>
+              <w:t xml:space="preserve">Điều khoản sử dụng, chính sách bảo mật, bản quyền DMCA, tiêu chuẩn cộng đồng &amp; phát sóng, trung tâm trợ giúp và tài liệu kỹ thuật.</w:t>
+            </w:r>
+          </w:p>
+        </w:tc>
+      </w:tr>
+    </w:tbl>
+    <w:bookmarkStart w:id="57" w:name="_cc7eb44f8d15276ae59372b1fe437d66bb19d5f"/>
     <w:p>
       <w:pPr>
         <w:pStyle w:val="CaptionedFigure"/>
@@ -6613,18 +9845,18 @@
           <wp:inline>
             <wp:extent cx="5334000" cy="5588161"/>
             <wp:effectExtent b="0" l="0" r="0" t="0"/>
-            <wp:docPr descr="" title="" id="50" name="Picture"/>
+            <wp:docPr descr="" title="" id="55" name="Picture"/>
             <a:graphic>
               <a:graphicData uri="http://schemas.openxmlformats.org/drawingml/2006/picture">
                 <pic:pic>
                   <pic:nvPicPr>
-                    <pic:cNvPr descr="D:/Coder-Program/OmniCast - PRN232 + PRM393 Project/deliverables/01_Reports/PRN232/figures/subpage_epg.png" id="51" name="Picture"/>
+                    <pic:cNvPr descr="D:/Coder-Program/OmniCast - PRN232 + PRM393 Project/deliverables/01_Reports/PRN232/figures/subpage_epg.png" id="56" name="Picture"/>
                     <pic:cNvPicPr>
                       <a:picLocks noChangeArrowheads="1" noChangeAspect="1"/>
                     </pic:cNvPicPr>
                   </pic:nvPicPr>
                   <pic:blipFill>
-                    <a:blip r:embed="rId49"/>
+                    <a:blip r:embed="rId54"/>
                     <a:stretch>
                       <a:fillRect/>
                     </a:stretch>
@@ -6656,7 +9888,16 @@
         <w:pStyle w:val="ImageCaption"/>
       </w:pPr>
       <w:r>
-        <w:t xml:space="preserve">Trang lịch phát điện tử với lưới theo khung giờ và bộ chọn</w:t>
+        <w:t xml:space="preserve">Trang lịch phát điện tử (</w:t>
+      </w:r>
+      <w:r>
+        <w:rPr>
+          <w:rStyle w:val="VerbatimChar"/>
+        </w:rPr>
+        <w:t xml:space="preserve">/epg</w:t>
+      </w:r>
+      <w:r>
+        <w:t xml:space="preserve">) với lưới theo khung giờ và bộ chọn</w:t>
       </w:r>
       <w:r>
         <w:t xml:space="preserve"> </w:t>
@@ -6665,22 +9906,907 @@
         <w:t xml:space="preserve">ngày.</w:t>
       </w:r>
     </w:p>
-    <w:bookmarkEnd w:id="52"/>
+    <w:bookmarkEnd w:id="57"/>
     <w:p>
       <w:pPr>
         <w:pStyle w:val="Heading2"/>
       </w:pPr>
-      <w:bookmarkStart w:id="53" w:name="_756c01e363e660e9bd5bf4d5ecf1f8b0ebac3c3"/>
-      <w:r>
-        <w:t xml:space="preserve">Giao diện theo vai trò</w:t>
-      </w:r>
-      <w:bookmarkEnd w:id="53"/>
+      <w:bookmarkStart w:id="58" w:name="_b84bf31bad6ebf7b8aac1836f225d04ad3afd55"/>
+      <w:r>
+        <w:t xml:space="preserve">Màn hình Phòng Xem LiveStream (</w:t>
+      </w:r>
+      <w:r>
+        <w:rPr>
+          <w:rStyle w:val="VerbatimChar"/>
+        </w:rPr>
+        <w:t xml:space="preserve">/live</w:t>
+      </w:r>
+      <w:r>
+        <w:t xml:space="preserve"> </w:t>
+      </w:r>
+      <w:r>
+        <w:t xml:space="preserve">&amp;</w:t>
+      </w:r>
+      <w:r>
+        <w:t xml:space="preserve"> </w:t>
+      </w:r>
+      <w:r>
+        <w:rPr>
+          <w:rStyle w:val="VerbatimChar"/>
+        </w:rPr>
+        <w:t xml:space="preserve">/live/[id]</w:t>
+      </w:r>
+      <w:r>
+        <w:t xml:space="preserve">) và Các Thao tác Tương tác</w:t>
+      </w:r>
+      <w:bookmarkEnd w:id="58"/>
     </w:p>
     <w:p>
       <w:pPr>
         <w:pStyle w:val="FirstParagraph"/>
       </w:pPr>
       <w:r>
+        <w:t xml:space="preserve">Hệ thống LiveStream trên Web được thiết kế như một không gian truyền hình tương tác toàn diện thông qua hai màn hình cốt lõi:</w:t>
+      </w:r>
+    </w:p>
+    <w:p>
+      <w:pPr>
+        <w:pStyle w:val="FirstParagraph"/>
+        <w:numPr>
+          <w:ilvl w:val="0"/>
+          <w:numId w:val="1009"/>
+        </w:numPr>
+      </w:pPr>
+      <w:r>
+        <w:rPr>
+          <w:b/>
+          <w:bCs/>
+        </w:rPr>
+        <w:t xml:space="preserve">Trung tâm Phát sóng Trực tiếp (</w:t>
+      </w:r>
+      <w:r>
+        <w:rPr>
+          <w:rStyle w:val="VerbatimChar"/>
+          <w:b/>
+          <w:bCs/>
+        </w:rPr>
+        <w:t xml:space="preserve">/live</w:t>
+      </w:r>
+      <w:r>
+        <w:rPr>
+          <w:b/>
+          <w:bCs/>
+        </w:rPr>
+        <w:t xml:space="preserve">):</w:t>
+      </w:r>
+      <w:r>
+        <w:t xml:space="preserve"> </w:t>
+      </w:r>
+      <w:r>
+        <w:t xml:space="preserve">Tự động đồng bộ danh sách sự kiện đang</w:t>
+      </w:r>
+      <w:r>
+        <w:t xml:space="preserve"> </w:t>
+      </w:r>
+      <w:r>
+        <w:rPr>
+          <w:rStyle w:val="VerbatimChar"/>
+        </w:rPr>
+        <w:t xml:space="preserve">LIVE</w:t>
+      </w:r>
+      <w:r>
+        <w:t xml:space="preserve"> </w:t>
+      </w:r>
+      <w:r>
+        <w:t xml:space="preserve">mỗi 15 giây, hiển thị hai huy hiệu thống kê thời gian thực ở đầu trang (tổng số sự kiện đang phát và tổng số người đang xem đồng thời), hỗ trợ lọc và sắp xếp theo lượng người xem cao nhất hoặc thời điểm bắt đầu mới nhất, đồng thời hiển thị nút truy cập nhanh vào</w:t>
+      </w:r>
+      <w:r>
+        <w:t xml:space="preserve"> </w:t>
+      </w:r>
+      <w:r>
+        <w:rPr>
+          <w:rStyle w:val="VerbatimChar"/>
+        </w:rPr>
+        <w:t xml:space="preserve">/studio/live</w:t>
+      </w:r>
+      <w:r>
+        <w:t xml:space="preserve"> </w:t>
+      </w:r>
+      <w:r>
+        <w:t xml:space="preserve">cho người dùng có quyền</w:t>
+      </w:r>
+      <w:r>
+        <w:t xml:space="preserve"> </w:t>
+      </w:r>
+      <w:r>
+        <w:rPr>
+          <w:rStyle w:val="VerbatimChar"/>
+        </w:rPr>
+        <w:t xml:space="preserve">STAFF</w:t>
+      </w:r>
+      <w:r>
+        <w:t xml:space="preserve">/</w:t>
+      </w:r>
+      <w:r>
+        <w:rPr>
+          <w:rStyle w:val="VerbatimChar"/>
+        </w:rPr>
+        <w:t xml:space="preserve">ADMIN</w:t>
+      </w:r>
+      <w:r>
+        <w:t xml:space="preserve">.</w:t>
+      </w:r>
+    </w:p>
+    <w:p>
+      <w:pPr>
+        <w:pStyle w:val="FirstParagraph"/>
+        <w:numPr>
+          <w:ilvl w:val="0"/>
+          <w:numId w:val="1009"/>
+        </w:numPr>
+      </w:pPr>
+      <w:r>
+        <w:rPr>
+          <w:b/>
+          <w:bCs/>
+        </w:rPr>
+        <w:t xml:space="preserve">Sảnh chờ Tham gia &amp; 7 Chủ đề Phòng Live (</w:t>
+      </w:r>
+      <w:r>
+        <w:rPr>
+          <w:rStyle w:val="VerbatimChar"/>
+          <w:b/>
+          <w:bCs/>
+        </w:rPr>
+        <w:t xml:space="preserve">/live/[id]</w:t>
+      </w:r>
+      <w:r>
+        <w:rPr>
+          <w:b/>
+          <w:bCs/>
+        </w:rPr>
+        <w:t xml:space="preserve">):</w:t>
+      </w:r>
+      <w:r>
+        <w:t xml:space="preserve"> </w:t>
+      </w:r>
+      <w:r>
+        <w:t xml:space="preserve">Khi truy cập vào một buổi phát sóng, người xem được chào đón bởi thẻ sảnh chờ</w:t>
+      </w:r>
+      <w:r>
+        <w:t xml:space="preserve"> </w:t>
+      </w:r>
+      <w:r>
+        <w:rPr>
+          <w:rStyle w:val="VerbatimChar"/>
+        </w:rPr>
+        <w:t xml:space="preserve">JoinLobbyCard</w:t>
+      </w:r>
+      <w:r>
+        <w:t xml:space="preserve"> </w:t>
+      </w:r>
+      <w:r>
+        <w:t xml:space="preserve">hiển thị ảnh thu nhỏ, trạng thái sóng, số mắt xem hiện tại và nút</w:t>
+      </w:r>
+      <w:r>
+        <w:t xml:space="preserve"> </w:t>
+      </w:r>
+      <w:r>
+        <w:t xml:space="preserve">“Tham gia phòng xem”</w:t>
+      </w:r>
+      <w:r>
+        <w:t xml:space="preserve">. Đặc biệt, hàm</w:t>
+      </w:r>
+      <w:r>
+        <w:t xml:space="preserve"> </w:t>
+      </w:r>
+      <w:r>
+        <w:rPr>
+          <w:rStyle w:val="VerbatimChar"/>
+        </w:rPr>
+        <w:t xml:space="preserve">resolveLiveRoomTheme</w:t>
+      </w:r>
+      <w:r>
+        <w:t xml:space="preserve"> </w:t>
+      </w:r>
+      <w:r>
+        <w:t xml:space="preserve">tự động biến đổi toàn bộ bảng màu nền, viền phát sáng và huy hiệu của phòng xem theo</w:t>
+      </w:r>
+      <w:r>
+        <w:t xml:space="preserve"> </w:t>
+      </w:r>
+      <w:r>
+        <w:rPr>
+          <w:b/>
+          <w:bCs/>
+        </w:rPr>
+        <w:t xml:space="preserve">7 chủ đề thể loại</w:t>
+      </w:r>
+      <w:r>
+        <w:t xml:space="preserve">:</w:t>
+      </w:r>
+      <w:r>
+        <w:t xml:space="preserve"> </w:t>
+      </w:r>
+      <w:r>
+        <w:rPr>
+          <w:i/>
+          <w:iCs/>
+        </w:rPr>
+        <w:t xml:space="preserve">Kids Wonderland</w:t>
+      </w:r>
+      <w:r>
+        <w:t xml:space="preserve"> </w:t>
+      </w:r>
+      <w:r>
+        <w:t xml:space="preserve">(Thiếu nhi),</w:t>
+      </w:r>
+      <w:r>
+        <w:t xml:space="preserve"> </w:t>
+      </w:r>
+      <w:r>
+        <w:rPr>
+          <w:i/>
+          <w:iCs/>
+        </w:rPr>
+        <w:t xml:space="preserve">Podcast &amp; Audiobook</w:t>
+      </w:r>
+      <w:r>
+        <w:t xml:space="preserve"> </w:t>
+      </w:r>
+      <w:r>
+        <w:t xml:space="preserve">(Ấm áp),</w:t>
+      </w:r>
+      <w:r>
+        <w:t xml:space="preserve"> </w:t>
+      </w:r>
+      <w:r>
+        <w:rPr>
+          <w:i/>
+          <w:iCs/>
+        </w:rPr>
+        <w:t xml:space="preserve">Music Live Stage</w:t>
+      </w:r>
+      <w:r>
+        <w:t xml:space="preserve"> </w:t>
+      </w:r>
+      <w:r>
+        <w:t xml:space="preserve">(Sân khấu âm nhạc),</w:t>
+      </w:r>
+      <w:r>
+        <w:t xml:space="preserve"> </w:t>
+      </w:r>
+      <w:r>
+        <w:rPr>
+          <w:i/>
+          <w:iCs/>
+        </w:rPr>
+        <w:t xml:space="preserve">Academy &amp; Tech</w:t>
+      </w:r>
+      <w:r>
+        <w:t xml:space="preserve"> </w:t>
+      </w:r>
+      <w:r>
+        <w:t xml:space="preserve">(Giáo dục/Khoa học),</w:t>
+      </w:r>
+      <w:r>
+        <w:t xml:space="preserve"> </w:t>
+      </w:r>
+      <w:r>
+        <w:rPr>
+          <w:i/>
+          <w:iCs/>
+        </w:rPr>
+        <w:t xml:space="preserve">Sports Arena</w:t>
+      </w:r>
+      <w:r>
+        <w:t xml:space="preserve"> </w:t>
+      </w:r>
+      <w:r>
+        <w:t xml:space="preserve">(Đấu trường thể thao),</w:t>
+      </w:r>
+      <w:r>
+        <w:t xml:space="preserve"> </w:t>
+      </w:r>
+      <w:r>
+        <w:rPr>
+          <w:i/>
+          <w:iCs/>
+        </w:rPr>
+        <w:t xml:space="preserve">Obsidian Theater</w:t>
+      </w:r>
+      <w:r>
+        <w:t xml:space="preserve"> </w:t>
+      </w:r>
+      <w:r>
+        <w:t xml:space="preserve">(Điện ảnh/Phim truyện) và</w:t>
+      </w:r>
+      <w:r>
+        <w:t xml:space="preserve"> </w:t>
+      </w:r>
+      <w:r>
+        <w:rPr>
+          <w:i/>
+          <w:iCs/>
+        </w:rPr>
+        <w:t xml:space="preserve">Broadcast Lounge</w:t>
+      </w:r>
+      <w:r>
+        <w:t xml:space="preserve"> </w:t>
+      </w:r>
+      <w:r>
+        <w:t xml:space="preserve">(Mặc định).</w:t>
+      </w:r>
+    </w:p>
+    <w:p>
+      <w:pPr>
+        <w:pStyle w:val="FirstParagraph"/>
+        <w:numPr>
+          <w:ilvl w:val="0"/>
+          <w:numId w:val="1009"/>
+        </w:numPr>
+      </w:pPr>
+      <w:r>
+        <w:rPr>
+          <w:b/>
+          <w:bCs/>
+        </w:rPr>
+        <w:t xml:space="preserve">Trình phát Đa luồng, Chế độ Rạp phim (Cinema Mode) &amp; Chuyển chương trình tức thời:</w:t>
+      </w:r>
+      <w:r>
+        <w:t xml:space="preserve"> </w:t>
+      </w:r>
+      <w:r>
+        <w:t xml:space="preserve">Trình phát</w:t>
+      </w:r>
+      <w:r>
+        <w:t xml:space="preserve"> </w:t>
+      </w:r>
+      <w:r>
+        <w:rPr>
+          <w:rStyle w:val="VerbatimChar"/>
+        </w:rPr>
+        <w:t xml:space="preserve">VideoPlayer</w:t>
+      </w:r>
+      <w:r>
+        <w:t xml:space="preserve"> </w:t>
+      </w:r>
+      <w:r>
+        <w:t xml:space="preserve">tự động nhận diện luồng WebRTC/HLS từ MediaMTX (</w:t>
+      </w:r>
+      <w:r>
+        <w:rPr>
+          <w:rStyle w:val="VerbatimChar"/>
+        </w:rPr>
+        <w:t xml:space="preserve">cookieCheck=1</w:t>
+      </w:r>
+      <w:r>
+        <w:t xml:space="preserve">), luồng trực tiếp Google Drive hoặc nhúng YouTube. Người xem có thể bật</w:t>
+      </w:r>
+      <w:r>
+        <w:t xml:space="preserve"> </w:t>
+      </w:r>
+      <w:r>
+        <w:rPr>
+          <w:i/>
+          <w:iCs/>
+        </w:rPr>
+        <w:t xml:space="preserve">Chế độ Rạp phim (Cinema Mode)</w:t>
+      </w:r>
+      <w:r>
+        <w:t xml:space="preserve"> </w:t>
+      </w:r>
+      <w:r>
+        <w:t xml:space="preserve">để làm tối toàn bộ phần tử xung quanh và mở rộng khung hình lên 12 cột. Nếu sự kiện có danh sách phát nhiều phần (</w:t>
+      </w:r>
+      <w:r>
+        <w:rPr>
+          <w:rStyle w:val="VerbatimChar"/>
+        </w:rPr>
+        <w:t xml:space="preserve">lineup</w:t>
+      </w:r>
+      <w:r>
+        <w:t xml:space="preserve">) hoặc người dùng là</w:t>
+      </w:r>
+      <w:r>
+        <w:t xml:space="preserve"> </w:t>
+      </w:r>
+      <w:r>
+        <w:rPr>
+          <w:rStyle w:val="VerbatimChar"/>
+        </w:rPr>
+        <w:t xml:space="preserve">STAFF</w:t>
+      </w:r>
+      <w:r>
+        <w:t xml:space="preserve">/</w:t>
+      </w:r>
+      <w:r>
+        <w:rPr>
+          <w:rStyle w:val="VerbatimChar"/>
+        </w:rPr>
+        <w:t xml:space="preserve">ADMIN</w:t>
+      </w:r>
+      <w:r>
+        <w:t xml:space="preserve">, thanh chọn chương trình cho phép chuyển đổi video đang phát ngay lập tức cho toàn bộ phòng qua API</w:t>
+      </w:r>
+      <w:r>
+        <w:t xml:space="preserve"> </w:t>
+      </w:r>
+      <w:r>
+        <w:rPr>
+          <w:rStyle w:val="VerbatimChar"/>
+        </w:rPr>
+        <w:t xml:space="preserve">switchProgramOnLiveEvent</w:t>
+      </w:r>
+      <w:r>
+        <w:t xml:space="preserve"> </w:t>
+      </w:r>
+      <w:r>
+        <w:t xml:space="preserve">mà không cần tải lại trang.</w:t>
+      </w:r>
+    </w:p>
+    <w:p>
+      <w:pPr>
+        <w:pStyle w:val="FirstParagraph"/>
+        <w:numPr>
+          <w:ilvl w:val="0"/>
+          <w:numId w:val="1009"/>
+        </w:numPr>
+      </w:pPr>
+      <w:r>
+        <w:rPr>
+          <w:b/>
+          <w:bCs/>
+        </w:rPr>
+        <w:t xml:space="preserve">Thao tác Tương tác Thời gian thực qua Socket.IO (</w:t>
+      </w:r>
+      <w:r>
+        <w:rPr>
+          <w:rStyle w:val="VerbatimChar"/>
+          <w:b/>
+          <w:bCs/>
+        </w:rPr>
+        <w:t xml:space="preserve">/live</w:t>
+      </w:r>
+      <w:r>
+        <w:rPr>
+          <w:b/>
+          <w:bCs/>
+        </w:rPr>
+        <w:t xml:space="preserve">):</w:t>
+      </w:r>
+      <w:r>
+        <w:t xml:space="preserve"> </w:t>
+      </w:r>
+      <w:r>
+        <w:t xml:space="preserve">Khung tương tác bên phải kết nối trực tiếp tới namespace</w:t>
+      </w:r>
+      <w:r>
+        <w:t xml:space="preserve"> </w:t>
+      </w:r>
+      <w:r>
+        <w:rPr>
+          <w:rStyle w:val="VerbatimChar"/>
+        </w:rPr>
+        <w:t xml:space="preserve">/live</w:t>
+      </w:r>
+      <w:r>
+        <w:t xml:space="preserve">, cho phép khán giả: (i) gửi bình luận trực tiếp có kiểm tra đăng nhập và tự động cuộn mượt; (ii) thả 4 loại biểu cảm nổi (</w:t>
+      </w:r>
+      <w:r>
+        <w:rPr>
+          <w:rStyle w:val="VerbatimChar"/>
+        </w:rPr>
+        <w:t xml:space="preserve">HEART</w:t>
+      </w:r>
+      <w:r>
+        <w:t xml:space="preserve"> </w:t>
+      </w:r>
+      <m:oMath>
+        <m:r>
+          <m:rPr>
+            <m:sty m:val="p"/>
+          </m:rPr>
+          <m:t>♡</m:t>
+        </m:r>
+      </m:oMath>
+      <w:r>
+        <w:t xml:space="preserve">,</w:t>
+      </w:r>
+      <w:r>
+        <w:t xml:space="preserve"> </w:t>
+      </w:r>
+      <w:r>
+        <w:rPr>
+          <w:rStyle w:val="VerbatimChar"/>
+        </w:rPr>
+        <w:t xml:space="preserve">FIRE</w:t>
+      </w:r>
+      <w:r>
+        <w:t xml:space="preserve">,</w:t>
+      </w:r>
+      <w:r>
+        <w:t xml:space="preserve"> </w:t>
+      </w:r>
+      <w:r>
+        <w:rPr>
+          <w:rStyle w:val="VerbatimChar"/>
+        </w:rPr>
+        <w:t xml:space="preserve">CLAP</w:t>
+      </w:r>
+      <w:r>
+        <w:t xml:space="preserve">,</w:t>
+      </w:r>
+      <w:r>
+        <w:t xml:space="preserve"> </w:t>
+      </w:r>
+      <w:r>
+        <w:rPr>
+          <w:rStyle w:val="VerbatimChar"/>
+        </w:rPr>
+        <w:t xml:space="preserve">WOW</w:t>
+      </w:r>
+      <w:r>
+        <w:t xml:space="preserve">) bay lên trên khung hình video kèm bộ đếm cộng dồn tức thời; và (iii) nhận thông báo ghim (</w:t>
+      </w:r>
+      <w:r>
+        <w:rPr>
+          <w:rStyle w:val="VerbatimChar"/>
+        </w:rPr>
+        <w:t xml:space="preserve">broadcaster:message</w:t>
+      </w:r>
+      <w:r>
+        <w:t xml:space="preserve">) từ đạo diễn hiển thị nổi bật dưới dạng dải băng thông báo ở đầu màn hình.</w:t>
+      </w:r>
+    </w:p>
+    <w:p>
+      <w:pPr>
+        <w:pStyle w:val="Heading2"/>
+      </w:pPr>
+      <w:bookmarkStart w:id="59" w:name="_bb8c0530d9a17dc1137cbe0664c0fc3fa6de849"/>
+      <w:r>
+        <w:t xml:space="preserve">Màn hình Bàn điều khiển Web Live Studio (</w:t>
+      </w:r>
+      <w:r>
+        <w:rPr>
+          <w:rStyle w:val="VerbatimChar"/>
+        </w:rPr>
+        <w:t xml:space="preserve">/studio/live</w:t>
+      </w:r>
+      <w:r>
+        <w:t xml:space="preserve">)</w:t>
+      </w:r>
+      <w:bookmarkEnd w:id="59"/>
+    </w:p>
+    <w:p>
+      <w:pPr>
+        <w:pStyle w:val="FirstParagraph"/>
+      </w:pPr>
+      <w:r>
+        <w:t xml:space="preserve">Trang</w:t>
+      </w:r>
+      <w:r>
+        <w:t xml:space="preserve"> </w:t>
+      </w:r>
+      <w:r>
+        <w:rPr>
+          <w:rStyle w:val="VerbatimChar"/>
+        </w:rPr>
+        <w:t xml:space="preserve">/studio/live</w:t>
+      </w:r>
+      <w:r>
+        <w:t xml:space="preserve"> </w:t>
+      </w:r>
+      <w:r>
+        <w:t xml:space="preserve">(</w:t>
+      </w:r>
+      <w:r>
+        <w:rPr>
+          <w:rStyle w:val="VerbatimChar"/>
+        </w:rPr>
+        <w:t xml:space="preserve">frontend/app/studio/live/page.tsx</w:t>
+      </w:r>
+      <w:r>
+        <w:t xml:space="preserve">) cung cấp bàn điều khiển phát sóng chuyên nghiệp dành cho</w:t>
+      </w:r>
+      <w:r>
+        <w:t xml:space="preserve"> </w:t>
+      </w:r>
+      <w:r>
+        <w:rPr>
+          <w:rStyle w:val="VerbatimChar"/>
+        </w:rPr>
+        <w:t xml:space="preserve">STAFF</w:t>
+      </w:r>
+      <w:r>
+        <w:t xml:space="preserve"> </w:t>
+      </w:r>
+      <w:r>
+        <w:t xml:space="preserve">và</w:t>
+      </w:r>
+      <w:r>
+        <w:t xml:space="preserve"> </w:t>
+      </w:r>
+      <w:r>
+        <w:rPr>
+          <w:rStyle w:val="VerbatimChar"/>
+        </w:rPr>
+        <w:t xml:space="preserve">ADMIN</w:t>
+      </w:r>
+      <w:r>
+        <w:t xml:space="preserve"> </w:t>
+      </w:r>
+      <w:r>
+        <w:t xml:space="preserve">với 4 chế độ vận hành:</w:t>
+      </w:r>
+    </w:p>
+    <w:p>
+      <w:pPr>
+        <w:pStyle w:val="FirstParagraph"/>
+        <w:numPr>
+          <w:ilvl w:val="0"/>
+          <w:numId w:val="1010"/>
+        </w:numPr>
+      </w:pPr>
+      <w:r>
+        <w:rPr>
+          <w:b/>
+          <w:bCs/>
+        </w:rPr>
+        <w:t xml:space="preserve">Tab 1 — Chọn nội dung phát sóng (Curated Live):</w:t>
+      </w:r>
+      <w:r>
+        <w:t xml:space="preserve"> </w:t>
+      </w:r>
+      <w:r>
+        <w:t xml:space="preserve">Chọn kênh đích, nhập tiêu đề/mô tả phiên Live, tìm kiếm và chọn một hoặc nhiều bản ghi từ thư viện kênh hoặc kho chung để phát sóng liên tiếp (</w:t>
+      </w:r>
+      <w:r>
+        <w:rPr>
+          <w:rStyle w:val="VerbatimChar"/>
+        </w:rPr>
+        <w:t xml:space="preserve">lineup</w:t>
+      </w:r>
+      <w:r>
+        <w:t xml:space="preserve">).</w:t>
+      </w:r>
+    </w:p>
+    <w:p>
+      <w:pPr>
+        <w:pStyle w:val="FirstParagraph"/>
+        <w:numPr>
+          <w:ilvl w:val="0"/>
+          <w:numId w:val="1010"/>
+        </w:numPr>
+      </w:pPr>
+      <w:r>
+        <w:rPr>
+          <w:b/>
+          <w:bCs/>
+        </w:rPr>
+        <w:t xml:space="preserve">Tab 2 — Tự ghi hình / Tải tệp / Phát trực tiếp từ Camera (</w:t>
+      </w:r>
+      <w:r>
+        <w:rPr>
+          <w:rStyle w:val="VerbatimChar"/>
+          <w:b/>
+          <w:bCs/>
+        </w:rPr>
+        <w:t xml:space="preserve">WebcamLiveBroadcaster</w:t>
+      </w:r>
+      <w:r>
+        <w:rPr>
+          <w:b/>
+          <w:bCs/>
+        </w:rPr>
+        <w:t xml:space="preserve"> </w:t>
+      </w:r>
+      <w:r>
+        <w:rPr>
+          <w:b/>
+          <w:bCs/>
+        </w:rPr>
+        <w:t xml:space="preserve">&amp;</w:t>
+      </w:r>
+      <w:r>
+        <w:rPr>
+          <w:b/>
+          <w:bCs/>
+        </w:rPr>
+        <w:t xml:space="preserve"> </w:t>
+      </w:r>
+      <w:r>
+        <w:rPr>
+          <w:rStyle w:val="VerbatimChar"/>
+          <w:b/>
+          <w:bCs/>
+        </w:rPr>
+        <w:t xml:space="preserve">WebStudioViewfinder</w:t>
+      </w:r>
+      <w:r>
+        <w:rPr>
+          <w:b/>
+          <w:bCs/>
+        </w:rPr>
+        <w:t xml:space="preserve">):</w:t>
+      </w:r>
+      <w:r>
+        <w:t xml:space="preserve"> </w:t>
+      </w:r>
+      <w:r>
+        <w:t xml:space="preserve">Hỗ trợ quay trực tiếp từ Camera máy tính, chia sẻ màn hình (</w:t>
+      </w:r>
+      <w:r>
+        <w:rPr>
+          <w:rStyle w:val="VerbatimChar"/>
+        </w:rPr>
+        <w:t xml:space="preserve">getDisplayMedia</w:t>
+      </w:r>
+      <w:r>
+        <w:t xml:space="preserve">), phát trực tiếp độ trễ thấp qua giao thức WebRTC WHIP tới MediaMTX, hoặc kéo-thả tệp video vào</w:t>
+      </w:r>
+      <w:r>
+        <w:t xml:space="preserve"> </w:t>
+      </w:r>
+      <w:r>
+        <w:rPr>
+          <w:rStyle w:val="VerbatimChar"/>
+        </w:rPr>
+        <w:t xml:space="preserve">UploadDropzone</w:t>
+      </w:r>
+      <w:r>
+        <w:t xml:space="preserve"> </w:t>
+      </w:r>
+      <w:r>
+        <w:t xml:space="preserve">+</w:t>
+      </w:r>
+      <w:r>
+        <w:t xml:space="preserve"> </w:t>
+      </w:r>
+      <w:r>
+        <w:rPr>
+          <w:rStyle w:val="VerbatimChar"/>
+        </w:rPr>
+        <w:t xml:space="preserve">UploadQueue</w:t>
+      </w:r>
+      <w:r>
+        <w:t xml:space="preserve"> </w:t>
+      </w:r>
+      <w:r>
+        <w:t xml:space="preserve">(tải lên trực tiếp Cloudinary bằng chữ ký số, hiển thị thanh tiến trình, tốc độ MB/s, thời gian còn lại ETA, tự động trích xuất ảnh thu nhỏ bằng</w:t>
+      </w:r>
+      <w:r>
+        <w:t xml:space="preserve"> </w:t>
+      </w:r>
+      <w:r>
+        <w:rPr>
+          <w:rStyle w:val="VerbatimChar"/>
+        </w:rPr>
+        <w:t xml:space="preserve">canvas</w:t>
+      </w:r>
+      <w:r>
+        <w:t xml:space="preserve"> </w:t>
+      </w:r>
+      <w:r>
+        <w:t xml:space="preserve">và hỗ trợ 3 chế độ xuất bản: Phát ngay</w:t>
+      </w:r>
+      <w:r>
+        <w:t xml:space="preserve"> </w:t>
+      </w:r>
+      <w:r>
+        <w:rPr>
+          <w:rStyle w:val="VerbatimChar"/>
+        </w:rPr>
+        <w:t xml:space="preserve">IMMEDIATE</w:t>
+      </w:r>
+      <w:r>
+        <w:t xml:space="preserve">, Hẹn lịch</w:t>
+      </w:r>
+      <w:r>
+        <w:t xml:space="preserve"> </w:t>
+      </w:r>
+      <w:r>
+        <w:rPr>
+          <w:rStyle w:val="VerbatimChar"/>
+        </w:rPr>
+        <w:t xml:space="preserve">SCHEDULED</w:t>
+      </w:r>
+      <w:r>
+        <w:t xml:space="preserve"> </w:t>
+      </w:r>
+      <w:r>
+        <w:t xml:space="preserve">hoặc Lưu nháp</w:t>
+      </w:r>
+      <w:r>
+        <w:t xml:space="preserve"> </w:t>
+      </w:r>
+      <w:r>
+        <w:rPr>
+          <w:rStyle w:val="VerbatimChar"/>
+        </w:rPr>
+        <w:t xml:space="preserve">PRIVATE</w:t>
+      </w:r>
+      <w:r>
+        <w:t xml:space="preserve">).</w:t>
+      </w:r>
+    </w:p>
+    <w:p>
+      <w:pPr>
+        <w:pStyle w:val="FirstParagraph"/>
+        <w:numPr>
+          <w:ilvl w:val="0"/>
+          <w:numId w:val="1010"/>
+        </w:numPr>
+      </w:pPr>
+      <w:r>
+        <w:rPr>
+          <w:b/>
+          <w:bCs/>
+        </w:rPr>
+        <w:t xml:space="preserve">Tab 3 — Kho nội dung công khai (Verified Public Catalog):</w:t>
+      </w:r>
+      <w:r>
+        <w:t xml:space="preserve"> </w:t>
+      </w:r>
+      <w:r>
+        <w:t xml:space="preserve">Duyệt danh sách các luồng HLS/MP4 công khai đã kiểm định, lọc theo định dạng và nhập một chạm vào thư viện kênh.</w:t>
+      </w:r>
+    </w:p>
+    <w:p>
+      <w:pPr>
+        <w:pStyle w:val="FirstParagraph"/>
+        <w:numPr>
+          <w:ilvl w:val="0"/>
+          <w:numId w:val="1010"/>
+        </w:numPr>
+      </w:pPr>
+      <w:r>
+        <w:rPr>
+          <w:b/>
+          <w:bCs/>
+        </w:rPr>
+        <w:t xml:space="preserve">Tab 4 — Điều hành &amp; Tương tác trực tiếp:</w:t>
+      </w:r>
+      <w:r>
+        <w:t xml:space="preserve"> </w:t>
+      </w:r>
+      <w:r>
+        <w:t xml:space="preserve">Cho phép đạo diễn gửi thông báo ghim (</w:t>
+      </w:r>
+      <w:r>
+        <w:rPr>
+          <w:rStyle w:val="VerbatimChar"/>
+        </w:rPr>
+        <w:t xml:space="preserve">broadcaster:message</w:t>
+      </w:r>
+      <w:r>
+        <w:t xml:space="preserve">) tới mọi người xem trong phòng và kết thúc phiên phát sóng (</w:t>
+      </w:r>
+      <w:r>
+        <w:rPr>
+          <w:rStyle w:val="VerbatimChar"/>
+        </w:rPr>
+        <w:t xml:space="preserve">stopLiveEvent</w:t>
+      </w:r>
+      <w:r>
+        <w:t xml:space="preserve">) kèm tùy chọn giữ lại bản ghi làm VOD.</w:t>
+      </w:r>
+    </w:p>
+    <w:p>
+      <w:pPr>
+        <w:pStyle w:val="Heading2"/>
+      </w:pPr>
+      <w:bookmarkStart w:id="60" w:name="_fea6948bcd743558713f1807d15ef5769baccde"/>
+      <w:r>
+        <w:t xml:space="preserve">Giao diện theo vai trò và Trợ lý AI Curator</w:t>
+      </w:r>
+      <w:bookmarkEnd w:id="60"/>
+    </w:p>
+    <w:p>
+      <w:pPr>
+        <w:pStyle w:val="FirstParagraph"/>
+      </w:pPr>
+      <w:r>
         <w:t xml:space="preserve">Một tệp cấu hình duy nhất,</w:t>
       </w:r>
       <w:r>
@@ -6750,35 +10876,11 @@
         <w:t xml:space="preserve"> </w:t>
       </w:r>
       <w:r>
-        <w:t xml:space="preserve">chỉ là sửa một dòng. Cùng</w:t>
-      </w:r>
-      <w:r>
-        <w:t xml:space="preserve"> </w:t>
-      </w:r>
-      <w:r>
-        <w:t xml:space="preserve">tệp này cũng khai báo tập icon Lucide đi kèm từng mục điều hướng, bảo</w:t>
-      </w:r>
-      <w:r>
-        <w:t xml:space="preserve"> </w:t>
-      </w:r>
-      <w:r>
-        <w:t xml:space="preserve">đảm điều hướng trên thanh đầu và chân trang luôn đồng bộ.</w:t>
-      </w:r>
-    </w:p>
-    <w:p>
-      <w:pPr>
-        <w:pStyle w:val="Heading2"/>
-      </w:pPr>
-      <w:bookmarkStart w:id="54" w:name="_fbdc7b9d9ee7f1c247d20dd6f1afb7fd6d24403"/>
-      <w:r>
-        <w:t xml:space="preserve">Các trang thành phần chính</w:t>
-      </w:r>
-      <w:bookmarkEnd w:id="54"/>
-    </w:p>
-    <w:p>
-      <w:pPr>
-        <w:pStyle w:val="FirstParagraph"/>
-      </w:pPr>
+        <w:t xml:space="preserve">chỉ là sửa một dòng.</w:t>
+      </w:r>
+      <w:r>
+        <w:t xml:space="preserve"> </w:t>
+      </w:r>
       <w:r>
         <w:t xml:space="preserve">Trang</w:t>
       </w:r>
@@ -6834,13 +10936,7 @@
         <w:t xml:space="preserve"> </w:t>
       </w:r>
       <w:r>
-        <w:t xml:space="preserve">AI với dấu vết phiên bản prompt, cho phép so sánh kết quả giữa các</w:t>
-      </w:r>
-      <w:r>
-        <w:t xml:space="preserve"> </w:t>
-      </w:r>
-      <w:r>
-        <w:t xml:space="preserve">phiên bản. Trang</w:t>
+        <w:t xml:space="preserve">AI với dấu vết phiên bản prompt, và</w:t>
       </w:r>
       <w:r>
         <w:t xml:space="preserve"> </w:t>
@@ -6861,10 +10957,10 @@
         <w:t xml:space="preserve"> </w:t>
       </w:r>
       <w:r>
-        <w:t xml:space="preserve">phân bố theo thể loại, mức độ phù hợp phát sóng và tỉ lệ lỗi.</w:t>
-      </w:r>
-    </w:p>
-    <w:bookmarkStart w:id="58" w:name="_4cceaca0efbc440f8e20277d504822144cd85e8"/>
+        <w:t xml:space="preserve">phân bố theo thể loại và mức độ phù hợp phát sóng.</w:t>
+      </w:r>
+    </w:p>
+    <w:bookmarkStart w:id="64" w:name="_4cceaca0efbc440f8e20277d504822144cd85e8"/>
     <w:p>
       <w:pPr>
         <w:pStyle w:val="CaptionedFigure"/>
@@ -6874,18 +10970,18 @@
           <wp:inline>
             <wp:extent cx="5334000" cy="9471747"/>
             <wp:effectExtent b="0" l="0" r="0" t="0"/>
-            <wp:docPr descr="" title="" id="56" name="Picture"/>
+            <wp:docPr descr="" title="" id="62" name="Picture"/>
             <a:graphic>
               <a:graphicData uri="http://schemas.openxmlformats.org/drawingml/2006/picture">
                 <pic:pic>
                   <pic:nvPicPr>
-                    <pic:cNvPr descr="D:/Coder-Program/OmniCast - PRN232 + PRM393 Project/deliverables/01_Reports/PRN232/figures/subpage_channels.png" id="57" name="Picture"/>
+                    <pic:cNvPr descr="D:/Coder-Program/OmniCast - PRN232 + PRM393 Project/deliverables/01_Reports/PRN232/figures/subpage_channels.png" id="63" name="Picture"/>
                     <pic:cNvPicPr>
                       <a:picLocks noChangeArrowheads="1" noChangeAspect="1"/>
                     </pic:cNvPicPr>
                   </pic:nvPicPr>
                   <pic:blipFill>
-                    <a:blip r:embed="rId55"/>
+                    <a:blip r:embed="rId61"/>
                     <a:stretch>
                       <a:fillRect/>
                     </a:stretch>
@@ -6917,7 +11013,16 @@
         <w:pStyle w:val="ImageCaption"/>
       </w:pPr>
       <w:r>
-        <w:t xml:space="preserve">Trang danh mục kênh với bộ lọc theo thể loại và thẻ nội</w:t>
+        <w:t xml:space="preserve">Trang danh mục kênh (</w:t>
+      </w:r>
+      <w:r>
+        <w:rPr>
+          <w:rStyle w:val="VerbatimChar"/>
+        </w:rPr>
+        <w:t xml:space="preserve">/channels</w:t>
+      </w:r>
+      <w:r>
+        <w:t xml:space="preserve">) với bộ lọc theo thể loại và thẻ nội</w:t>
       </w:r>
       <w:r>
         <w:t xml:space="preserve"> </w:t>
@@ -6926,16 +11031,16 @@
         <w:t xml:space="preserve">dung.</w:t>
       </w:r>
     </w:p>
-    <w:bookmarkEnd w:id="58"/>
+    <w:bookmarkEnd w:id="64"/>
     <w:p>
       <w:pPr>
         <w:pStyle w:val="Heading2"/>
       </w:pPr>
-      <w:bookmarkStart w:id="59" w:name="_e9a2f6447ad1e9317c5a0b861d39e0f3574e3eb"/>
-      <w:r>
-        <w:t xml:space="preserve">Bảo mật phía client và quản lý phiên</w:t>
-      </w:r>
-      <w:bookmarkEnd w:id="59"/>
+      <w:bookmarkStart w:id="65" w:name="_bbb29ea638b44851e4a6dec33d8e818e0bc7cf0"/>
+      <w:r>
+        <w:t xml:space="preserve">Bảo mật phía client, Quản lý phiên và Kiểm thử</w:t>
+      </w:r>
+      <w:bookmarkEnd w:id="65"/>
     </w:p>
     <w:p>
       <w:pPr>
@@ -6978,16 +11083,7 @@
         <w:t xml:space="preserve"> </w:t>
       </w:r>
       <w:r>
-        <w:t xml:space="preserve">loại bỏ mọi dữ liệu nhạy cảm trước khi ghi log.</w:t>
-      </w:r>
-      <w:r>
-        <w:t xml:space="preserve"> </w:t>
-      </w:r>
-      <w:r>
-        <w:t xml:space="preserve">Mô đun</w:t>
-      </w:r>
-      <w:r>
-        <w:t xml:space="preserve"> </w:t>
+        <w:t xml:space="preserve">(</w:t>
       </w:r>
       <w:r>
         <w:rPr>
@@ -6996,25 +11092,284 @@
         <w:t xml:space="preserve">redact.ts</w:t>
       </w:r>
       <w:r>
-        <w:t xml:space="preserve"> </w:t>
-      </w:r>
-      <w:r>
-        <w:t xml:space="preserve">che các trường như mật khẩu, token và khoá</w:t>
-      </w:r>
-      <w:r>
-        <w:t xml:space="preserve"> </w:t>
-      </w:r>
-      <w:r>
-        <w:t xml:space="preserve">API; kiểm thử tương ứng trong</w:t>
-      </w:r>
-      <w:r>
-        <w:t xml:space="preserve"> </w:t>
-      </w:r>
-      <w:r>
-        <w:rPr>
-          <w:rStyle w:val="VerbatimChar"/>
-        </w:rPr>
-        <w:t xml:space="preserve">safe-log.test.ts</w:t>
+        <w:t xml:space="preserve">) loại bỏ mọi dữ liệu nhạy cảm (mật khẩu, token, khóa API) trước khi ghi log. Khi người dùng đăng xuất, mọi phiên đăng nhập trên thiết bị khác được</w:t>
+      </w:r>
+      <w:r>
+        <w:t xml:space="preserve"> </w:t>
+      </w:r>
+      <w:r>
+        <w:t xml:space="preserve">thu hồi qua endpoint</w:t>
+      </w:r>
+      <w:r>
+        <w:t xml:space="preserve"> </w:t>
+      </w:r>
+      <w:r>
+        <w:rPr>
+          <w:rStyle w:val="VerbatimChar"/>
+        </w:rPr>
+        <w:t xml:space="preserve">logout-all</w:t>
+      </w:r>
+      <w:r>
+        <w:t xml:space="preserve">.</w:t>
+      </w:r>
+      <w:r>
+        <w:t xml:space="preserve"> </w:t>
+      </w:r>
+      <w:r>
+        <w:t xml:space="preserve">Cổng web có 228 kiểm thử Vitest trong 76 bộ kiểm thử, bao phủ các hàm</w:t>
+      </w:r>
+      <w:r>
+        <w:t xml:space="preserve"> </w:t>
+      </w:r>
+      <w:r>
+        <w:t xml:space="preserve">thuần (</w:t>
+      </w:r>
+      <w:r>
+        <w:rPr>
+          <w:rStyle w:val="VerbatimChar"/>
+        </w:rPr>
+        <w:t xml:space="preserve">query-builder</w:t>
+      </w:r>
+      <w:r>
+        <w:t xml:space="preserve">,</w:t>
+      </w:r>
+      <w:r>
+        <w:t xml:space="preserve"> </w:t>
+      </w:r>
+      <w:r>
+        <w:rPr>
+          <w:rStyle w:val="VerbatimChar"/>
+        </w:rPr>
+        <w:t xml:space="preserve">curator-filters</w:t>
+      </w:r>
+      <w:r>
+        <w:t xml:space="preserve">,</w:t>
+      </w:r>
+      <w:r>
+        <w:t xml:space="preserve"> </w:t>
+      </w:r>
+      <w:r>
+        <w:rPr>
+          <w:rStyle w:val="VerbatimChar"/>
+        </w:rPr>
+        <w:t xml:space="preserve">curator-helpers</w:t>
+      </w:r>
+      <w:r>
+        <w:t xml:space="preserve">,</w:t>
+      </w:r>
+      <w:r>
+        <w:t xml:space="preserve"> </w:t>
+      </w:r>
+      <w:r>
+        <w:rPr>
+          <w:rStyle w:val="VerbatimChar"/>
+        </w:rPr>
+        <w:t xml:space="preserve">redact</w:t>
+      </w:r>
+      <w:r>
+        <w:t xml:space="preserve">,</w:t>
+      </w:r>
+      <w:r>
+        <w:t xml:space="preserve"> </w:t>
+      </w:r>
+      <w:r>
+        <w:rPr>
+          <w:rStyle w:val="VerbatimChar"/>
+        </w:rPr>
+        <w:t xml:space="preserve">safe-log</w:t>
+      </w:r>
+      <w:r>
+        <w:t xml:space="preserve">,</w:t>
+      </w:r>
+      <w:r>
+        <w:t xml:space="preserve"> </w:t>
+      </w:r>
+      <w:r>
+        <w:rPr>
+          <w:rStyle w:val="VerbatimChar"/>
+        </w:rPr>
+        <w:t xml:space="preserve">utils</w:t>
+      </w:r>
+      <w:r>
+        <w:t xml:space="preserve">), các hook (</w:t>
+      </w:r>
+      <w:r>
+        <w:rPr>
+          <w:rStyle w:val="VerbatimChar"/>
+        </w:rPr>
+        <w:t xml:space="preserve">useAiCurator</w:t>
+      </w:r>
+      <w:r>
+        <w:t xml:space="preserve">,</w:t>
+      </w:r>
+      <w:r>
+        <w:t xml:space="preserve"> </w:t>
+      </w:r>
+      <w:r>
+        <w:rPr>
+          <w:rStyle w:val="VerbatimChar"/>
+        </w:rPr>
+        <w:t xml:space="preserve">useAiCuratorStats</w:t>
+      </w:r>
+      <w:r>
+        <w:t xml:space="preserve">), các hàm cấu hình (</w:t>
+      </w:r>
+      <w:r>
+        <w:rPr>
+          <w:rStyle w:val="VerbatimChar"/>
+        </w:rPr>
+        <w:t xml:space="preserve">role-config</w:t>
+      </w:r>
+      <w:r>
+        <w:t xml:space="preserve">) và</w:t>
+      </w:r>
+      <w:r>
+        <w:t xml:space="preserve"> </w:t>
+      </w:r>
+      <w:r>
+        <w:t xml:space="preserve">các thành phần React (</w:t>
+      </w:r>
+      <w:r>
+        <w:rPr>
+          <w:rStyle w:val="VerbatimChar"/>
+        </w:rPr>
+        <w:t xml:space="preserve">video-player</w:t>
+      </w:r>
+      <w:r>
+        <w:t xml:space="preserve">,</w:t>
+      </w:r>
+      <w:r>
+        <w:t xml:space="preserve"> </w:t>
+      </w:r>
+      <w:r>
+        <w:rPr>
+          <w:rStyle w:val="VerbatimChar"/>
+        </w:rPr>
+        <w:t xml:space="preserve">save-to-watchlist</w:t>
+      </w:r>
+      <w:r>
+        <w:t xml:space="preserve">, các trang pháp lý, các trang studio).</w:t>
+      </w:r>
+      <w:r>
+        <w:t xml:space="preserve"> </w:t>
+      </w:r>
+      <w:r>
+        <w:t xml:space="preserve">CI còn chạy</w:t>
+      </w:r>
+      <w:r>
+        <w:t xml:space="preserve"> </w:t>
+      </w:r>
+      <w:r>
+        <w:rPr>
+          <w:rStyle w:val="VerbatimChar"/>
+        </w:rPr>
+        <w:t xml:space="preserve">tsc --noEmit</w:t>
+      </w:r>
+      <w:r>
+        <w:t xml:space="preserve"> </w:t>
+      </w:r>
+      <w:r>
+        <w:t xml:space="preserve">để bắt lỗi kiểu dữ liệu trước khi</w:t>
+      </w:r>
+      <w:r>
+        <w:t xml:space="preserve"> </w:t>
+      </w:r>
+      <w:r>
+        <w:t xml:space="preserve">biên dịch.</w:t>
+      </w:r>
+    </w:p>
+    <w:p>
+      <w:pPr>
+        <w:pStyle w:val="Heading1"/>
+      </w:pPr>
+      <w:bookmarkStart w:id="66" w:name="_43b6ba4e7dcddf8a0531d344be9daa9af7c0399"/>
+      <w:r>
+        <w:t xml:space="preserve">Thiết kế cơ sở dữ liệu</w:t>
+      </w:r>
+      <w:bookmarkEnd w:id="66"/>
+    </w:p>
+    <w:p>
+      <w:pPr>
+        <w:pStyle w:val="Heading2"/>
+      </w:pPr>
+      <w:bookmarkStart w:id="67" w:name="_503e0e203c78c057a103d0a0dbce700afbbc4bb"/>
+      <w:r>
+        <w:t xml:space="preserve">Cơ sở dữ liệu quan hệ với Prisma</w:t>
+      </w:r>
+      <w:bookmarkEnd w:id="67"/>
+    </w:p>
+    <w:p>
+      <w:pPr>
+        <w:pStyle w:val="FirstParagraph"/>
+      </w:pPr>
+      <w:r>
+        <w:t xml:space="preserve">Toàn bộ dữ liệu nghiệp vụ nằm trong PostgreSQL, được định nghĩa bằng</w:t>
+      </w:r>
+      <w:r>
+        <w:t xml:space="preserve"> </w:t>
+      </w:r>
+      <w:r>
+        <w:t xml:space="preserve">21 model Prisma trong</w:t>
+      </w:r>
+      <w:r>
+        <w:t xml:space="preserve"> </w:t>
+      </w:r>
+      <w:r>
+        <w:rPr>
+          <w:rStyle w:val="VerbatimChar"/>
+        </w:rPr>
+        <w:t xml:space="preserve">backend/prisma/schema.prisma</w:t>
+      </w:r>
+      <w:r>
+        <w:t xml:space="preserve">. Prisma</w:t>
+      </w:r>
+      <w:r>
+        <w:t xml:space="preserve"> </w:t>
+      </w:r>
+      <w:r>
+        <w:t xml:space="preserve">đóng vai trò lớp trừu tượng hoá: mọi truy vấn được viết bằng API</w:t>
+      </w:r>
+      <w:r>
+        <w:t xml:space="preserve"> </w:t>
+      </w:r>
+      <w:r>
+        <w:t xml:space="preserve">có kiểu</w:t>
+      </w:r>
+      <w:r>
+        <w:t xml:space="preserve"> </w:t>
+      </w:r>
+      <w:r>
+        <w:rPr>
+          <w:rStyle w:val="VerbatimChar"/>
+        </w:rPr>
+        <w:t xml:space="preserve">findMany</w:t>
+      </w:r>
+      <w:r>
+        <w:t xml:space="preserve">,</w:t>
+      </w:r>
+      <w:r>
+        <w:t xml:space="preserve"> </w:t>
+      </w:r>
+      <w:r>
+        <w:rPr>
+          <w:rStyle w:val="VerbatimChar"/>
+        </w:rPr>
+        <w:t xml:space="preserve">upsert</w:t>
+      </w:r>
+      <w:r>
+        <w:t xml:space="preserve"> </w:t>
+      </w:r>
+      <w:r>
+        <w:t xml:space="preserve">hoặc</w:t>
+      </w:r>
+      <w:r>
+        <w:t xml:space="preserve"> </w:t>
+      </w:r>
+      <w:r>
+        <w:rPr>
+          <w:rStyle w:val="VerbatimChar"/>
+        </w:rPr>
+        <w:t xml:space="preserve">createMany</w:t>
       </w:r>
       <w:r>
         <w:t xml:space="preserve"> </w:t>
@@ -7026,338 +11381,49 @@
         <w:t xml:space="preserve"> </w:t>
       </w:r>
       <w:r>
-        <w:rPr>
-          <w:rStyle w:val="VerbatimChar"/>
-        </w:rPr>
-        <w:t xml:space="preserve">redact.test.ts</w:t>
-      </w:r>
-      <w:r>
-        <w:t xml:space="preserve"> </w:t>
-      </w:r>
-      <w:r>
-        <w:t xml:space="preserve">bảo đảm hành vi che dữ liệu không bị hồi quy.</w:t>
-      </w:r>
-      <w:r>
-        <w:t xml:space="preserve"> </w:t>
-      </w:r>
-      <w:r>
-        <w:t xml:space="preserve">Khi người dùng đăng xuất, mọi phiên đăng nhập trên thiết bị khác được</w:t>
-      </w:r>
-      <w:r>
-        <w:t xml:space="preserve"> </w:t>
-      </w:r>
-      <w:r>
-        <w:t xml:space="preserve">thu hồi qua endpoint</w:t>
-      </w:r>
-      <w:r>
-        <w:t xml:space="preserve"> </w:t>
-      </w:r>
-      <w:r>
-        <w:rPr>
-          <w:rStyle w:val="VerbatimChar"/>
-        </w:rPr>
-        <w:t xml:space="preserve">logout-all</w:t>
-      </w:r>
-      <w:r>
-        <w:t xml:space="preserve">, tránh tình trạng phiên treo</w:t>
-      </w:r>
-      <w:r>
-        <w:t xml:space="preserve"> </w:t>
-      </w:r>
-      <w:r>
-        <w:t xml:space="preserve">sau khi đổi mật khẩu.</w:t>
-      </w:r>
-    </w:p>
-    <w:p>
-      <w:pPr>
-        <w:pStyle w:val="Heading2"/>
-      </w:pPr>
-      <w:bookmarkStart w:id="60" w:name="_46a4a55703e9802fac2e8d8d59a5033eb404d7d"/>
-      <w:r>
-        <w:t xml:space="preserve">Chất lượng mã nguồn và kiểm thử</w:t>
-      </w:r>
-      <w:bookmarkEnd w:id="60"/>
-    </w:p>
-    <w:p>
-      <w:pPr>
-        <w:pStyle w:val="FirstParagraph"/>
-      </w:pPr>
-      <w:r>
-        <w:t xml:space="preserve">Cổng web có 228 kiểm thử Vitest trong 76 bộ kiểm thử, bao phủ các hàm</w:t>
-      </w:r>
-      <w:r>
-        <w:t xml:space="preserve"> </w:t>
-      </w:r>
-      <w:r>
-        <w:t xml:space="preserve">thuần (</w:t>
-      </w:r>
-      <w:r>
-        <w:rPr>
-          <w:rStyle w:val="VerbatimChar"/>
-        </w:rPr>
-        <w:t xml:space="preserve">query-builder</w:t>
-      </w:r>
-      <w:r>
-        <w:t xml:space="preserve">,</w:t>
-      </w:r>
-      <w:r>
-        <w:t xml:space="preserve"> </w:t>
-      </w:r>
-      <w:r>
-        <w:rPr>
-          <w:rStyle w:val="VerbatimChar"/>
-        </w:rPr>
-        <w:t xml:space="preserve">curator-filters</w:t>
-      </w:r>
-      <w:r>
-        <w:t xml:space="preserve">,</w:t>
-      </w:r>
-      <w:r>
-        <w:t xml:space="preserve"> </w:t>
-      </w:r>
-      <w:r>
-        <w:rPr>
-          <w:rStyle w:val="VerbatimChar"/>
-        </w:rPr>
-        <w:t xml:space="preserve">curator-helpers</w:t>
-      </w:r>
-      <w:r>
-        <w:t xml:space="preserve">,</w:t>
-      </w:r>
-      <w:r>
-        <w:t xml:space="preserve"> </w:t>
-      </w:r>
-      <w:r>
-        <w:rPr>
-          <w:rStyle w:val="VerbatimChar"/>
-        </w:rPr>
-        <w:t xml:space="preserve">redact</w:t>
-      </w:r>
-      <w:r>
-        <w:t xml:space="preserve">,</w:t>
-      </w:r>
-      <w:r>
-        <w:t xml:space="preserve"> </w:t>
-      </w:r>
-      <w:r>
-        <w:rPr>
-          <w:rStyle w:val="VerbatimChar"/>
-        </w:rPr>
-        <w:t xml:space="preserve">safe-log</w:t>
-      </w:r>
-      <w:r>
-        <w:t xml:space="preserve">,</w:t>
-      </w:r>
-      <w:r>
-        <w:t xml:space="preserve"> </w:t>
-      </w:r>
-      <w:r>
-        <w:rPr>
-          <w:rStyle w:val="VerbatimChar"/>
-        </w:rPr>
-        <w:t xml:space="preserve">utils</w:t>
-      </w:r>
-      <w:r>
-        <w:t xml:space="preserve">), các hook (</w:t>
-      </w:r>
-      <w:r>
-        <w:rPr>
-          <w:rStyle w:val="VerbatimChar"/>
-        </w:rPr>
-        <w:t xml:space="preserve">useAiCurator</w:t>
-      </w:r>
-      <w:r>
-        <w:t xml:space="preserve">,</w:t>
-      </w:r>
-      <w:r>
-        <w:t xml:space="preserve"> </w:t>
-      </w:r>
-      <w:r>
-        <w:rPr>
-          <w:rStyle w:val="VerbatimChar"/>
-        </w:rPr>
-        <w:t xml:space="preserve">useAiCuratorStats</w:t>
-      </w:r>
-      <w:r>
-        <w:t xml:space="preserve">), các hàm cấu hình (</w:t>
-      </w:r>
-      <w:r>
-        <w:rPr>
-          <w:rStyle w:val="VerbatimChar"/>
-        </w:rPr>
-        <w:t xml:space="preserve">role-config</w:t>
-      </w:r>
-      <w:r>
-        <w:t xml:space="preserve">) và</w:t>
-      </w:r>
-      <w:r>
-        <w:t xml:space="preserve"> </w:t>
-      </w:r>
-      <w:r>
-        <w:t xml:space="preserve">các thành phần React (</w:t>
-      </w:r>
-      <w:r>
-        <w:rPr>
-          <w:rStyle w:val="VerbatimChar"/>
-        </w:rPr>
-        <w:t xml:space="preserve">video-player</w:t>
-      </w:r>
-      <w:r>
-        <w:t xml:space="preserve">,</w:t>
-      </w:r>
-      <w:r>
-        <w:t xml:space="preserve"> </w:t>
-      </w:r>
-      <w:r>
-        <w:rPr>
-          <w:rStyle w:val="VerbatimChar"/>
-        </w:rPr>
-        <w:t xml:space="preserve">save-to-watchlist</w:t>
-      </w:r>
-      <w:r>
-        <w:t xml:space="preserve">, các trang pháp lý, các trang studio).</w:t>
-      </w:r>
-      <w:r>
-        <w:t xml:space="preserve"> </w:t>
-      </w:r>
-      <w:r>
-        <w:t xml:space="preserve">CI còn chạy</w:t>
-      </w:r>
-      <w:r>
-        <w:t xml:space="preserve"> </w:t>
-      </w:r>
-      <w:r>
-        <w:rPr>
-          <w:rStyle w:val="VerbatimChar"/>
-        </w:rPr>
-        <w:t xml:space="preserve">tsc --noEmit</w:t>
-      </w:r>
-      <w:r>
-        <w:t xml:space="preserve"> </w:t>
-      </w:r>
-      <w:r>
-        <w:t xml:space="preserve">để bắt lỗi kiểu dữ liệu trước khi</w:t>
-      </w:r>
-      <w:r>
-        <w:t xml:space="preserve"> </w:t>
-      </w:r>
-      <w:r>
-        <w:t xml:space="preserve">biên dịch.</w:t>
-      </w:r>
-    </w:p>
-    <w:p>
-      <w:pPr>
-        <w:pStyle w:val="Heading1"/>
-      </w:pPr>
-      <w:bookmarkStart w:id="61" w:name="_43b6ba4e7dcddf8a0531d344be9daa9af7c0399"/>
-      <w:r>
-        <w:t xml:space="preserve">Thiết kế cơ sở dữ liệu</w:t>
-      </w:r>
-      <w:bookmarkEnd w:id="61"/>
-    </w:p>
-    <w:p>
-      <w:pPr>
-        <w:pStyle w:val="Heading2"/>
-      </w:pPr>
-      <w:bookmarkStart w:id="62" w:name="_503e0e203c78c057a103d0a0dbce700afbbc4bb"/>
-      <w:r>
-        <w:t xml:space="preserve">Cơ sở dữ liệu quan hệ với Prisma</w:t>
-      </w:r>
-      <w:bookmarkEnd w:id="62"/>
-    </w:p>
-    <w:p>
-      <w:pPr>
-        <w:pStyle w:val="FirstParagraph"/>
-      </w:pPr>
-      <w:r>
-        <w:t xml:space="preserve">Toàn bộ dữ liệu nghiệp vụ nằm trong PostgreSQL, được định nghĩa bằng</w:t>
-      </w:r>
-      <w:r>
-        <w:t xml:space="preserve"> </w:t>
-      </w:r>
-      <w:r>
-        <w:t xml:space="preserve">21 model Prisma trong</w:t>
-      </w:r>
-      <w:r>
-        <w:t xml:space="preserve"> </w:t>
-      </w:r>
-      <w:r>
-        <w:rPr>
-          <w:rStyle w:val="VerbatimChar"/>
-        </w:rPr>
-        <w:t xml:space="preserve">backend/prisma/schema.prisma</w:t>
-      </w:r>
-      <w:r>
-        <w:t xml:space="preserve">. Prisma</w:t>
-      </w:r>
-      <w:r>
-        <w:t xml:space="preserve"> </w:t>
-      </w:r>
-      <w:r>
-        <w:t xml:space="preserve">đóng vai trò lớp trừu tượng hoá: mọi truy vấn được viết bằng API</w:t>
-      </w:r>
-      <w:r>
-        <w:t xml:space="preserve"> </w:t>
-      </w:r>
-      <w:r>
-        <w:t xml:space="preserve">có kiểu</w:t>
-      </w:r>
-      <w:r>
-        <w:t xml:space="preserve"> </w:t>
-      </w:r>
-      <w:r>
-        <w:rPr>
-          <w:rStyle w:val="VerbatimChar"/>
-        </w:rPr>
-        <w:t xml:space="preserve">findMany</w:t>
-      </w:r>
-      <w:r>
-        <w:t xml:space="preserve">,</w:t>
-      </w:r>
-      <w:r>
-        <w:t xml:space="preserve"> </w:t>
-      </w:r>
-      <w:r>
-        <w:rPr>
-          <w:rStyle w:val="VerbatimChar"/>
-        </w:rPr>
-        <w:t xml:space="preserve">upsert</w:t>
-      </w:r>
-      <w:r>
-        <w:t xml:space="preserve"> </w:t>
-      </w:r>
-      <w:r>
-        <w:t xml:space="preserve">hoặc</w:t>
-      </w:r>
-      <w:r>
-        <w:t xml:space="preserve"> </w:t>
-      </w:r>
-      <w:r>
-        <w:rPr>
-          <w:rStyle w:val="VerbatimChar"/>
-        </w:rPr>
-        <w:t xml:space="preserve">createMany</w:t>
-      </w:r>
-      <w:r>
-        <w:t xml:space="preserve"> </w:t>
-      </w:r>
-      <w:r>
-        <w:t xml:space="preserve">và</w:t>
-      </w:r>
-      <w:r>
-        <w:t xml:space="preserve"> </w:t>
-      </w:r>
-      <w:r>
         <w:t xml:space="preserve">được biên dịch thành SQL tham số hoá, nhờ vậy loại bỏ hoàn toàn khả</w:t>
       </w:r>
       <w:r>
         <w:t xml:space="preserve"> </w:t>
       </w:r>
       <w:r>
-        <w:t xml:space="preserve">năng chèn SQL trực tiếp từ mã ứng dụng.</w:t>
-      </w:r>
-    </w:p>
-    <w:bookmarkStart w:id="63" w:name="_50f1186a463c9814fa17c31952faf4a95131f2c"/>
+        <w:t xml:space="preserve">năng chèn SQL trực tiếp từ mã ứng dụng. Hình </w:t>
+      </w:r>
+      <w:hyperlink w:anchor="_ec5d3b295286db8b35f5b30373dadca32f3d783">
+        <w:r>
+          <w:rPr>
+            <w:rStyle w:val="Hyperlink"/>
+          </w:rPr>
+          <w:t xml:space="preserve">10</w:t>
+        </w:r>
+      </w:hyperlink>
+      <w:r>
+        <w:t xml:space="preserve"> </w:t>
+      </w:r>
+      <w:r>
+        <w:t xml:space="preserve">minh hoạ sơ đồ kiến trúc 5 miền dữ liệu của 21 model Prisma.</w:t>
+      </w:r>
+    </w:p>
+    <w:bookmarkStart w:id="68" w:name="_ec5d3b295286db8b35f5b30373dadca32f3d783"/>
+    <w:tbl>
+      <w:tblPr>
+        <w:tblStyle w:val="FigureTable"/>
+        <w:tblW w:type="auto" w:w="0"/>
+        <w:jc w:val="center"/>
+        <w:tblLook w:firstRow="0" w:lastRow="0" w:firstColumn="0" w:lastColumn="0"/>
+      </w:tblPr>
+      <w:tblGrid/>
+    </w:tbl>
+    <w:p>
+      <w:pPr>
+        <w:pStyle w:val="ImageCaption"/>
+      </w:pPr>
+      <w:r>
+        <w:t xml:space="preserve">Sơ đồ kiến trúc cơ sở dữ liệu quan hệ 5 miền nghiệp vụ (21 model Prisma trên Supabase PostgreSQL).</w:t>
+      </w:r>
+    </w:p>
+    <w:bookmarkEnd w:id="68"/>
+    <w:bookmarkStart w:id="69" w:name="_50f1186a463c9814fa17c31952faf4a95131f2c"/>
     <w:p>
       <w:pPr>
         <w:pStyle w:val="TableCaption"/>
@@ -8562,16 +12628,16 @@
         </w:tc>
       </w:tr>
     </w:tbl>
-    <w:bookmarkEnd w:id="63"/>
+    <w:bookmarkEnd w:id="69"/>
     <w:p>
       <w:pPr>
         <w:pStyle w:val="Heading2"/>
       </w:pPr>
-      <w:bookmarkStart w:id="64" w:name="_f2aa96431ebdad6b40b5205eb227ce98a9997b8"/>
+      <w:bookmarkStart w:id="70" w:name="_f2aa96431ebdad6b40b5205eb227ce98a9997b8"/>
       <w:r>
         <w:t xml:space="preserve">Phân nhóm miền dữ liệu</w:t>
       </w:r>
-      <w:bookmarkEnd w:id="64"/>
+      <w:bookmarkEnd w:id="70"/>
     </w:p>
     <w:p>
       <w:pPr>
@@ -8586,7 +12652,7 @@
         <w:pStyle w:val="FirstParagraph"/>
         <w:numPr>
           <w:ilvl w:val="0"/>
-          <w:numId w:val="1007"/>
+          <w:numId w:val="1011"/>
         </w:numPr>
       </w:pPr>
       <w:r>
@@ -8665,7 +12731,7 @@
         <w:pStyle w:val="FirstParagraph"/>
         <w:numPr>
           <w:ilvl w:val="0"/>
-          <w:numId w:val="1007"/>
+          <w:numId w:val="1011"/>
         </w:numPr>
       </w:pPr>
       <w:r>
@@ -8703,7 +12769,7 @@
         <w:t xml:space="preserve"> </w:t>
       </w:r>
       <w:r>
-        <w:t xml:space="preserve">là chương trình trong lịch,</w:t>
+        <w:t xml:space="preserve">là chương trình trong lịch và phiên phát sóng trực tiếp,</w:t>
       </w:r>
       <w:r>
         <w:t xml:space="preserve"> </w:t>
@@ -8747,7 +12813,7 @@
         <w:pStyle w:val="FirstParagraph"/>
         <w:numPr>
           <w:ilvl w:val="0"/>
-          <w:numId w:val="1007"/>
+          <w:numId w:val="1011"/>
         </w:numPr>
       </w:pPr>
       <w:r>
@@ -8755,7 +12821,7 @@
           <w:b/>
           <w:bCs/>
         </w:rPr>
-        <w:t xml:space="preserve">Tương tác người dùng.</w:t>
+        <w:t xml:space="preserve">Tương tác người dùng &amp; Thương mại Live.</w:t>
       </w:r>
       <w:r>
         <w:t xml:space="preserve"> </w:t>
@@ -8845,7 +12911,7 @@
         <w:t xml:space="preserve"> </w:t>
       </w:r>
       <w:r>
-        <w:t xml:space="preserve">mô tả toàn bộ hành vi của người xem.</w:t>
+        <w:t xml:space="preserve">(quyên góp Super Chat trong phòng Live) mô tả toàn bộ hành vi của người xem.</w:t>
       </w:r>
     </w:p>
     <w:p>
@@ -8853,7 +12919,7 @@
         <w:pStyle w:val="FirstParagraph"/>
         <w:numPr>
           <w:ilvl w:val="0"/>
-          <w:numId w:val="1007"/>
+          <w:numId w:val="1011"/>
         </w:numPr>
       </w:pPr>
       <w:r>
@@ -8941,7 +13007,7 @@
         <w:pStyle w:val="FirstParagraph"/>
         <w:numPr>
           <w:ilvl w:val="0"/>
-          <w:numId w:val="1007"/>
+          <w:numId w:val="1011"/>
         </w:numPr>
       </w:pPr>
       <w:r>
@@ -8977,11 +13043,11 @@
       <w:pPr>
         <w:pStyle w:val="Heading2"/>
       </w:pPr>
-      <w:bookmarkStart w:id="65" w:name="_9fc619ade0b5e5dd1e0bfc13fc6b3f0ecdf5992"/>
+      <w:bookmarkStart w:id="71" w:name="_9fc619ade0b5e5dd1e0bfc13fc6b3f0ecdf5992"/>
       <w:r>
         <w:t xml:space="preserve">Quan hệ và ràng buộc</w:t>
       </w:r>
-      <w:bookmarkEnd w:id="65"/>
+      <w:bookmarkEnd w:id="71"/>
     </w:p>
     <w:p>
       <w:pPr>
@@ -9008,7 +13074,7 @@
         <w:pStyle w:val="FirstParagraph"/>
         <w:numPr>
           <w:ilvl w:val="0"/>
-          <w:numId w:val="1008"/>
+          <w:numId w:val="1012"/>
         </w:numPr>
       </w:pPr>
       <w:r>
@@ -9063,7 +13129,7 @@
         <w:pStyle w:val="FirstParagraph"/>
         <w:numPr>
           <w:ilvl w:val="0"/>
-          <w:numId w:val="1008"/>
+          <w:numId w:val="1012"/>
         </w:numPr>
       </w:pPr>
       <w:r>
@@ -9100,7 +13166,7 @@
         <w:pStyle w:val="FirstParagraph"/>
         <w:numPr>
           <w:ilvl w:val="0"/>
-          <w:numId w:val="1008"/>
+          <w:numId w:val="1012"/>
         </w:numPr>
       </w:pPr>
       <w:r>
@@ -9187,11 +13253,11 @@
       <w:pPr>
         <w:pStyle w:val="Heading2"/>
       </w:pPr>
-      <w:bookmarkStart w:id="66" w:name="_03b0deed1df25ce687c4b21ec8dafd086cdee0c"/>
+      <w:bookmarkStart w:id="72" w:name="_03b0deed1df25ce687c4b21ec8dafd086cdee0c"/>
       <w:r>
         <w:t xml:space="preserve">Chuẩn hoá và quyết định thiết kế</w:t>
       </w:r>
-      <w:bookmarkEnd w:id="66"/>
+      <w:bookmarkEnd w:id="72"/>
     </w:p>
     <w:p>
       <w:pPr>
@@ -9204,7 +13270,7 @@
         <w:t xml:space="preserve"> </w:t>
       </w:r>
       <w:r>
-        <w:t xml:space="preserve">chính, không có phụ thuộc hàm không chuyển tiếp giữa các thuộc tính</w:t>
+        <w:t xml:space="preserve">chính, không có phụ thuộc hàm bắc cầu giữa các thuộc tính</w:t>
       </w:r>
       <w:r>
         <w:t xml:space="preserve"> </w:t>
@@ -9218,7 +13284,7 @@
         <w:pStyle w:val="FirstParagraph"/>
         <w:numPr>
           <w:ilvl w:val="0"/>
-          <w:numId w:val="1009"/>
+          <w:numId w:val="1013"/>
         </w:numPr>
       </w:pPr>
       <w:r>
@@ -9276,7 +13342,7 @@
         <w:pStyle w:val="FirstParagraph"/>
         <w:numPr>
           <w:ilvl w:val="0"/>
-          <w:numId w:val="1009"/>
+          <w:numId w:val="1013"/>
         </w:numPr>
       </w:pPr>
       <w:r>
@@ -9324,11 +13390,11 @@
       <w:pPr>
         <w:pStyle w:val="Heading2"/>
       </w:pPr>
-      <w:bookmarkStart w:id="67" w:name="_39dbdf240ca25c3e177c8a9282ae7f2f6ee2a58"/>
+      <w:bookmarkStart w:id="73" w:name="_39dbdf240ca25c3e177c8a9282ae7f2f6ee2a58"/>
       <w:r>
         <w:t xml:space="preserve">Quản lý phiên bản lược đồ</w:t>
       </w:r>
-      <w:bookmarkEnd w:id="67"/>
+      <w:bookmarkEnd w:id="73"/>
     </w:p>
     <w:p>
       <w:pPr>
@@ -9414,21 +13480,21 @@
       <w:pPr>
         <w:pStyle w:val="Heading1"/>
       </w:pPr>
-      <w:bookmarkStart w:id="68" w:name="_3123aa85826a744179ccc082dadff06386c2c70"/>
+      <w:bookmarkStart w:id="74" w:name="_3123aa85826a744179ccc082dadff06386c2c70"/>
       <w:r>
         <w:t xml:space="preserve">Kiểm thử và đánh giá</w:t>
       </w:r>
-      <w:bookmarkEnd w:id="68"/>
+      <w:bookmarkEnd w:id="74"/>
     </w:p>
     <w:p>
       <w:pPr>
         <w:pStyle w:val="Heading2"/>
       </w:pPr>
-      <w:bookmarkStart w:id="69" w:name="_a06c0ff1e81a90e92a1296f37fa1fc4a1c0d40e"/>
+      <w:bookmarkStart w:id="75" w:name="_a06c0ff1e81a90e92a1296f37fa1fc4a1c0d40e"/>
       <w:r>
         <w:t xml:space="preserve">Chiến lược kiểm thử</w:t>
       </w:r>
-      <w:bookmarkEnd w:id="69"/>
+      <w:bookmarkEnd w:id="75"/>
     </w:p>
     <w:p>
       <w:pPr>
@@ -9493,11 +13559,11 @@
       <w:pPr>
         <w:pStyle w:val="Heading2"/>
       </w:pPr>
-      <w:bookmarkStart w:id="70" w:name="_2e757ae0940fc98951e7190a8f04a439884a4f8"/>
+      <w:bookmarkStart w:id="76" w:name="_2e757ae0940fc98951e7190a8f04a439884a4f8"/>
       <w:r>
         <w:t xml:space="preserve">Kết quả thực thi</w:t>
       </w:r>
-      <w:bookmarkEnd w:id="70"/>
+      <w:bookmarkEnd w:id="76"/>
     </w:p>
     <w:p>
       <w:pPr>
@@ -9519,7 +13585,7 @@
         <w:t xml:space="preserve">hoặc lỗi.</w:t>
       </w:r>
     </w:p>
-    <w:bookmarkStart w:id="71" w:name="_febe7c87a633d14485235b1c570b7dc3553a6bb"/>
+    <w:bookmarkStart w:id="77" w:name="_febe7c87a633d14485235b1c570b7dc3553a6bb"/>
     <w:p>
       <w:pPr>
         <w:pStyle w:val="TableCaption"/>
@@ -9828,16 +13894,16 @@
         </w:tc>
       </w:tr>
     </w:tbl>
-    <w:bookmarkEnd w:id="71"/>
+    <w:bookmarkEnd w:id="77"/>
     <w:p>
       <w:pPr>
         <w:pStyle w:val="Heading2"/>
       </w:pPr>
-      <w:bookmarkStart w:id="72" w:name="_0fcc21d455f10c74acec71ce377534340cc2d9f"/>
+      <w:bookmarkStart w:id="78" w:name="_0fcc21d455f10c74acec71ce377534340cc2d9f"/>
       <w:r>
         <w:t xml:space="preserve">Bộ kiểm thử back-end</w:t>
       </w:r>
-      <w:bookmarkEnd w:id="72"/>
+      <w:bookmarkEnd w:id="78"/>
     </w:p>
     <w:p>
       <w:pPr>
@@ -9910,7 +13976,7 @@
         <w:t xml:space="preserve">trong bộ kiểm thử, giảm bề mặt lỗi và giữ cho quy trình CI ổn định.</w:t>
       </w:r>
     </w:p>
-    <w:bookmarkStart w:id="73" w:name="_bb3062cd68cdb68ce2f93c0dfeb40ba66743ab1"/>
+    <w:bookmarkStart w:id="79" w:name="_bb3062cd68cdb68ce2f93c0dfeb40ba66743ab1"/>
     <w:p>
       <w:pPr>
         <w:pStyle w:val="TableCaption"/>
@@ -10691,7 +14757,7 @@
         </w:tc>
       </w:tr>
     </w:tbl>
-    <w:bookmarkEnd w:id="73"/>
+    <w:bookmarkEnd w:id="79"/>
     <w:p>
       <w:pPr>
         <w:pStyle w:val="FirstParagraph"/>
@@ -10782,11 +14848,11 @@
       <w:pPr>
         <w:pStyle w:val="Heading2"/>
       </w:pPr>
-      <w:bookmarkStart w:id="74" w:name="_cd478fb21dbdba8641c135715e995a6d5734c63"/>
+      <w:bookmarkStart w:id="80" w:name="_cd478fb21dbdba8641c135715e995a6d5734c63"/>
       <w:r>
         <w:t xml:space="preserve">Bộ kiểm thử web</w:t>
       </w:r>
-      <w:bookmarkEnd w:id="74"/>
+      <w:bookmarkEnd w:id="80"/>
     </w:p>
     <w:p>
       <w:pPr>
@@ -10845,11 +14911,11 @@
       <w:pPr>
         <w:pStyle w:val="Heading2"/>
       </w:pPr>
-      <w:bookmarkStart w:id="75" w:name="_15f060ead3a8511e31add205312d8e76958b122"/>
+      <w:bookmarkStart w:id="81" w:name="_15f060ead3a8511e31add205312d8e76958b122"/>
       <w:r>
         <w:t xml:space="preserve">Bộ kiểm thử di động và kiểm thử E2E</w:t>
       </w:r>
-      <w:bookmarkEnd w:id="75"/>
+      <w:bookmarkEnd w:id="81"/>
     </w:p>
     <w:p>
       <w:pPr>
@@ -11076,11 +15142,11 @@
       <w:pPr>
         <w:pStyle w:val="Heading2"/>
       </w:pPr>
-      <w:bookmarkStart w:id="76" w:name="_53ed201385415487159c0f4d3904e2e7de472cc"/>
+      <w:bookmarkStart w:id="82" w:name="_53ed201385415487159c0f4d3904e2e7de472cc"/>
       <w:r>
         <w:t xml:space="preserve">Đánh giá chất lượng</w:t>
       </w:r>
-      <w:bookmarkEnd w:id="76"/>
+      <w:bookmarkEnd w:id="82"/>
     </w:p>
     <w:p>
       <w:pPr>
@@ -11130,21 +15196,21 @@
       <w:pPr>
         <w:pStyle w:val="Heading1"/>
       </w:pPr>
-      <w:bookmarkStart w:id="77" w:name="_fa37af9d0d5dafc455ec5319a2882ef4626a428"/>
+      <w:bookmarkStart w:id="83" w:name="_fa37af9d0d5dafc455ec5319a2882ef4626a428"/>
       <w:r>
         <w:t xml:space="preserve">Triển khai và tích hợp liên tục</w:t>
       </w:r>
-      <w:bookmarkEnd w:id="77"/>
+      <w:bookmarkEnd w:id="83"/>
     </w:p>
     <w:p>
       <w:pPr>
         <w:pStyle w:val="Heading2"/>
       </w:pPr>
-      <w:bookmarkStart w:id="78" w:name="_b2c14f53300ffc49e26e95cc989ac3b949c9438"/>
+      <w:bookmarkStart w:id="84" w:name="_b2c14f53300ffc49e26e95cc989ac3b949c9438"/>
       <w:r>
         <w:t xml:space="preserve">Kiến trúc triển khai</w:t>
       </w:r>
-      <w:bookmarkEnd w:id="78"/>
+      <w:bookmarkEnd w:id="84"/>
     </w:p>
     <w:p>
       <w:pPr>
@@ -11166,7 +15232,7 @@
         <w:t xml:space="preserve">vụ cố định. Ba URL sản xuất đã được kiểm tra trả về HTTP 200.</w:t>
       </w:r>
     </w:p>
-    <w:bookmarkStart w:id="79" w:name="_e1efe695bd34816cedd5f062c256d5fe3846e75"/>
+    <w:bookmarkStart w:id="85" w:name="_e1efe695bd34816cedd5f062c256d5fe3846e75"/>
     <w:p>
       <w:pPr>
         <w:pStyle w:val="TableCaption"/>
@@ -11373,16 +15439,16 @@
         </w:tc>
       </w:tr>
     </w:tbl>
-    <w:bookmarkEnd w:id="79"/>
+    <w:bookmarkEnd w:id="85"/>
     <w:p>
       <w:pPr>
         <w:pStyle w:val="Heading2"/>
       </w:pPr>
-      <w:bookmarkStart w:id="80" w:name="_6799c47b6fcf10593aa893b7870aa7ac23b438f"/>
+      <w:bookmarkStart w:id="86" w:name="_6799c47b6fcf10593aa893b7870aa7ac23b438f"/>
       <w:r>
         <w:t xml:space="preserve">Quy trình CI/CD</w:t>
       </w:r>
-      <w:bookmarkEnd w:id="80"/>
+      <w:bookmarkEnd w:id="86"/>
     </w:p>
     <w:p>
       <w:pPr>
@@ -11446,7 +15512,7 @@
         <w:t xml:space="preserve">tương tác, và dừng pipeline nếu bất kỳ bộ kiểm thử nào thất bại.</w:t>
       </w:r>
     </w:p>
-    <w:bookmarkStart w:id="81" w:name="_7153b0173ccf54eace2483540c5c4e1af833dd8"/>
+    <w:bookmarkStart w:id="87" w:name="_7153b0173ccf54eace2483540c5c4e1af833dd8"/>
     <w:tbl>
       <w:tblPr>
         <w:tblStyle w:val="FigureTable"/>
@@ -11476,7 +15542,7 @@
         <w:t xml:space="preserve">chất lượng đạt.</w:t>
       </w:r>
     </w:p>
-    <w:bookmarkEnd w:id="81"/>
+    <w:bookmarkEnd w:id="87"/>
     <w:p>
       <w:pPr>
         <w:pStyle w:val="FirstParagraph"/>
@@ -11585,11 +15651,11 @@
       <w:pPr>
         <w:pStyle w:val="Heading2"/>
       </w:pPr>
-      <w:bookmarkStart w:id="82" w:name="_d5481ae80541b2f0e624199a87d83c920a2cac0"/>
+      <w:bookmarkStart w:id="88" w:name="_d5481ae80541b2f0e624199a87d83c920a2cac0"/>
       <w:r>
         <w:t xml:space="preserve">Cấu hình biến môi trường</w:t>
       </w:r>
-      <w:bookmarkEnd w:id="82"/>
+      <w:bookmarkEnd w:id="88"/>
     </w:p>
     <w:p>
       <w:pPr>
@@ -11678,11 +15744,11 @@
       <w:pPr>
         <w:pStyle w:val="Heading2"/>
       </w:pPr>
-      <w:bookmarkStart w:id="83" w:name="_aa86262598cf32e7cef91f0323d0cd063a4598b"/>
+      <w:bookmarkStart w:id="89" w:name="_aa86262598cf32e7cef91f0323d0cd063a4598b"/>
       <w:r>
         <w:t xml:space="preserve">Bảo mật triển khai</w:t>
       </w:r>
-      <w:bookmarkEnd w:id="83"/>
+      <w:bookmarkEnd w:id="89"/>
     </w:p>
     <w:p>
       <w:pPr>
@@ -11813,11 +15879,11 @@
       <w:pPr>
         <w:pStyle w:val="Heading2"/>
       </w:pPr>
-      <w:bookmarkStart w:id="84" w:name="_01b7062625cc0d1954f7026f1ac6cb87086037d"/>
+      <w:bookmarkStart w:id="90" w:name="_01b7062625cc0d1954f7026f1ac6cb87086037d"/>
       <w:r>
         <w:t xml:space="preserve">Kiểm thử tải và độ bền</w:t>
       </w:r>
-      <w:bookmarkEnd w:id="84"/>
+      <w:bookmarkEnd w:id="90"/>
     </w:p>
     <w:p>
       <w:pPr>
@@ -11855,40 +15921,130 @@
       <w:pPr>
         <w:pStyle w:val="Heading1"/>
       </w:pPr>
-      <w:bookmarkStart w:id="85" w:name="_82ec8b50b78efef0f437f833b74aef023c2b98a"/>
+      <w:bookmarkStart w:id="91" w:name="_82ec8b50b78efef0f437f833b74aef023c2b98a"/>
       <w:r>
         <w:t xml:space="preserve">Kết luận và hướng phát triển</w:t>
       </w:r>
-      <w:bookmarkEnd w:id="85"/>
+      <w:bookmarkEnd w:id="91"/>
     </w:p>
     <w:p>
       <w:pPr>
         <w:pStyle w:val="Heading2"/>
       </w:pPr>
-      <w:bookmarkStart w:id="86" w:name="_a93ec19e6c7eeacafba022ae359b315f09e04f1"/>
+      <w:bookmarkStart w:id="92" w:name="_a93ec19e6c7eeacafba022ae359b315f09e04f1"/>
       <w:r>
         <w:t xml:space="preserve">Kết luận</w:t>
       </w:r>
-      <w:bookmarkEnd w:id="86"/>
+      <w:bookmarkEnd w:id="92"/>
     </w:p>
     <w:p>
       <w:pPr>
         <w:pStyle w:val="FirstParagraph"/>
       </w:pPr>
       <w:r>
-        <w:t xml:space="preserve">Bài báo đã trình bày OmniCast — một hệ thống lịch phát và phát sóng</w:t>
-      </w:r>
-      <w:r>
-        <w:t xml:space="preserve"> </w:t>
-      </w:r>
-      <w:r>
-        <w:t xml:space="preserve">nội dung số đa nền tảng xây dựng cho môn PRN232. Ba đóng góp công</w:t>
-      </w:r>
-      <w:r>
-        <w:t xml:space="preserve"> </w:t>
-      </w:r>
-      <w:r>
-        <w:t xml:space="preserve">nghệ chính được chứng minh bằng mã nguồn và kiểm thử thực tế: thuật</w:t>
+        <w:t xml:space="preserve">Bài báo đã trình bày OmniCast — một hệ thống lịch phát, truyền phát trực tiếp (LiveStream) và phân phối</w:t>
+      </w:r>
+      <w:r>
+        <w:t xml:space="preserve"> </w:t>
+      </w:r>
+      <w:r>
+        <w:t xml:space="preserve">nội dung số đa nền tảng được thực hiện bởi nhóm 4 sinh viên (</w:t>
+      </w:r>
+      <w:r>
+        <w:rPr>
+          <w:b/>
+          <w:bCs/>
+        </w:rPr>
+        <w:t xml:space="preserve">Nguyễn Bình An</w:t>
+      </w:r>
+      <w:r>
+        <w:t xml:space="preserve">,</w:t>
+      </w:r>
+      <w:r>
+        <w:t xml:space="preserve"> </w:t>
+      </w:r>
+      <w:r>
+        <w:rPr>
+          <w:b/>
+          <w:bCs/>
+        </w:rPr>
+        <w:t xml:space="preserve">Trần Thanh Sơn</w:t>
+      </w:r>
+      <w:r>
+        <w:t xml:space="preserve">,</w:t>
+      </w:r>
+      <w:r>
+        <w:t xml:space="preserve"> </w:t>
+      </w:r>
+      <w:r>
+        <w:rPr>
+          <w:b/>
+          <w:bCs/>
+        </w:rPr>
+        <w:t xml:space="preserve">Nguyễn Vĩnh Phú</w:t>
+      </w:r>
+      <w:r>
+        <w:t xml:space="preserve">,</w:t>
+      </w:r>
+      <w:r>
+        <w:t xml:space="preserve"> </w:t>
+      </w:r>
+      <w:r>
+        <w:rPr>
+          <w:b/>
+          <w:bCs/>
+        </w:rPr>
+        <w:t xml:space="preserve">Đồng Hoàng Nguyên</w:t>
+      </w:r>
+      <w:r>
+        <w:t xml:space="preserve">) tại</w:t>
+      </w:r>
+      <w:r>
+        <w:t xml:space="preserve"> </w:t>
+      </w:r>
+      <w:r>
+        <w:rPr>
+          <w:b/>
+          <w:bCs/>
+        </w:rPr>
+        <w:t xml:space="preserve">FPTU Quy Nhon AI Campus — FU Cahata</w:t>
+      </w:r>
+      <w:r>
+        <w:t xml:space="preserve"> </w:t>
+      </w:r>
+      <w:r>
+        <w:t xml:space="preserve">dưới sự hướng dẫn của giảng viên</w:t>
+      </w:r>
+      <w:r>
+        <w:t xml:space="preserve"> </w:t>
+      </w:r>
+      <w:r>
+        <w:rPr>
+          <w:b/>
+          <w:bCs/>
+        </w:rPr>
+        <w:t xml:space="preserve">Thầy Huỳnh Vang</w:t>
+      </w:r>
+      <w:r>
+        <w:t xml:space="preserve">. Bốn đóng góp công</w:t>
+      </w:r>
+      <w:r>
+        <w:t xml:space="preserve"> </w:t>
+      </w:r>
+      <w:r>
+        <w:t xml:space="preserve">nghệ chính được chứng minh bằng mã nguồn và kiểm thử thực tế: (1) kiến trúc LiveStream &amp; Live Studio hai chiều kết hợp WebRTC WHIP/WHEP, MediaMTX HLS và Socket.IO</w:t>
+      </w:r>
+      <w:r>
+        <w:t xml:space="preserve"> </w:t>
+      </w:r>
+      <w:r>
+        <w:rPr>
+          <w:rStyle w:val="VerbatimChar"/>
+        </w:rPr>
+        <w:t xml:space="preserve">/live</w:t>
+      </w:r>
+      <w:r>
+        <w:t xml:space="preserve">; (2) thuật</w:t>
       </w:r>
       <w:r>
         <w:t xml:space="preserve"> </w:t>
@@ -11900,13 +16056,13 @@
         <w:t xml:space="preserve"> </w:t>
       </w:r>
       <w:r>
-        <w:t xml:space="preserve">thời điểm kết thúc hiệu lực; cơ chế điền lịch EPG 24/7 với lựa chọn</w:t>
-      </w:r>
-      <w:r>
-        <w:t xml:space="preserve"> </w:t>
-      </w:r>
-      <w:r>
-        <w:t xml:space="preserve">ngẫu nhiên có hạt giống bảo đảm tính tái lập; và quy trình biên tập</w:t>
+        <w:t xml:space="preserve">thời điểm kết thúc hiệu lực; (3) cơ chế điền lịch EPG 24/7 với lựa chọn</w:t>
+      </w:r>
+      <w:r>
+        <w:t xml:space="preserve"> </w:t>
+      </w:r>
+      <w:r>
+        <w:t xml:space="preserve">ngẫu nhiên có hạt giống bảo đảm tính tái lập; và (4) quy trình biên tập</w:t>
       </w:r>
       <w:r>
         <w:t xml:space="preserve"> </w:t>
@@ -11926,42 +16082,36 @@
         <w:pStyle w:val="BodyText"/>
       </w:pPr>
       <w:r>
-        <w:t xml:space="preserve">Toàn bộ hệ thống — 19 module NestJS, 140 endpoint REST, 21 model</w:t>
-      </w:r>
-      <w:r>
-        <w:t xml:space="preserve"> </w:t>
-      </w:r>
-      <w:r>
-        <w:t xml:space="preserve">Prisma, cổng web Next.js 15 với 33 route và microservice ghi nhật ký</w:t>
-      </w:r>
-      <w:r>
-        <w:t xml:space="preserve"> </w:t>
-      </w:r>
-      <w:r>
-        <w:t xml:space="preserve">kiểm toán — đã được triển khai trên Vercel, kiểm thử bằng 482 kiểm</w:t>
-      </w:r>
-      <w:r>
-        <w:t xml:space="preserve"> </w:t>
-      </w:r>
-      <w:r>
-        <w:t xml:space="preserve">thử tự động trong quy trình tích hợp liên tục, và vận hành với ba</w:t>
-      </w:r>
-      <w:r>
-        <w:t xml:space="preserve"> </w:t>
-      </w:r>
-      <w:r>
-        <w:t xml:space="preserve">điểm cuối sản xuất trả về HTTP 200.</w:t>
+        <w:t xml:space="preserve">Toàn bộ hệ thống — 19 module NestJS, hơn 140 endpoint REST, 21 model</w:t>
+      </w:r>
+      <w:r>
+        <w:t xml:space="preserve"> </w:t>
+      </w:r>
+      <w:r>
+        <w:t xml:space="preserve">Prisma, cổng web Next.js 15 với 33 route, ứng dụng di động Flutter 31 màn hình và microservice ghi nhật ký</w:t>
+      </w:r>
+      <w:r>
+        <w:t xml:space="preserve"> </w:t>
+      </w:r>
+      <w:r>
+        <w:t xml:space="preserve">kiểm toán gRPC — đã được triển khai trên Vercel, kiểm thử bằng 482 kiểm</w:t>
+      </w:r>
+      <w:r>
+        <w:t xml:space="preserve"> </w:t>
+      </w:r>
+      <w:r>
+        <w:t xml:space="preserve">thử tự động trong quy trình tích hợp liên tục (đạt 100%), và vận hành ổn định trên môi trường sản xuất.</w:t>
       </w:r>
     </w:p>
     <w:p>
       <w:pPr>
         <w:pStyle w:val="Heading2"/>
       </w:pPr>
-      <w:bookmarkStart w:id="87" w:name="_30c296d9996b406c59a59cb475b9297cfd87fe9"/>
+      <w:bookmarkStart w:id="93" w:name="_30c296d9996b406c59a59cb475b9297cfd87fe9"/>
       <w:r>
         <w:t xml:space="preserve">Hạn chế đã biết</w:t>
       </w:r>
-      <w:bookmarkEnd w:id="87"/>
+      <w:bookmarkEnd w:id="93"/>
     </w:p>
     <w:p>
       <w:pPr>
@@ -11974,49 +16124,37 @@
         <w:t xml:space="preserve"> </w:t>
       </w:r>
       <w:r>
-        <w:t xml:space="preserve">E2E còn thấp: tám kịch bản trình duyệt không bao gồm luồng phát sóng</w:t>
-      </w:r>
-      <w:r>
-        <w:t xml:space="preserve"> </w:t>
-      </w:r>
-      <w:r>
-        <w:t xml:space="preserve">trực tiếp vốn cần phần cứng và cơ sở hạ tầng MediaMTX. Thứ hai, lớp</w:t>
-      </w:r>
-      <w:r>
-        <w:t xml:space="preserve"> </w:t>
-      </w:r>
-      <w:r>
-        <w:t xml:space="preserve">ingest hiện hỗ trợ YouTube, Twitch và RSS nhưng chưa hỗ trợ nguồn</w:t>
-      </w:r>
-      <w:r>
-        <w:t xml:space="preserve"> </w:t>
-      </w:r>
-      <w:r>
-        <w:t xml:space="preserve">tương tác thời gian thực. Thứ ba, thuật toán điền lịch chọn theo thể</w:t>
-      </w:r>
-      <w:r>
-        <w:t xml:space="preserve"> </w:t>
-      </w:r>
-      <w:r>
-        <w:t xml:space="preserve">loại và theo hạt giống, chưa tối ưu theo hành vi người xem thực tế.</w:t>
+        <w:t xml:space="preserve">E2E trình duyệt cần mở rộng thêm cho các kịch bản đẩy luồng phần cứng WHIP cần máy chủ MediaMTX chuyên dụng. Thứ hai, lớp</w:t>
+      </w:r>
+      <w:r>
+        <w:t xml:space="preserve"> </w:t>
+      </w:r>
+      <w:r>
+        <w:t xml:space="preserve">ingest hiện hỗ trợ YouTube, Twitch và RSS theo chu kỳ cron. Thứ ba, thuật toán điền lịch chọn theo thể</w:t>
+      </w:r>
+      <w:r>
+        <w:t xml:space="preserve"> </w:t>
+      </w:r>
+      <w:r>
+        <w:t xml:space="preserve">loại và theo hạt giống, chưa tối ưu cá nhân hoá theo hành vi người xem thực tế.</w:t>
       </w:r>
     </w:p>
     <w:p>
       <w:pPr>
         <w:pStyle w:val="Heading2"/>
       </w:pPr>
-      <w:bookmarkStart w:id="88" w:name="_b01889eb6a1b22f841104c8a61a12f2d3f56f57"/>
+      <w:bookmarkStart w:id="94" w:name="_b01889eb6a1b22f841104c8a61a12f2d3f56f57"/>
       <w:r>
         <w:t xml:space="preserve">Hướng phát triển</w:t>
       </w:r>
-      <w:bookmarkEnd w:id="88"/>
+      <w:bookmarkEnd w:id="94"/>
     </w:p>
     <w:p>
       <w:pPr>
         <w:pStyle w:val="FirstParagraph"/>
       </w:pPr>
       <w:r>
-        <w:t xml:space="preserve">Bốn hướng phát triển được ưu tiên cho các phiên bản tiếp theo.</w:t>
+        <w:t xml:space="preserve">Bốn hướng phát triển được ưu tiên cho các phiên bản tiếp theo:</w:t>
       </w:r>
     </w:p>
     <w:p>
@@ -12024,7 +16162,7 @@
         <w:pStyle w:val="FirstParagraph"/>
         <w:numPr>
           <w:ilvl w:val="0"/>
-          <w:numId w:val="1010"/>
+          <w:numId w:val="1014"/>
         </w:numPr>
       </w:pPr>
       <w:r>
@@ -12064,7 +16202,7 @@
         <w:pStyle w:val="FirstParagraph"/>
         <w:numPr>
           <w:ilvl w:val="0"/>
-          <w:numId w:val="1010"/>
+          <w:numId w:val="1014"/>
         </w:numPr>
       </w:pPr>
       <w:r>
@@ -12072,7 +16210,7 @@
           <w:b/>
           <w:bCs/>
         </w:rPr>
-        <w:t xml:space="preserve">Mở rộng kiểm thử E2E.</w:t>
+        <w:t xml:space="preserve">Mở rộng kiểm thử E2E MediaMTX.</w:t>
       </w:r>
       <w:r>
         <w:t xml:space="preserve"> </w:t>
@@ -12104,7 +16242,7 @@
         <w:pStyle w:val="FirstParagraph"/>
         <w:numPr>
           <w:ilvl w:val="0"/>
-          <w:numId w:val="1010"/>
+          <w:numId w:val="1014"/>
         </w:numPr>
       </w:pPr>
       <w:r>
@@ -12144,7 +16282,7 @@
         <w:pStyle w:val="FirstParagraph"/>
         <w:numPr>
           <w:ilvl w:val="0"/>
-          <w:numId w:val="1010"/>
+          <w:numId w:val="1014"/>
         </w:numPr>
       </w:pPr>
       <w:r>
@@ -12177,24 +16315,99 @@
       <w:pPr>
         <w:pStyle w:val="Heading2"/>
       </w:pPr>
-      <w:bookmarkStart w:id="89" w:name="_3fe3ef5f9c4840828577bb28ce7d79d9a1da355"/>
-      <w:r>
-        <w:t xml:space="preserve">Tính xác thực và khả năng tái lập</w:t>
-      </w:r>
-      <w:bookmarkEnd w:id="89"/>
+      <w:bookmarkStart w:id="95" w:name="_37fc1e12edd0180cecdbc6b3e2881005a5709a2"/>
+      <w:r>
+        <w:t xml:space="preserve">Lời cảm ơn và Tính tái lập</w:t>
+      </w:r>
+      <w:bookmarkEnd w:id="95"/>
     </w:p>
     <w:p>
       <w:pPr>
         <w:pStyle w:val="FirstParagraph"/>
       </w:pPr>
       <w:r>
-        <w:t xml:space="preserve">Toàn bộ kết quả trong bài báo có thể tái lập. Mã nguồn nằm trong kho</w:t>
-      </w:r>
-      <w:r>
-        <w:t xml:space="preserve"> </w:t>
-      </w:r>
-      <w:r>
-        <w:t xml:space="preserve">công khai</w:t>
+        <w:t xml:space="preserve">Nhóm tác giả (</w:t>
+      </w:r>
+      <w:r>
+        <w:rPr>
+          <w:b/>
+          <w:bCs/>
+        </w:rPr>
+        <w:t xml:space="preserve">Nguyễn Bình An</w:t>
+      </w:r>
+      <w:r>
+        <w:t xml:space="preserve">,</w:t>
+      </w:r>
+      <w:r>
+        <w:t xml:space="preserve"> </w:t>
+      </w:r>
+      <w:r>
+        <w:rPr>
+          <w:b/>
+          <w:bCs/>
+        </w:rPr>
+        <w:t xml:space="preserve">Trần Thanh Sơn</w:t>
+      </w:r>
+      <w:r>
+        <w:t xml:space="preserve">,</w:t>
+      </w:r>
+      <w:r>
+        <w:t xml:space="preserve"> </w:t>
+      </w:r>
+      <w:r>
+        <w:rPr>
+          <w:b/>
+          <w:bCs/>
+        </w:rPr>
+        <w:t xml:space="preserve">Nguyễn Vĩnh Phú</w:t>
+      </w:r>
+      <w:r>
+        <w:t xml:space="preserve">,</w:t>
+      </w:r>
+      <w:r>
+        <w:t xml:space="preserve"> </w:t>
+      </w:r>
+      <w:r>
+        <w:rPr>
+          <w:b/>
+          <w:bCs/>
+        </w:rPr>
+        <w:t xml:space="preserve">Đồng Hoàng Nguyên</w:t>
+      </w:r>
+      <w:r>
+        <w:t xml:space="preserve">) xin bày tỏ lòng biết ơn sâu sắc tới giảng viên hướng dẫn</w:t>
+      </w:r>
+      <w:r>
+        <w:t xml:space="preserve"> </w:t>
+      </w:r>
+      <w:r>
+        <w:rPr>
+          <w:b/>
+          <w:bCs/>
+        </w:rPr>
+        <w:t xml:space="preserve">Thầy Huỳnh Vang</w:t>
+      </w:r>
+      <w:r>
+        <w:t xml:space="preserve"> </w:t>
+      </w:r>
+      <w:r>
+        <w:t xml:space="preserve">cùng tập thể giảng viên tại</w:t>
+      </w:r>
+      <w:r>
+        <w:t xml:space="preserve"> </w:t>
+      </w:r>
+      <w:r>
+        <w:rPr>
+          <w:b/>
+          <w:bCs/>
+        </w:rPr>
+        <w:t xml:space="preserve">FPTU Quy Nhon AI Campus — FU Cahata</w:t>
+      </w:r>
+      <w:r>
+        <w:t xml:space="preserve"> </w:t>
+      </w:r>
+      <w:r>
+        <w:t xml:space="preserve">đã tận tình định hướng kiến trúc, góp ý chuyên môn và đồng hành cùng nhóm trong suốt học kỳ Fall 2026. Toàn bộ mã nguồn và kịch bản kiểm thử được công bố tại kho lưu trữ</w:t>
       </w:r>
       <w:r>
         <w:t xml:space="preserve"> </w:t>
@@ -12206,103 +16419,7 @@
         <w:t xml:space="preserve">TomOutfit/OmniCast_PRN232-PRM393_Project_Fa26Semester</w:t>
       </w:r>
       <w:r>
-        <w:t xml:space="preserve">;</w:t>
-      </w:r>
-      <w:r>
-        <w:t xml:space="preserve"> </w:t>
-      </w:r>
-      <w:r>
-        <w:t xml:space="preserve">ba lệnh chạy kiểm thử là</w:t>
-      </w:r>
-      <w:r>
-        <w:t xml:space="preserve"> </w:t>
-      </w:r>
-      <w:r>
-        <w:rPr>
-          <w:rStyle w:val="VerbatimChar"/>
-        </w:rPr>
-        <w:t xml:space="preserve">npm test</w:t>
-      </w:r>
-      <w:r>
-        <w:t xml:space="preserve"> </w:t>
-      </w:r>
-      <w:r>
-        <w:t xml:space="preserve">trong thư mục</w:t>
-      </w:r>
-      <w:r>
-        <w:t xml:space="preserve"> </w:t>
-      </w:r>
-      <w:r>
-        <w:rPr>
-          <w:rStyle w:val="VerbatimChar"/>
-        </w:rPr>
-        <w:t xml:space="preserve">backend</w:t>
-      </w:r>
-      <w:r>
-        <w:t xml:space="preserve">,</w:t>
-      </w:r>
-      <w:r>
-        <w:t xml:space="preserve"> </w:t>
-      </w:r>
-      <w:r>
-        <w:rPr>
-          <w:rStyle w:val="VerbatimChar"/>
-        </w:rPr>
-        <w:t xml:space="preserve">npx vitest run</w:t>
-      </w:r>
-      <w:r>
-        <w:t xml:space="preserve"> </w:t>
-      </w:r>
-      <w:r>
-        <w:t xml:space="preserve">trong</w:t>
-      </w:r>
-      <w:r>
-        <w:t xml:space="preserve"> </w:t>
-      </w:r>
-      <w:r>
-        <w:rPr>
-          <w:rStyle w:val="VerbatimChar"/>
-        </w:rPr>
-        <w:t xml:space="preserve">frontend</w:t>
-      </w:r>
-      <w:r>
-        <w:t xml:space="preserve"> </w:t>
-      </w:r>
-      <w:r>
-        <w:t xml:space="preserve">và</w:t>
-      </w:r>
-      <w:r>
-        <w:t xml:space="preserve"> </w:t>
-      </w:r>
-      <w:r>
-        <w:rPr>
-          <w:rStyle w:val="VerbatimChar"/>
-        </w:rPr>
-        <w:t xml:space="preserve">flutter test</w:t>
-      </w:r>
-      <w:r>
-        <w:t xml:space="preserve"> </w:t>
-      </w:r>
-      <w:r>
-        <w:t xml:space="preserve">trong</w:t>
-      </w:r>
-      <w:r>
-        <w:t xml:space="preserve"> </w:t>
-      </w:r>
-      <w:r>
-        <w:rPr>
-          <w:rStyle w:val="VerbatimChar"/>
-        </w:rPr>
-        <w:t xml:space="preserve">mobile</w:t>
-      </w:r>
-      <w:r>
-        <w:t xml:space="preserve">. Bảng kết quả nguyên bản</w:t>
-      </w:r>
-      <w:r>
-        <w:t xml:space="preserve"> </w:t>
-      </w:r>
-      <w:r>
-        <w:t xml:space="preserve">được đính kèm trong tài liệu kiểm thử đi kèm.</w:t>
+        <w:t xml:space="preserve">.</w:t>
       </w:r>
     </w:p>
     <w:p>
@@ -12334,7 +16451,7 @@
       <w:r>
         <w:t xml:space="preserve"> </w:t>
       </w:r>
-      <w:hyperlink r:id="rId90">
+      <w:hyperlink r:id="rId96">
         <w:r>
           <w:rPr>
             <w:rStyle w:val="Hyperlink"/>
@@ -12361,7 +16478,7 @@
       <w:r>
         <w:t xml:space="preserve"> </w:t>
       </w:r>
-      <w:hyperlink r:id="rId91">
+      <w:hyperlink r:id="rId97">
         <w:r>
           <w:rPr>
             <w:rStyle w:val="Hyperlink"/>
@@ -12388,7 +16505,7 @@
       <w:r>
         <w:t xml:space="preserve"> </w:t>
       </w:r>
-      <w:hyperlink r:id="rId92">
+      <w:hyperlink r:id="rId98">
         <w:r>
           <w:rPr>
             <w:rStyle w:val="Hyperlink"/>
@@ -12415,7 +16532,7 @@
       <w:r>
         <w:t xml:space="preserve"> </w:t>
       </w:r>
-      <w:hyperlink r:id="rId93">
+      <w:hyperlink r:id="rId99">
         <w:r>
           <w:rPr>
             <w:rStyle w:val="Hyperlink"/>
@@ -12510,7 +16627,7 @@
       <w:r>
         <w:t xml:space="preserve"> </w:t>
       </w:r>
-      <w:hyperlink r:id="rId94">
+      <w:hyperlink r:id="rId100">
         <w:r>
           <w:rPr>
             <w:rStyle w:val="Hyperlink"/>
@@ -12543,7 +16660,7 @@
       <w:r>
         <w:t xml:space="preserve"> </w:t>
       </w:r>
-      <w:hyperlink r:id="rId95">
+      <w:hyperlink r:id="rId101">
         <w:r>
           <w:rPr>
             <w:rStyle w:val="Hyperlink"/>
@@ -12570,7 +16687,7 @@
       <w:r>
         <w:t xml:space="preserve"> </w:t>
       </w:r>
-      <w:hyperlink r:id="rId96">
+      <w:hyperlink r:id="rId102">
         <w:r>
           <w:rPr>
             <w:rStyle w:val="Hyperlink"/>
@@ -12597,7 +16714,7 @@
       <w:r>
         <w:t xml:space="preserve"> </w:t>
       </w:r>
-      <w:hyperlink r:id="rId97">
+      <w:hyperlink r:id="rId103">
         <w:r>
           <w:rPr>
             <w:rStyle w:val="Hyperlink"/>
@@ -12624,7 +16741,7 @@
       <w:r>
         <w:t xml:space="preserve"> </w:t>
       </w:r>
-      <w:hyperlink r:id="rId98">
+      <w:hyperlink r:id="rId104">
         <w:r>
           <w:rPr>
             <w:rStyle w:val="Hyperlink"/>
@@ -12651,7 +16768,7 @@
       <w:r>
         <w:t xml:space="preserve"> </w:t>
       </w:r>
-      <w:hyperlink r:id="rId99">
+      <w:hyperlink r:id="rId105">
         <w:r>
           <w:rPr>
             <w:rStyle w:val="Hyperlink"/>
@@ -12696,7 +16813,7 @@
       <w:r>
         <w:t xml:space="preserve"> </w:t>
       </w:r>
-      <w:hyperlink r:id="rId100">
+      <w:hyperlink r:id="rId106">
         <w:r>
           <w:rPr>
             <w:rStyle w:val="Hyperlink"/>
@@ -12723,7 +16840,7 @@
       <w:r>
         <w:t xml:space="preserve"> </w:t>
       </w:r>
-      <w:hyperlink r:id="rId101">
+      <w:hyperlink r:id="rId107">
         <w:r>
           <w:rPr>
             <w:rStyle w:val="Hyperlink"/>
@@ -12750,7 +16867,7 @@
       <w:r>
         <w:t xml:space="preserve"> </w:t>
       </w:r>
-      <w:hyperlink r:id="rId102">
+      <w:hyperlink r:id="rId108">
         <w:r>
           <w:rPr>
             <w:rStyle w:val="Hyperlink"/>
@@ -12777,7 +16894,7 @@
       <w:r>
         <w:t xml:space="preserve"> </w:t>
       </w:r>
-      <w:hyperlink r:id="rId103">
+      <w:hyperlink r:id="rId109">
         <w:r>
           <w:rPr>
             <w:rStyle w:val="Hyperlink"/>
@@ -12804,7 +16921,7 @@
       <w:r>
         <w:t xml:space="preserve"> </w:t>
       </w:r>
-      <w:hyperlink r:id="rId104">
+      <w:hyperlink r:id="rId110">
         <w:r>
           <w:rPr>
             <w:rStyle w:val="Hyperlink"/>
@@ -12831,7 +16948,7 @@
       <w:r>
         <w:t xml:space="preserve"> </w:t>
       </w:r>
-      <w:hyperlink r:id="rId105">
+      <w:hyperlink r:id="rId111">
         <w:r>
           <w:rPr>
             <w:rStyle w:val="Hyperlink"/>
@@ -12858,7 +16975,7 @@
       <w:r>
         <w:t xml:space="preserve"> </w:t>
       </w:r>
-      <w:hyperlink r:id="rId106">
+      <w:hyperlink r:id="rId112">
         <w:r>
           <w:rPr>
             <w:rStyle w:val="Hyperlink"/>
@@ -12891,7 +17008,7 @@
       <w:r>
         <w:t xml:space="preserve"> </w:t>
       </w:r>
-      <w:hyperlink r:id="rId107">
+      <w:hyperlink r:id="rId113">
         <w:r>
           <w:rPr>
             <w:rStyle w:val="Hyperlink"/>
@@ -12918,7 +17035,7 @@
       <w:r>
         <w:t xml:space="preserve"> </w:t>
       </w:r>
-      <w:hyperlink r:id="rId108">
+      <w:hyperlink r:id="rId114">
         <w:r>
           <w:rPr>
             <w:rStyle w:val="Hyperlink"/>
@@ -12934,11 +17051,11 @@
       <w:pPr>
         <w:pStyle w:val="Heading1"/>
       </w:pPr>
-      <w:bookmarkStart w:id="109" w:name="_f0c7de559c0ec30c7731d1c2f17bd8ec251d16c"/>
+      <w:bookmarkStart w:id="115" w:name="_f0c7de559c0ec30c7731d1c2f17bd8ec251d16c"/>
       <w:r>
         <w:t xml:space="preserve">Phụ lục A: Danh mục endpoint REST</w:t>
       </w:r>
-      <w:bookmarkEnd w:id="109"/>
+      <w:bookmarkEnd w:id="115"/>
     </w:p>
     <w:p>
       <w:pPr>
@@ -14863,11 +18980,11 @@
       <w:pPr>
         <w:pStyle w:val="Heading1"/>
       </w:pPr>
-      <w:bookmarkStart w:id="110" w:name="_a249acb1700b4c50c38f6b1eb97ba6fba768d38"/>
+      <w:bookmarkStart w:id="116" w:name="_a249acb1700b4c50c38f6b1eb97ba6fba768d38"/>
       <w:r>
         <w:t xml:space="preserve">Phụ lục B: Quy mô mã nguồn</w:t>
       </w:r>
-      <w:bookmarkEnd w:id="110"/>
+      <w:bookmarkEnd w:id="116"/>
     </w:p>
     <w:p>
       <w:pPr>
@@ -14889,7 +19006,7 @@
         <w:t xml:space="preserve">công việc thực tế và là cơ sở để ước lượng công sức bảo trì.</w:t>
       </w:r>
     </w:p>
-    <w:bookmarkStart w:id="111" w:name="_4c0ce9aaa5b24d730a450db09a6754548449421"/>
+    <w:bookmarkStart w:id="117" w:name="_4c0ce9aaa5b24d730a450db09a6754548449421"/>
     <w:p>
       <w:pPr>
         <w:pStyle w:val="TableCaption"/>
@@ -15337,16 +19454,16 @@
         </w:tc>
       </w:tr>
     </w:tbl>
-    <w:bookmarkEnd w:id="111"/>
+    <w:bookmarkEnd w:id="117"/>
     <w:p>
       <w:pPr>
         <w:pStyle w:val="Heading1"/>
       </w:pPr>
-      <w:bookmarkStart w:id="112" w:name="_d7cd80794da40fb8f5ffc0f150b663b4b37e2dd"/>
+      <w:bookmarkStart w:id="118" w:name="_d7cd80794da40fb8f5ffc0f150b663b4b37e2dd"/>
       <w:r>
         <w:t xml:space="preserve">Phụ lục C: Cấu trúc kho mã nguồn</w:t>
       </w:r>
-      <w:bookmarkEnd w:id="112"/>
+      <w:bookmarkEnd w:id="118"/>
     </w:p>
     <w:p>
       <w:pPr>
@@ -16000,9 +20117,6 @@
     </w:lvlOverride>
   </w:num>
   <w:num w:numId="1003">
-    <w:abstractNumId w:val="991"/>
-  </w:num>
-  <w:num w:numId="1004">
     <w:abstractNumId w:val="99201"/>
     <w:lvlOverride w:ilvl="0">
       <w:startOverride w:val="1"/>
@@ -16031,6 +20145,9 @@
     <w:lvlOverride w:ilvl="8">
       <w:startOverride w:val="1"/>
     </w:lvlOverride>
+  </w:num>
+  <w:num w:numId="1004">
+    <w:abstractNumId w:val="991"/>
   </w:num>
   <w:num w:numId="1005">
     <w:abstractNumId w:val="99201"/>
@@ -16093,7 +20210,34 @@
     </w:lvlOverride>
   </w:num>
   <w:num w:numId="1007">
-    <w:abstractNumId w:val="991"/>
+    <w:abstractNumId w:val="99201"/>
+    <w:lvlOverride w:ilvl="0">
+      <w:startOverride w:val="1"/>
+    </w:lvlOverride>
+    <w:lvlOverride w:ilvl="1">
+      <w:startOverride w:val="1"/>
+    </w:lvlOverride>
+    <w:lvlOverride w:ilvl="2">
+      <w:startOverride w:val="1"/>
+    </w:lvlOverride>
+    <w:lvlOverride w:ilvl="3">
+      <w:startOverride w:val="1"/>
+    </w:lvlOverride>
+    <w:lvlOverride w:ilvl="4">
+      <w:startOverride w:val="1"/>
+    </w:lvlOverride>
+    <w:lvlOverride w:ilvl="5">
+      <w:startOverride w:val="1"/>
+    </w:lvlOverride>
+    <w:lvlOverride w:ilvl="6">
+      <w:startOverride w:val="1"/>
+    </w:lvlOverride>
+    <w:lvlOverride w:ilvl="7">
+      <w:startOverride w:val="1"/>
+    </w:lvlOverride>
+    <w:lvlOverride w:ilvl="8">
+      <w:startOverride w:val="1"/>
+    </w:lvlOverride>
   </w:num>
   <w:num w:numId="1008">
     <w:abstractNumId w:val="99201"/>
@@ -16126,9 +20270,75 @@
     </w:lvlOverride>
   </w:num>
   <w:num w:numId="1009">
+    <w:abstractNumId w:val="99201"/>
+    <w:lvlOverride w:ilvl="0">
+      <w:startOverride w:val="1"/>
+    </w:lvlOverride>
+    <w:lvlOverride w:ilvl="1">
+      <w:startOverride w:val="1"/>
+    </w:lvlOverride>
+    <w:lvlOverride w:ilvl="2">
+      <w:startOverride w:val="1"/>
+    </w:lvlOverride>
+    <w:lvlOverride w:ilvl="3">
+      <w:startOverride w:val="1"/>
+    </w:lvlOverride>
+    <w:lvlOverride w:ilvl="4">
+      <w:startOverride w:val="1"/>
+    </w:lvlOverride>
+    <w:lvlOverride w:ilvl="5">
+      <w:startOverride w:val="1"/>
+    </w:lvlOverride>
+    <w:lvlOverride w:ilvl="6">
+      <w:startOverride w:val="1"/>
+    </w:lvlOverride>
+    <w:lvlOverride w:ilvl="7">
+      <w:startOverride w:val="1"/>
+    </w:lvlOverride>
+    <w:lvlOverride w:ilvl="8">
+      <w:startOverride w:val="1"/>
+    </w:lvlOverride>
+  </w:num>
+  <w:num w:numId="1010">
     <w:abstractNumId w:val="991"/>
   </w:num>
-  <w:num w:numId="1010">
+  <w:num w:numId="1011">
+    <w:abstractNumId w:val="991"/>
+  </w:num>
+  <w:num w:numId="1012">
+    <w:abstractNumId w:val="99201"/>
+    <w:lvlOverride w:ilvl="0">
+      <w:startOverride w:val="1"/>
+    </w:lvlOverride>
+    <w:lvlOverride w:ilvl="1">
+      <w:startOverride w:val="1"/>
+    </w:lvlOverride>
+    <w:lvlOverride w:ilvl="2">
+      <w:startOverride w:val="1"/>
+    </w:lvlOverride>
+    <w:lvlOverride w:ilvl="3">
+      <w:startOverride w:val="1"/>
+    </w:lvlOverride>
+    <w:lvlOverride w:ilvl="4">
+      <w:startOverride w:val="1"/>
+    </w:lvlOverride>
+    <w:lvlOverride w:ilvl="5">
+      <w:startOverride w:val="1"/>
+    </w:lvlOverride>
+    <w:lvlOverride w:ilvl="6">
+      <w:startOverride w:val="1"/>
+    </w:lvlOverride>
+    <w:lvlOverride w:ilvl="7">
+      <w:startOverride w:val="1"/>
+    </w:lvlOverride>
+    <w:lvlOverride w:ilvl="8">
+      <w:startOverride w:val="1"/>
+    </w:lvlOverride>
+  </w:num>
+  <w:num w:numId="1013">
+    <w:abstractNumId w:val="991"/>
+  </w:num>
+  <w:num w:numId="1014">
     <w:abstractNumId w:val="99201"/>
     <w:lvlOverride w:ilvl="0">
       <w:startOverride w:val="1"/>
